--- a/word 버전 매뉴얼/A-1 데이터 카탈로그.docx
+++ b/word 버전 매뉴얼/A-1 데이터 카탈로그.docx
@@ -420,7 +420,7 @@
           <w:rPr>
             <w:rStyle w:val="Hyperlink"/>
           </w:rPr>
-          <w:t xml:space="preserve">4.7 실제로 어디서 채우나 — 플랫폼 매핑</w:t>
+          <w:t xml:space="preserve">4.7 항목별 작성 주체 — 플랫폼 매핑</w:t>
         </w:r>
       </w:hyperlink>
     </w:p>
@@ -617,9 +617,9 @@
         <w:tblLook w:firstRow="1"/>
       </w:tblPr>
       <w:tblGrid>
-        <w:gridCol w:w="2810"/>
-        <w:gridCol w:w="5171"/>
-        <w:gridCol w:w="1018"/>
+        <w:gridCol w:w="2735"/>
+        <w:gridCol w:w="5244"/>
+        <w:gridCol w:w="1020"/>
       </w:tblGrid>
       <w:tr>
         <w:trPr>
@@ -627,7 +627,7 @@
         </w:trPr>
         <w:tc>
           <w:tcPr>
-            <w:tcW w:type="pct" w:w="1499"/>
+            <w:tcW w:type="pct" w:w="1459"/>
             <w:shd w:val="clear" w:color="auto" w:fill="DCE8F5"/>
             <w:vAlign w:val="center"/>
           </w:tcPr>
@@ -646,7 +646,7 @@
         </w:tc>
         <w:tc>
           <w:tcPr>
-            <w:tcW w:type="pct" w:w="2758"/>
+            <w:tcW w:type="pct" w:w="2797"/>
             <w:shd w:val="clear" w:color="auto" w:fill="DCE8F5"/>
             <w:vAlign w:val="center"/>
           </w:tcPr>
@@ -665,7 +665,7 @@
         </w:tc>
         <w:tc>
           <w:tcPr>
-            <w:tcW w:type="pct" w:w="543"/>
+            <w:tcW w:type="pct" w:w="544"/>
             <w:shd w:val="clear" w:color="auto" w:fill="DCE8F5"/>
             <w:vAlign w:val="center"/>
           </w:tcPr>
@@ -686,7 +686,7 @@
       <w:tr>
         <w:tc>
           <w:tcPr>
-            <w:tcW w:type="pct" w:w="1499"/>
+            <w:tcW w:type="pct" w:w="1459"/>
             <w:vAlign w:val="center"/>
           </w:tcPr>
           <w:p>
@@ -701,7 +701,7 @@
         </w:tc>
         <w:tc>
           <w:tcPr>
-            <w:tcW w:type="pct" w:w="2758"/>
+            <w:tcW w:type="pct" w:w="2797"/>
             <w:vAlign w:val="center"/>
           </w:tcPr>
           <w:p>
@@ -716,7 +716,7 @@
         </w:tc>
         <w:tc>
           <w:tcPr>
-            <w:tcW w:type="pct" w:w="543"/>
+            <w:tcW w:type="pct" w:w="544"/>
             <w:vAlign w:val="center"/>
           </w:tcPr>
           <w:p>
@@ -738,7 +738,7 @@
       <w:tr>
         <w:tc>
           <w:tcPr>
-            <w:tcW w:type="pct" w:w="1499"/>
+            <w:tcW w:type="pct" w:w="1459"/>
             <w:vAlign w:val="center"/>
           </w:tcPr>
           <w:p>
@@ -753,7 +753,7 @@
         </w:tc>
         <w:tc>
           <w:tcPr>
-            <w:tcW w:type="pct" w:w="2758"/>
+            <w:tcW w:type="pct" w:w="2797"/>
             <w:vAlign w:val="center"/>
           </w:tcPr>
           <w:p>
@@ -768,7 +768,7 @@
         </w:tc>
         <w:tc>
           <w:tcPr>
-            <w:tcW w:type="pct" w:w="543"/>
+            <w:tcW w:type="pct" w:w="544"/>
             <w:vAlign w:val="center"/>
           </w:tcPr>
           <w:p>
@@ -790,7 +790,7 @@
       <w:tr>
         <w:tc>
           <w:tcPr>
-            <w:tcW w:type="pct" w:w="1499"/>
+            <w:tcW w:type="pct" w:w="1459"/>
             <w:vAlign w:val="center"/>
           </w:tcPr>
           <w:p>
@@ -805,7 +805,7 @@
         </w:tc>
         <w:tc>
           <w:tcPr>
-            <w:tcW w:type="pct" w:w="2758"/>
+            <w:tcW w:type="pct" w:w="2797"/>
             <w:vAlign w:val="center"/>
           </w:tcPr>
           <w:p>
@@ -820,7 +820,7 @@
         </w:tc>
         <w:tc>
           <w:tcPr>
-            <w:tcW w:type="pct" w:w="543"/>
+            <w:tcW w:type="pct" w:w="544"/>
             <w:vAlign w:val="center"/>
           </w:tcPr>
           <w:p>
@@ -842,37 +842,37 @@
       <w:tr>
         <w:tc>
           <w:tcPr>
-            <w:tcW w:type="pct" w:w="1499"/>
-            <w:vAlign w:val="center"/>
-          </w:tcPr>
-          <w:p>
-            <w:pPr>
-              <w:pStyle w:val="Compact"/>
-              <w:jc w:val="left"/>
-            </w:pPr>
-            <w:r>
-              <w:t xml:space="preserve">AI·현업이 필요한 데이터를 어떻게 쉽게 찾나</w:t>
-            </w:r>
-          </w:p>
-        </w:tc>
-        <w:tc>
-          <w:tcPr>
-            <w:tcW w:type="pct" w:w="2758"/>
-            <w:vAlign w:val="center"/>
-          </w:tcPr>
-          <w:p>
-            <w:pPr>
-              <w:pStyle w:val="Compact"/>
-              <w:jc w:val="left"/>
-            </w:pPr>
-            <w:r>
-              <w:t xml:space="preserve">업무 영역·데이터 유형·시스템·태그로 분류해 검색·탐색하고, 결과에서 위치·오너·접근을 한눈에 확인한다</w:t>
-            </w:r>
-          </w:p>
-        </w:tc>
-        <w:tc>
-          <w:tcPr>
-            <w:tcW w:type="pct" w:w="543"/>
+            <w:tcW w:type="pct" w:w="1459"/>
+            <w:vAlign w:val="center"/>
+          </w:tcPr>
+          <w:p>
+            <w:pPr>
+              <w:pStyle w:val="Compact"/>
+              <w:jc w:val="left"/>
+            </w:pPr>
+            <w:r>
+              <w:t xml:space="preserve">AI와 현업이 필요한 데이터를 어떻게 찾나</w:t>
+            </w:r>
+          </w:p>
+        </w:tc>
+        <w:tc>
+          <w:tcPr>
+            <w:tcW w:type="pct" w:w="2797"/>
+            <w:vAlign w:val="center"/>
+          </w:tcPr>
+          <w:p>
+            <w:pPr>
+              <w:pStyle w:val="Compact"/>
+              <w:jc w:val="left"/>
+            </w:pPr>
+            <w:r>
+              <w:t xml:space="preserve">업무 영역·데이터 유형·시스템·태그로 분류해 검색·탐색하고, 결과에서 위치·오너·접근을 함께 확인한다</w:t>
+            </w:r>
+          </w:p>
+        </w:tc>
+        <w:tc>
+          <w:tcPr>
+            <w:tcW w:type="pct" w:w="544"/>
             <w:vAlign w:val="center"/>
           </w:tcPr>
           <w:p>
@@ -894,7 +894,7 @@
       <w:tr>
         <w:tc>
           <w:tcPr>
-            <w:tcW w:type="pct" w:w="1499"/>
+            <w:tcW w:type="pct" w:w="1459"/>
             <w:vAlign w:val="center"/>
           </w:tcPr>
           <w:p>
@@ -909,7 +909,7 @@
         </w:tc>
         <w:tc>
           <w:tcPr>
-            <w:tcW w:type="pct" w:w="2758"/>
+            <w:tcW w:type="pct" w:w="2797"/>
             <w:vAlign w:val="center"/>
           </w:tcPr>
           <w:p>
@@ -924,7 +924,7 @@
         </w:tc>
         <w:tc>
           <w:tcPr>
-            <w:tcW w:type="pct" w:w="543"/>
+            <w:tcW w:type="pct" w:w="544"/>
             <w:vAlign w:val="center"/>
           </w:tcPr>
           <w:p>
@@ -1475,7 +1475,7 @@
         <w:pStyle w:val="FirstParagraph"/>
       </w:pPr>
       <w:r>
-        <w:t xml:space="preserve">데이터 카탈로그는 카탈로그 코어를 중심으로 네 가지 요소로 구성된다. 검색·탐색 체계(어떻게 찾나), 등록 항목(무엇을 기록하나), 분류 체계(어떻게 나누나), AI 활용 식별 정보(어떤 조건에서 활용 가능한가)이다. 등록 항목은 데이터를 설명하는 정보, 즉 메타데이터를 의미한다.</w:t>
+        <w:t xml:space="preserve">데이터 카탈로그는 카탈로그 코어를 중심으로 네 가지 요소로 구성된다. 검색·탐색 체계(데이터를 찾는 방법), 등록 항목(기록하는 정보), 분류 체계(분류 기준), AI 활용 식별 정보(활용 가능 조건)이다. 등록 항목은 데이터를 설명하는 정보, 즉 메타데이터를 의미한다.</w:t>
       </w:r>
     </w:p>
     <w:p>
@@ -1493,7 +1493,7 @@
               <a:graphicData uri="http://schemas.openxmlformats.org/drawingml/2006/picture">
                 <pic:pic>
                   <pic:nvPicPr>
-                    <pic:cNvPr descr="/sessions/inspiring-brave-volta/tmp/md2docx_qs_yv755/diagrams/d01.png" id="0" name="Picture"/>
+                    <pic:cNvPr descr="/sessions/inspiring-brave-volta/tmp/md2docx_xv8fvruc/diagrams/d01.png" id="0" name="Picture"/>
                     <pic:cNvPicPr>
                       <a:picLocks noChangeArrowheads="1" noChangeAspect="1"/>
                     </pic:cNvPicPr>
@@ -1677,7 +1677,7 @@
         <w:pStyle w:val="BodyText"/>
       </w:pPr>
       <w:r>
-        <w:t xml:space="preserve">예를 들어 품질 데이터를 조회할 때는 탐색 필터로 범위를 좁히고, 검색 결과 카드에서 위치·오너·접근·보안·AI 활용 여부를 한눈에 확인한다.</w:t>
+        <w:t xml:space="preserve">예를 들어 품질 데이터를 조회할 때는 탐색 필터로 범위를 좁히고, 검색 결과 카드에서 위치·오너·접근·보안·AI 활용 여부를 한 번에 확인한다.</w:t>
       </w:r>
     </w:p>
     <w:p>
@@ -1690,12 +1690,12 @@
           <wp:inline>
             <wp:extent cx="5334000" cy="2058924"/>
             <wp:effectExtent b="0" l="0" r="0" t="0"/>
-            <wp:docPr descr="데이터 카탈로그 검색 화면 모형 — 좌측 탐색 필터(업무 영역=품질·시스템=MES·데이터 유형=정형·태그=검사)로 범위를 좁히고 ’동박’으로 검색하면, 우측 결과 카드에 데이터명·보유 시스템·저장 위치·관리 조직·데이터 오너·접근 방법·보안 등급·AI 활용 여부가 한눈에 표시된다" title="" id="1" name="Picture"/>
+            <wp:docPr descr="데이터 카탈로그 검색 화면 모형 — 좌측 탐색 필터(업무 영역=품질·시스템=MES·데이터 유형=정형·태그=검사)로 범위를 좁히고 ’동박’으로 검색하면, 우측 결과 카드에 데이터명·보유 시스템·저장 위치·관리 조직·데이터 오너·접근 방법·보안 등급·AI 활용 여부가 함께 표시된다" title="" id="1" name="Picture"/>
             <a:graphic>
               <a:graphicData uri="http://schemas.openxmlformats.org/drawingml/2006/picture">
                 <pic:pic>
                   <pic:nvPicPr>
-                    <pic:cNvPr descr="/sessions/inspiring-brave-volta/tmp/md2docx_qs_yv755/diagrams/s01.png" id="0" name="Picture"/>
+                    <pic:cNvPr descr="/sessions/inspiring-brave-volta/tmp/md2docx_xv8fvruc/diagrams/s01.png" id="0" name="Picture"/>
                     <pic:cNvPicPr>
                       <a:picLocks noChangeArrowheads="1" noChangeAspect="1"/>
                     </pic:cNvPicPr>
@@ -1759,7 +1759,7 @@
         <w:pStyle w:val="FirstParagraph"/>
       </w:pPr>
       <w:r>
-        <w:t xml:space="preserve">데이터 카탈로그에는 데이터를 찾고 활용하는 데 필요한 최소 정보를 등록한다. 등록 항목은 성격에 따라 다섯 영역으로 나뉘며, 각 영역은 이용자가 데이터를 찾고 쓸 때 던지는 서로 다른 질문에 답한다.</w:t>
+        <w:t xml:space="preserve">데이터 카탈로그에는 데이터를 찾고 활용하는 데 필요한 최소 정보를 등록한다. 등록 항목은 성격에 따라 다섯 영역으로 나뉘며, 각 영역은 데이터를 찾고 활용할 때 확인하는 서로 다른 정보를 담는다.</w:t>
       </w:r>
     </w:p>
     <w:tbl>
@@ -1785,9 +1785,9 @@
         <w:tblLook w:firstRow="1"/>
       </w:tblPr>
       <w:tblGrid>
-        <w:gridCol w:w="2525"/>
-        <w:gridCol w:w="3000"/>
-        <w:gridCol w:w="3474"/>
+        <w:gridCol w:w="2767"/>
+        <w:gridCol w:w="2422"/>
+        <w:gridCol w:w="3810"/>
       </w:tblGrid>
       <w:tr>
         <w:trPr>
@@ -1795,7 +1795,7 @@
         </w:trPr>
         <w:tc>
           <w:tcPr>
-            <w:tcW w:type="pct" w:w="1347"/>
+            <w:tcW w:type="pct" w:w="1476"/>
             <w:shd w:val="clear" w:color="auto" w:fill="DCE8F5"/>
             <w:vAlign w:val="center"/>
           </w:tcPr>
@@ -1814,7 +1814,7 @@
         </w:tc>
         <w:tc>
           <w:tcPr>
-            <w:tcW w:type="pct" w:w="1600"/>
+            <w:tcW w:type="pct" w:w="1292"/>
             <w:shd w:val="clear" w:color="auto" w:fill="DCE8F5"/>
             <w:vAlign w:val="center"/>
           </w:tcPr>
@@ -1827,13 +1827,13 @@
               <w:rPr>
                 <w:b/>
               </w:rPr>
-              <w:t xml:space="preserve">무엇에 답하나</w:t>
-            </w:r>
-          </w:p>
-        </w:tc>
-        <w:tc>
-          <w:tcPr>
-            <w:tcW w:type="pct" w:w="1853"/>
+              <w:t xml:space="preserve">설명</w:t>
+            </w:r>
+          </w:p>
+        </w:tc>
+        <w:tc>
+          <w:tcPr>
+            <w:tcW w:type="pct" w:w="2032"/>
             <w:shd w:val="clear" w:color="auto" w:fill="DCE8F5"/>
             <w:vAlign w:val="center"/>
           </w:tcPr>
@@ -1854,7 +1854,7 @@
       <w:tr>
         <w:tc>
           <w:tcPr>
-            <w:tcW w:type="pct" w:w="1347"/>
+            <w:tcW w:type="pct" w:w="1476"/>
             <w:vAlign w:val="center"/>
           </w:tcPr>
           <w:p>
@@ -1869,22 +1869,22 @@
         </w:tc>
         <w:tc>
           <w:tcPr>
-            <w:tcW w:type="pct" w:w="1600"/>
-            <w:vAlign w:val="center"/>
-          </w:tcPr>
-          <w:p>
-            <w:pPr>
-              <w:pStyle w:val="Compact"/>
-              <w:jc w:val="left"/>
-            </w:pPr>
-            <w:r>
-              <w:t xml:space="preserve">무슨 데이터이고 어디에 쓰나</w:t>
-            </w:r>
-          </w:p>
-        </w:tc>
-        <w:tc>
-          <w:tcPr>
-            <w:tcW w:type="pct" w:w="1853"/>
+            <w:tcW w:type="pct" w:w="1292"/>
+            <w:vAlign w:val="center"/>
+          </w:tcPr>
+          <w:p>
+            <w:pPr>
+              <w:pStyle w:val="Compact"/>
+              <w:jc w:val="left"/>
+            </w:pPr>
+            <w:r>
+              <w:t xml:space="preserve">데이터의 내용과 용도</w:t>
+            </w:r>
+          </w:p>
+        </w:tc>
+        <w:tc>
+          <w:tcPr>
+            <w:tcW w:type="pct" w:w="2032"/>
             <w:vAlign w:val="center"/>
           </w:tcPr>
           <w:p>
@@ -1901,7 +1901,7 @@
       <w:tr>
         <w:tc>
           <w:tcPr>
-            <w:tcW w:type="pct" w:w="1347"/>
+            <w:tcW w:type="pct" w:w="1476"/>
             <w:vAlign w:val="center"/>
           </w:tcPr>
           <w:p>
@@ -1916,22 +1916,22 @@
         </w:tc>
         <w:tc>
           <w:tcPr>
-            <w:tcW w:type="pct" w:w="1600"/>
-            <w:vAlign w:val="center"/>
-          </w:tcPr>
-          <w:p>
-            <w:pPr>
-              <w:pStyle w:val="Compact"/>
-              <w:jc w:val="left"/>
-            </w:pPr>
-            <w:r>
-              <w:t xml:space="preserve">어느 시스템에 어떤 형태로 있나</w:t>
-            </w:r>
-          </w:p>
-        </w:tc>
-        <w:tc>
-          <w:tcPr>
-            <w:tcW w:type="pct" w:w="1853"/>
+            <w:tcW w:type="pct" w:w="1292"/>
+            <w:vAlign w:val="center"/>
+          </w:tcPr>
+          <w:p>
+            <w:pPr>
+              <w:pStyle w:val="Compact"/>
+              <w:jc w:val="left"/>
+            </w:pPr>
+            <w:r>
+              <w:t xml:space="preserve">보관 시스템과 형태</w:t>
+            </w:r>
+          </w:p>
+        </w:tc>
+        <w:tc>
+          <w:tcPr>
+            <w:tcW w:type="pct" w:w="2032"/>
             <w:vAlign w:val="center"/>
           </w:tcPr>
           <w:p>
@@ -1948,7 +1948,7 @@
       <w:tr>
         <w:tc>
           <w:tcPr>
-            <w:tcW w:type="pct" w:w="1347"/>
+            <w:tcW w:type="pct" w:w="1476"/>
             <w:vAlign w:val="center"/>
           </w:tcPr>
           <w:p>
@@ -1963,22 +1963,22 @@
         </w:tc>
         <w:tc>
           <w:tcPr>
-            <w:tcW w:type="pct" w:w="1600"/>
-            <w:vAlign w:val="center"/>
-          </w:tcPr>
-          <w:p>
-            <w:pPr>
-              <w:pStyle w:val="Compact"/>
-              <w:jc w:val="left"/>
-            </w:pPr>
-            <w:r>
-              <w:t xml:space="preserve">누가 관리하고 얼마나 자주 갱신되나</w:t>
-            </w:r>
-          </w:p>
-        </w:tc>
-        <w:tc>
-          <w:tcPr>
-            <w:tcW w:type="pct" w:w="1853"/>
+            <w:tcW w:type="pct" w:w="1292"/>
+            <w:vAlign w:val="center"/>
+          </w:tcPr>
+          <w:p>
+            <w:pPr>
+              <w:pStyle w:val="Compact"/>
+              <w:jc w:val="left"/>
+            </w:pPr>
+            <w:r>
+              <w:t xml:space="preserve">관리 주체와 갱신 주기</w:t>
+            </w:r>
+          </w:p>
+        </w:tc>
+        <w:tc>
+          <w:tcPr>
+            <w:tcW w:type="pct" w:w="2032"/>
             <w:vAlign w:val="center"/>
           </w:tcPr>
           <w:p>
@@ -1995,7 +1995,7 @@
       <w:tr>
         <w:tc>
           <w:tcPr>
-            <w:tcW w:type="pct" w:w="1347"/>
+            <w:tcW w:type="pct" w:w="1476"/>
             <w:vAlign w:val="center"/>
           </w:tcPr>
           <w:p>
@@ -2010,22 +2010,22 @@
         </w:tc>
         <w:tc>
           <w:tcPr>
-            <w:tcW w:type="pct" w:w="1600"/>
-            <w:vAlign w:val="center"/>
-          </w:tcPr>
-          <w:p>
-            <w:pPr>
-              <w:pStyle w:val="Compact"/>
-              <w:jc w:val="left"/>
-            </w:pPr>
-            <w:r>
-              <w:t xml:space="preserve">누가 볼 수 있고 민감정보가 있나</w:t>
-            </w:r>
-          </w:p>
-        </w:tc>
-        <w:tc>
-          <w:tcPr>
-            <w:tcW w:type="pct" w:w="1853"/>
+            <w:tcW w:type="pct" w:w="1292"/>
+            <w:vAlign w:val="center"/>
+          </w:tcPr>
+          <w:p>
+            <w:pPr>
+              <w:pStyle w:val="Compact"/>
+              <w:jc w:val="left"/>
+            </w:pPr>
+            <w:r>
+              <w:t xml:space="preserve">열람 범위와 민감정보 여부</w:t>
+            </w:r>
+          </w:p>
+        </w:tc>
+        <w:tc>
+          <w:tcPr>
+            <w:tcW w:type="pct" w:w="2032"/>
             <w:vAlign w:val="center"/>
           </w:tcPr>
           <w:p>
@@ -2042,7 +2042,7 @@
       <w:tr>
         <w:tc>
           <w:tcPr>
-            <w:tcW w:type="pct" w:w="1347"/>
+            <w:tcW w:type="pct" w:w="1476"/>
             <w:vAlign w:val="center"/>
           </w:tcPr>
           <w:p>
@@ -2057,22 +2057,22 @@
         </w:tc>
         <w:tc>
           <w:tcPr>
-            <w:tcW w:type="pct" w:w="1600"/>
-            <w:vAlign w:val="center"/>
-          </w:tcPr>
-          <w:p>
-            <w:pPr>
-              <w:pStyle w:val="Compact"/>
-              <w:jc w:val="left"/>
-            </w:pPr>
-            <w:r>
-              <w:t xml:space="preserve">AI에 바로 쓸 수 있는 상태인가</w:t>
-            </w:r>
-          </w:p>
-        </w:tc>
-        <w:tc>
-          <w:tcPr>
-            <w:tcW w:type="pct" w:w="1853"/>
+            <w:tcW w:type="pct" w:w="1292"/>
+            <w:vAlign w:val="center"/>
+          </w:tcPr>
+          <w:p>
+            <w:pPr>
+              <w:pStyle w:val="Compact"/>
+              <w:jc w:val="left"/>
+            </w:pPr>
+            <w:r>
+              <w:t xml:space="preserve">AI 활용 가능 상태</w:t>
+            </w:r>
+          </w:p>
+        </w:tc>
+        <w:tc>
+          <w:tcPr>
+            <w:tcW w:type="pct" w:w="2032"/>
             <w:vAlign w:val="center"/>
           </w:tcPr>
           <w:p>
@@ -2147,7 +2147,21 @@
         <w:pStyle w:val="BodyText"/>
       </w:pPr>
       <w:r>
-        <w:t xml:space="preserve">아래는 자산 1건을 등록할 때 채우는 대표 항목이다. 데이터 위치·관리 주체·접근 절차 등을 기록하며, 이 항목만으로도 필요한 데이터의 위치와 관리 정보를 확인할 수 있어야 한다. 필수는 등록을 위해 반드시 필요한 정보이고, 선택은 탐색·활용 편의를 높이는 정보이며, 작성 주체는 자동 수집 항목과 사람이 보완하는 항목으로 나뉜다.</w:t>
+        <w:t xml:space="preserve">아래는 자산 1건을 등록할 때 채우는 대표 항목이다. ’필수’는 없으면 자산을 찾을 수 없는 최소 항목, ’선택’은 있으면 탐색·활용이 편해지는 항목이다. ’작성 주체’는 그 항목을 누가 채우는지로 — 시스템이 원천에서 자동 수집하면 자동, 데이터 담당자가 직접 입력하면 오너, 보안 담당이 지정하면 보안이다(대부분 자동이고 사람은 의미·보안 항목만 보완한다 →</w:t>
+      </w:r>
+      <w:r>
+        <w:t xml:space="preserve"> </w:t>
+      </w:r>
+      <w:hyperlink w:anchor="s58">
+        <w:r>
+          <w:rPr>
+            <w:rStyle w:val="Hyperlink"/>
+          </w:rPr>
+          <w:t xml:space="preserve">§4.7</w:t>
+        </w:r>
+      </w:hyperlink>
+      <w:r>
+        <w:t xml:space="preserve">).</w:t>
       </w:r>
     </w:p>
     <w:tbl>
@@ -2173,11 +2187,10 @@
         <w:tblLook w:firstRow="1"/>
       </w:tblPr>
       <w:tblGrid>
-        <w:gridCol w:w="939"/>
-        <w:gridCol w:w="3553"/>
-        <w:gridCol w:w="939"/>
-        <w:gridCol w:w="939"/>
-        <w:gridCol w:w="2628"/>
+        <w:gridCol w:w="1111"/>
+        <w:gridCol w:w="5846"/>
+        <w:gridCol w:w="1018"/>
+        <w:gridCol w:w="1023"/>
       </w:tblGrid>
       <w:tr>
         <w:trPr>
@@ -2185,7 +2198,7 @@
         </w:trPr>
         <w:tc>
           <w:tcPr>
-            <w:tcW w:type="pct" w:w="501"/>
+            <w:tcW w:type="pct" w:w="593"/>
             <w:shd w:val="clear" w:color="auto" w:fill="DCE8F5"/>
             <w:vAlign w:val="center"/>
           </w:tcPr>
@@ -2204,7 +2217,7 @@
         </w:tc>
         <w:tc>
           <w:tcPr>
-            <w:tcW w:type="pct" w:w="1895"/>
+            <w:tcW w:type="pct" w:w="3118"/>
             <w:shd w:val="clear" w:color="auto" w:fill="DCE8F5"/>
             <w:vAlign w:val="center"/>
           </w:tcPr>
@@ -2217,13 +2230,13 @@
               <w:rPr>
                 <w:b/>
               </w:rPr>
-              <w:t xml:space="preserve">쉬운 의미</w:t>
-            </w:r>
-          </w:p>
-        </w:tc>
-        <w:tc>
-          <w:tcPr>
-            <w:tcW w:type="pct" w:w="501"/>
+              <w:t xml:space="preserve">의미</w:t>
+            </w:r>
+          </w:p>
+        </w:tc>
+        <w:tc>
+          <w:tcPr>
+            <w:tcW w:type="pct" w:w="543"/>
             <w:shd w:val="clear" w:color="auto" w:fill="DCE8F5"/>
             <w:vAlign w:val="center"/>
           </w:tcPr>
@@ -2242,7 +2255,7 @@
         </w:tc>
         <w:tc>
           <w:tcPr>
-            <w:tcW w:type="pct" w:w="501"/>
+            <w:tcW w:type="pct" w:w="546"/>
             <w:shd w:val="clear" w:color="auto" w:fill="DCE8F5"/>
             <w:vAlign w:val="center"/>
           </w:tcPr>
@@ -2259,30 +2272,11 @@
             </w:r>
           </w:p>
         </w:tc>
-        <w:tc>
-          <w:tcPr>
-            <w:tcW w:type="pct" w:w="1402"/>
-            <w:shd w:val="clear" w:color="auto" w:fill="DCE8F5"/>
-            <w:vAlign w:val="center"/>
-          </w:tcPr>
-          <w:p>
-            <w:pPr>
-              <w:pStyle w:val="Compact"/>
-              <w:jc w:val="left"/>
-            </w:pPr>
-            <w:r>
-              <w:rPr>
-                <w:b/>
-              </w:rPr>
-              <w:t xml:space="preserve">두산전자 예시값</w:t>
-            </w:r>
-          </w:p>
-        </w:tc>
-      </w:tr>
-      <w:tr>
-        <w:tc>
-          <w:tcPr>
-            <w:tcW w:type="pct" w:w="501"/>
+      </w:tr>
+      <w:tr>
+        <w:tc>
+          <w:tcPr>
+            <w:tcW w:type="pct" w:w="593"/>
             <w:vAlign w:val="center"/>
           </w:tcPr>
           <w:p>
@@ -2297,22 +2291,22 @@
         </w:tc>
         <w:tc>
           <w:tcPr>
-            <w:tcW w:type="pct" w:w="1895"/>
-            <w:vAlign w:val="center"/>
-          </w:tcPr>
-          <w:p>
-            <w:pPr>
-              <w:pStyle w:val="Compact"/>
-              <w:jc w:val="left"/>
-            </w:pPr>
-            <w:r>
-              <w:t xml:space="preserve">자산을 부르는 공식 이름. 약어만 쓰지 않는다</w:t>
-            </w:r>
-          </w:p>
-        </w:tc>
-        <w:tc>
-          <w:tcPr>
-            <w:tcW w:type="pct" w:w="501"/>
+            <w:tcW w:type="pct" w:w="3118"/>
+            <w:vAlign w:val="center"/>
+          </w:tcPr>
+          <w:p>
+            <w:pPr>
+              <w:pStyle w:val="Compact"/>
+              <w:jc w:val="left"/>
+            </w:pPr>
+            <w:r>
+              <w:t xml:space="preserve">자산을 부르는 공식 이름(약어만 쓰지 않음)</w:t>
+            </w:r>
+          </w:p>
+        </w:tc>
+        <w:tc>
+          <w:tcPr>
+            <w:tcW w:type="pct" w:w="543"/>
             <w:vAlign w:val="center"/>
           </w:tcPr>
           <w:p>
@@ -2327,7 +2321,7 @@
         </w:tc>
         <w:tc>
           <w:tcPr>
-            <w:tcW w:type="pct" w:w="501"/>
+            <w:tcW w:type="pct" w:w="546"/>
             <w:vAlign w:val="center"/>
           </w:tcPr>
           <w:p>
@@ -2336,33 +2330,15 @@
               <w:jc w:val="center"/>
             </w:pPr>
             <w:r>
-              <w:t xml:space="preserve">자동→오너</w:t>
-            </w:r>
-          </w:p>
-        </w:tc>
-        <w:tc>
-          <w:tcPr>
-            <w:tcW w:type="pct" w:w="1402"/>
-            <w:vAlign w:val="center"/>
-          </w:tcPr>
-          <w:p>
-            <w:pPr>
-              <w:pStyle w:val="Compact"/>
-              <w:jc w:val="left"/>
-            </w:pPr>
-            <w:r>
-              <w:rPr>
-                <w:rStyle w:val="VerbatimChar"/>
-              </w:rPr>
-              <w:t xml:space="preserve">일일 품질검사 결과 (INSP_RESULT)</w:t>
-            </w:r>
-          </w:p>
-        </w:tc>
-      </w:tr>
-      <w:tr>
-        <w:tc>
-          <w:tcPr>
-            <w:tcW w:type="pct" w:w="501"/>
+              <w:t xml:space="preserve">오너</w:t>
+            </w:r>
+          </w:p>
+        </w:tc>
+      </w:tr>
+      <w:tr>
+        <w:tc>
+          <w:tcPr>
+            <w:tcW w:type="pct" w:w="593"/>
             <w:vAlign w:val="center"/>
           </w:tcPr>
           <w:p>
@@ -2377,7 +2353,7 @@
         </w:tc>
         <w:tc>
           <w:tcPr>
-            <w:tcW w:type="pct" w:w="1895"/>
+            <w:tcW w:type="pct" w:w="3118"/>
             <w:vAlign w:val="center"/>
           </w:tcPr>
           <w:p>
@@ -2392,7 +2368,7 @@
         </w:tc>
         <w:tc>
           <w:tcPr>
-            <w:tcW w:type="pct" w:w="501"/>
+            <w:tcW w:type="pct" w:w="543"/>
             <w:vAlign w:val="center"/>
           </w:tcPr>
           <w:p>
@@ -2407,7 +2383,7 @@
         </w:tc>
         <w:tc>
           <w:tcPr>
-            <w:tcW w:type="pct" w:w="501"/>
+            <w:tcW w:type="pct" w:w="546"/>
             <w:vAlign w:val="center"/>
           </w:tcPr>
           <w:p>
@@ -2420,29 +2396,11 @@
             </w:r>
           </w:p>
         </w:tc>
-        <w:tc>
-          <w:tcPr>
-            <w:tcW w:type="pct" w:w="1402"/>
-            <w:vAlign w:val="center"/>
-          </w:tcPr>
-          <w:p>
-            <w:pPr>
-              <w:pStyle w:val="Compact"/>
-              <w:jc w:val="left"/>
-            </w:pPr>
-            <w:r>
-              <w:rPr>
-                <w:rStyle w:val="VerbatimChar"/>
-              </w:rPr>
-              <w:t xml:space="preserve">MES (생산 실행 시스템)</w:t>
-            </w:r>
-          </w:p>
-        </w:tc>
-      </w:tr>
-      <w:tr>
-        <w:tc>
-          <w:tcPr>
-            <w:tcW w:type="pct" w:w="501"/>
+      </w:tr>
+      <w:tr>
+        <w:tc>
+          <w:tcPr>
+            <w:tcW w:type="pct" w:w="593"/>
             <w:vAlign w:val="center"/>
           </w:tcPr>
           <w:p>
@@ -2457,22 +2415,22 @@
         </w:tc>
         <w:tc>
           <w:tcPr>
-            <w:tcW w:type="pct" w:w="1895"/>
-            <w:vAlign w:val="center"/>
-          </w:tcPr>
-          <w:p>
-            <w:pPr>
-              <w:pStyle w:val="Compact"/>
-              <w:jc w:val="left"/>
-            </w:pPr>
-            <w:r>
-              <w:t xml:space="preserve">테이블명·폴더 경로·DB 스키마 등 실제 위치</w:t>
-            </w:r>
-          </w:p>
-        </w:tc>
-        <w:tc>
-          <w:tcPr>
-            <w:tcW w:type="pct" w:w="501"/>
+            <w:tcW w:type="pct" w:w="3118"/>
+            <w:vAlign w:val="center"/>
+          </w:tcPr>
+          <w:p>
+            <w:pPr>
+              <w:pStyle w:val="Compact"/>
+              <w:jc w:val="left"/>
+            </w:pPr>
+            <w:r>
+              <w:t xml:space="preserve">테이블·폴더 경로·DB 스키마 등 실제 위치</w:t>
+            </w:r>
+          </w:p>
+        </w:tc>
+        <w:tc>
+          <w:tcPr>
+            <w:tcW w:type="pct" w:w="543"/>
             <w:vAlign w:val="center"/>
           </w:tcPr>
           <w:p>
@@ -2487,7 +2445,7 @@
         </w:tc>
         <w:tc>
           <w:tcPr>
-            <w:tcW w:type="pct" w:w="501"/>
+            <w:tcW w:type="pct" w:w="546"/>
             <w:vAlign w:val="center"/>
           </w:tcPr>
           <w:p>
@@ -2500,29 +2458,11 @@
             </w:r>
           </w:p>
         </w:tc>
-        <w:tc>
-          <w:tcPr>
-            <w:tcW w:type="pct" w:w="1402"/>
-            <w:vAlign w:val="center"/>
-          </w:tcPr>
-          <w:p>
-            <w:pPr>
-              <w:pStyle w:val="Compact"/>
-              <w:jc w:val="left"/>
-            </w:pPr>
-            <w:r>
-              <w:rPr>
-                <w:rStyle w:val="VerbatimChar"/>
-              </w:rPr>
-              <w:t xml:space="preserve">QMS.dbo.INSP_RESULT</w:t>
-            </w:r>
-          </w:p>
-        </w:tc>
-      </w:tr>
-      <w:tr>
-        <w:tc>
-          <w:tcPr>
-            <w:tcW w:type="pct" w:w="501"/>
+      </w:tr>
+      <w:tr>
+        <w:tc>
+          <w:tcPr>
+            <w:tcW w:type="pct" w:w="593"/>
             <w:vAlign w:val="center"/>
           </w:tcPr>
           <w:p>
@@ -2537,7 +2477,7 @@
         </w:tc>
         <w:tc>
           <w:tcPr>
-            <w:tcW w:type="pct" w:w="1895"/>
+            <w:tcW w:type="pct" w:w="3118"/>
             <w:vAlign w:val="center"/>
           </w:tcPr>
           <w:p>
@@ -2552,7 +2492,7 @@
         </w:tc>
         <w:tc>
           <w:tcPr>
-            <w:tcW w:type="pct" w:w="501"/>
+            <w:tcW w:type="pct" w:w="543"/>
             <w:vAlign w:val="center"/>
           </w:tcPr>
           <w:p>
@@ -2567,7 +2507,7 @@
         </w:tc>
         <w:tc>
           <w:tcPr>
-            <w:tcW w:type="pct" w:w="501"/>
+            <w:tcW w:type="pct" w:w="546"/>
             <w:vAlign w:val="center"/>
           </w:tcPr>
           <w:p>
@@ -2576,33 +2516,15 @@
               <w:jc w:val="center"/>
             </w:pPr>
             <w:r>
-              <w:t xml:space="preserve">자동→오너</w:t>
-            </w:r>
-          </w:p>
-        </w:tc>
-        <w:tc>
-          <w:tcPr>
-            <w:tcW w:type="pct" w:w="1402"/>
-            <w:vAlign w:val="center"/>
-          </w:tcPr>
-          <w:p>
-            <w:pPr>
-              <w:pStyle w:val="Compact"/>
-              <w:jc w:val="left"/>
-            </w:pPr>
-            <w:r>
-              <w:rPr>
-                <w:rStyle w:val="VerbatimChar"/>
-              </w:rPr>
-              <w:t xml:space="preserve">품질보증팀</w:t>
-            </w:r>
-          </w:p>
-        </w:tc>
-      </w:tr>
-      <w:tr>
-        <w:tc>
-          <w:tcPr>
-            <w:tcW w:type="pct" w:w="501"/>
+              <w:t xml:space="preserve">자동</w:t>
+            </w:r>
+          </w:p>
+        </w:tc>
+      </w:tr>
+      <w:tr>
+        <w:tc>
+          <w:tcPr>
+            <w:tcW w:type="pct" w:w="593"/>
             <w:vAlign w:val="center"/>
           </w:tcPr>
           <w:p>
@@ -2617,22 +2539,22 @@
         </w:tc>
         <w:tc>
           <w:tcPr>
-            <w:tcW w:type="pct" w:w="1895"/>
-            <w:vAlign w:val="center"/>
-          </w:tcPr>
-          <w:p>
-            <w:pPr>
-              <w:pStyle w:val="Compact"/>
-              <w:jc w:val="left"/>
-            </w:pPr>
-            <w:r>
-              <w:t xml:space="preserve">이 자산의 정확성·접근 정책을 책임지는 사람</w:t>
-            </w:r>
-          </w:p>
-        </w:tc>
-        <w:tc>
-          <w:tcPr>
-            <w:tcW w:type="pct" w:w="501"/>
+            <w:tcW w:type="pct" w:w="3118"/>
+            <w:vAlign w:val="center"/>
+          </w:tcPr>
+          <w:p>
+            <w:pPr>
+              <w:pStyle w:val="Compact"/>
+              <w:jc w:val="left"/>
+            </w:pPr>
+            <w:r>
+              <w:t xml:space="preserve">자산의 정확성·접근 정책을 책임지는 사람</w:t>
+            </w:r>
+          </w:p>
+        </w:tc>
+        <w:tc>
+          <w:tcPr>
+            <w:tcW w:type="pct" w:w="543"/>
             <w:vAlign w:val="center"/>
           </w:tcPr>
           <w:p>
@@ -2647,7 +2569,7 @@
         </w:tc>
         <w:tc>
           <w:tcPr>
-            <w:tcW w:type="pct" w:w="501"/>
+            <w:tcW w:type="pct" w:w="546"/>
             <w:vAlign w:val="center"/>
           </w:tcPr>
           <w:p>
@@ -2660,29 +2582,11 @@
             </w:r>
           </w:p>
         </w:tc>
-        <w:tc>
-          <w:tcPr>
-            <w:tcW w:type="pct" w:w="1402"/>
-            <w:vAlign w:val="center"/>
-          </w:tcPr>
-          <w:p>
-            <w:pPr>
-              <w:pStyle w:val="Compact"/>
-              <w:jc w:val="left"/>
-            </w:pPr>
-            <w:r>
-              <w:rPr>
-                <w:rStyle w:val="VerbatimChar"/>
-              </w:rPr>
-              <w:t xml:space="preserve">품질보증팀 김OO 책임</w:t>
-            </w:r>
-          </w:p>
-        </w:tc>
-      </w:tr>
-      <w:tr>
-        <w:tc>
-          <w:tcPr>
-            <w:tcW w:type="pct" w:w="501"/>
+      </w:tr>
+      <w:tr>
+        <w:tc>
+          <w:tcPr>
+            <w:tcW w:type="pct" w:w="593"/>
             <w:vAlign w:val="center"/>
           </w:tcPr>
           <w:p>
@@ -2697,22 +2601,22 @@
         </w:tc>
         <w:tc>
           <w:tcPr>
-            <w:tcW w:type="pct" w:w="1895"/>
-            <w:vAlign w:val="center"/>
-          </w:tcPr>
-          <w:p>
-            <w:pPr>
-              <w:pStyle w:val="Compact"/>
-              <w:jc w:val="left"/>
-            </w:pPr>
-            <w:r>
-              <w:t xml:space="preserve">이 자산에 접근하는 절차·방법</w:t>
-            </w:r>
-          </w:p>
-        </w:tc>
-        <w:tc>
-          <w:tcPr>
-            <w:tcW w:type="pct" w:w="501"/>
+            <w:tcW w:type="pct" w:w="3118"/>
+            <w:vAlign w:val="center"/>
+          </w:tcPr>
+          <w:p>
+            <w:pPr>
+              <w:pStyle w:val="Compact"/>
+              <w:jc w:val="left"/>
+            </w:pPr>
+            <w:r>
+              <w:t xml:space="preserve">자산에 접근하는 절차·방법</w:t>
+            </w:r>
+          </w:p>
+        </w:tc>
+        <w:tc>
+          <w:tcPr>
+            <w:tcW w:type="pct" w:w="543"/>
             <w:vAlign w:val="center"/>
           </w:tcPr>
           <w:p>
@@ -2727,7 +2631,7 @@
         </w:tc>
         <w:tc>
           <w:tcPr>
-            <w:tcW w:type="pct" w:w="501"/>
+            <w:tcW w:type="pct" w:w="546"/>
             <w:vAlign w:val="center"/>
           </w:tcPr>
           <w:p>
@@ -2740,29 +2644,11 @@
             </w:r>
           </w:p>
         </w:tc>
-        <w:tc>
-          <w:tcPr>
-            <w:tcW w:type="pct" w:w="1402"/>
-            <w:vAlign w:val="center"/>
-          </w:tcPr>
-          <w:p>
-            <w:pPr>
-              <w:pStyle w:val="Compact"/>
-              <w:jc w:val="left"/>
-            </w:pPr>
-            <w:r>
-              <w:rPr>
-                <w:rStyle w:val="VerbatimChar"/>
-              </w:rPr>
-              <w:t xml:space="preserve">데이터 신청 → QMS 조회 권한 신청 (1일 내 승인)</w:t>
-            </w:r>
-          </w:p>
-        </w:tc>
-      </w:tr>
-      <w:tr>
-        <w:tc>
-          <w:tcPr>
-            <w:tcW w:type="pct" w:w="501"/>
+      </w:tr>
+      <w:tr>
+        <w:tc>
+          <w:tcPr>
+            <w:tcW w:type="pct" w:w="593"/>
             <w:vAlign w:val="center"/>
           </w:tcPr>
           <w:p>
@@ -2777,7 +2663,7 @@
         </w:tc>
         <w:tc>
           <w:tcPr>
-            <w:tcW w:type="pct" w:w="1895"/>
+            <w:tcW w:type="pct" w:w="3118"/>
             <w:vAlign w:val="center"/>
           </w:tcPr>
           <w:p>
@@ -2792,7 +2678,7 @@
         </w:tc>
         <w:tc>
           <w:tcPr>
-            <w:tcW w:type="pct" w:w="501"/>
+            <w:tcW w:type="pct" w:w="543"/>
             <w:vAlign w:val="center"/>
           </w:tcPr>
           <w:p>
@@ -2807,7 +2693,7 @@
         </w:tc>
         <w:tc>
           <w:tcPr>
-            <w:tcW w:type="pct" w:w="501"/>
+            <w:tcW w:type="pct" w:w="546"/>
             <w:vAlign w:val="center"/>
           </w:tcPr>
           <w:p>
@@ -2820,29 +2706,11 @@
             </w:r>
           </w:p>
         </w:tc>
-        <w:tc>
-          <w:tcPr>
-            <w:tcW w:type="pct" w:w="1402"/>
-            <w:vAlign w:val="center"/>
-          </w:tcPr>
-          <w:p>
-            <w:pPr>
-              <w:pStyle w:val="Compact"/>
-              <w:jc w:val="left"/>
-            </w:pPr>
-            <w:r>
-              <w:rPr>
-                <w:rStyle w:val="VerbatimChar"/>
-              </w:rPr>
-              <w:t xml:space="preserve">정형(Table)</w:t>
-            </w:r>
-          </w:p>
-        </w:tc>
-      </w:tr>
-      <w:tr>
-        <w:tc>
-          <w:tcPr>
-            <w:tcW w:type="pct" w:w="501"/>
+      </w:tr>
+      <w:tr>
+        <w:tc>
+          <w:tcPr>
+            <w:tcW w:type="pct" w:w="593"/>
             <w:vAlign w:val="center"/>
           </w:tcPr>
           <w:p>
@@ -2857,7 +2725,7 @@
         </w:tc>
         <w:tc>
           <w:tcPr>
-            <w:tcW w:type="pct" w:w="1895"/>
+            <w:tcW w:type="pct" w:w="3118"/>
             <w:vAlign w:val="center"/>
           </w:tcPr>
           <w:p>
@@ -2872,7 +2740,7 @@
         </w:tc>
         <w:tc>
           <w:tcPr>
-            <w:tcW w:type="pct" w:w="501"/>
+            <w:tcW w:type="pct" w:w="543"/>
             <w:vAlign w:val="center"/>
           </w:tcPr>
           <w:p>
@@ -2887,7 +2755,7 @@
         </w:tc>
         <w:tc>
           <w:tcPr>
-            <w:tcW w:type="pct" w:w="501"/>
+            <w:tcW w:type="pct" w:w="546"/>
             <w:vAlign w:val="center"/>
           </w:tcPr>
           <w:p>
@@ -2900,29 +2768,11 @@
             </w:r>
           </w:p>
         </w:tc>
-        <w:tc>
-          <w:tcPr>
-            <w:tcW w:type="pct" w:w="1402"/>
-            <w:vAlign w:val="center"/>
-          </w:tcPr>
-          <w:p>
-            <w:pPr>
-              <w:pStyle w:val="Compact"/>
-              <w:jc w:val="left"/>
-            </w:pPr>
-            <w:r>
-              <w:rPr>
-                <w:rStyle w:val="VerbatimChar"/>
-              </w:rPr>
-              <w:t xml:space="preserve">일 1회 (전일 생산 마감 후 00:30 반영)</w:t>
-            </w:r>
-          </w:p>
-        </w:tc>
-      </w:tr>
-      <w:tr>
-        <w:tc>
-          <w:tcPr>
-            <w:tcW w:type="pct" w:w="501"/>
+      </w:tr>
+      <w:tr>
+        <w:tc>
+          <w:tcPr>
+            <w:tcW w:type="pct" w:w="593"/>
             <w:vAlign w:val="center"/>
           </w:tcPr>
           <w:p>
@@ -2937,7 +2787,7 @@
         </w:tc>
         <w:tc>
           <w:tcPr>
-            <w:tcW w:type="pct" w:w="1895"/>
+            <w:tcW w:type="pct" w:w="3118"/>
             <w:vAlign w:val="center"/>
           </w:tcPr>
           <w:p>
@@ -2963,7 +2813,7 @@
         </w:tc>
         <w:tc>
           <w:tcPr>
-            <w:tcW w:type="pct" w:w="501"/>
+            <w:tcW w:type="pct" w:w="543"/>
             <w:vAlign w:val="center"/>
           </w:tcPr>
           <w:p>
@@ -2978,7 +2828,7 @@
         </w:tc>
         <w:tc>
           <w:tcPr>
-            <w:tcW w:type="pct" w:w="501"/>
+            <w:tcW w:type="pct" w:w="546"/>
             <w:vAlign w:val="center"/>
           </w:tcPr>
           <w:p>
@@ -2987,33 +2837,15 @@
               <w:jc w:val="center"/>
             </w:pPr>
             <w:r>
-              <w:t xml:space="preserve">자동→오너</w:t>
-            </w:r>
-          </w:p>
-        </w:tc>
-        <w:tc>
-          <w:tcPr>
-            <w:tcW w:type="pct" w:w="1402"/>
-            <w:vAlign w:val="center"/>
-          </w:tcPr>
-          <w:p>
-            <w:pPr>
-              <w:pStyle w:val="Compact"/>
-              <w:jc w:val="left"/>
-            </w:pPr>
-            <w:r>
-              <w:rPr>
-                <w:rStyle w:val="VerbatimChar"/>
-              </w:rPr>
-              <w:t xml:space="preserve">검증 완료 (완전성 96·정확성 92)</w:t>
-            </w:r>
-          </w:p>
-        </w:tc>
-      </w:tr>
-      <w:tr>
-        <w:tc>
-          <w:tcPr>
-            <w:tcW w:type="pct" w:w="501"/>
+              <w:t xml:space="preserve">자동</w:t>
+            </w:r>
+          </w:p>
+        </w:tc>
+      </w:tr>
+      <w:tr>
+        <w:tc>
+          <w:tcPr>
+            <w:tcW w:type="pct" w:w="593"/>
             <w:vAlign w:val="center"/>
           </w:tcPr>
           <w:p>
@@ -3028,22 +2860,22 @@
         </w:tc>
         <w:tc>
           <w:tcPr>
-            <w:tcW w:type="pct" w:w="1895"/>
-            <w:vAlign w:val="center"/>
-          </w:tcPr>
-          <w:p>
-            <w:pPr>
-              <w:pStyle w:val="Compact"/>
-              <w:jc w:val="left"/>
-            </w:pPr>
-            <w:r>
-              <w:t xml:space="preserve">자산이 처음 등록된 시점과 마지막으로 바뀐 시점(이력)</w:t>
-            </w:r>
-          </w:p>
-        </w:tc>
-        <w:tc>
-          <w:tcPr>
-            <w:tcW w:type="pct" w:w="501"/>
+            <w:tcW w:type="pct" w:w="3118"/>
+            <w:vAlign w:val="center"/>
+          </w:tcPr>
+          <w:p>
+            <w:pPr>
+              <w:pStyle w:val="Compact"/>
+              <w:jc w:val="left"/>
+            </w:pPr>
+            <w:r>
+              <w:t xml:space="preserve">자산이 처음 등록된 시점과 마지막으로 바뀐 시점</w:t>
+            </w:r>
+          </w:p>
+        </w:tc>
+        <w:tc>
+          <w:tcPr>
+            <w:tcW w:type="pct" w:w="543"/>
             <w:vAlign w:val="center"/>
           </w:tcPr>
           <w:p>
@@ -3058,7 +2890,7 @@
         </w:tc>
         <w:tc>
           <w:tcPr>
-            <w:tcW w:type="pct" w:w="501"/>
+            <w:tcW w:type="pct" w:w="546"/>
             <w:vAlign w:val="center"/>
           </w:tcPr>
           <w:p>
@@ -3071,29 +2903,11 @@
             </w:r>
           </w:p>
         </w:tc>
-        <w:tc>
-          <w:tcPr>
-            <w:tcW w:type="pct" w:w="1402"/>
-            <w:vAlign w:val="center"/>
-          </w:tcPr>
-          <w:p>
-            <w:pPr>
-              <w:pStyle w:val="Compact"/>
-              <w:jc w:val="left"/>
-            </w:pPr>
-            <w:r>
-              <w:rPr>
-                <w:rStyle w:val="VerbatimChar"/>
-              </w:rPr>
-              <w:t xml:space="preserve">생성 2024-03-15 / 최종변경 2025-01-20</w:t>
-            </w:r>
-          </w:p>
-        </w:tc>
-      </w:tr>
-      <w:tr>
-        <w:tc>
-          <w:tcPr>
-            <w:tcW w:type="pct" w:w="501"/>
+      </w:tr>
+      <w:tr>
+        <w:tc>
+          <w:tcPr>
+            <w:tcW w:type="pct" w:w="593"/>
             <w:vAlign w:val="center"/>
           </w:tcPr>
           <w:p>
@@ -3108,7 +2922,7 @@
         </w:tc>
         <w:tc>
           <w:tcPr>
-            <w:tcW w:type="pct" w:w="1895"/>
+            <w:tcW w:type="pct" w:w="3118"/>
             <w:vAlign w:val="center"/>
           </w:tcPr>
           <w:p>
@@ -3123,7 +2937,7 @@
         </w:tc>
         <w:tc>
           <w:tcPr>
-            <w:tcW w:type="pct" w:w="501"/>
+            <w:tcW w:type="pct" w:w="543"/>
             <w:vAlign w:val="center"/>
           </w:tcPr>
           <w:p>
@@ -3138,7 +2952,7 @@
         </w:tc>
         <w:tc>
           <w:tcPr>
-            <w:tcW w:type="pct" w:w="501"/>
+            <w:tcW w:type="pct" w:w="546"/>
             <w:vAlign w:val="center"/>
           </w:tcPr>
           <w:p>
@@ -3151,29 +2965,11 @@
             </w:r>
           </w:p>
         </w:tc>
-        <w:tc>
-          <w:tcPr>
-            <w:tcW w:type="pct" w:w="1402"/>
-            <w:vAlign w:val="center"/>
-          </w:tcPr>
-          <w:p>
-            <w:pPr>
-              <w:pStyle w:val="Compact"/>
-              <w:jc w:val="left"/>
-            </w:pPr>
-            <w:r>
-              <w:rPr>
-                <w:rStyle w:val="VerbatimChar"/>
-              </w:rPr>
-              <w:t xml:space="preserve">대외비</w:t>
-            </w:r>
-          </w:p>
-        </w:tc>
-      </w:tr>
-      <w:tr>
-        <w:tc>
-          <w:tcPr>
-            <w:tcW w:type="pct" w:w="501"/>
+      </w:tr>
+      <w:tr>
+        <w:tc>
+          <w:tcPr>
+            <w:tcW w:type="pct" w:w="593"/>
             <w:vAlign w:val="center"/>
           </w:tcPr>
           <w:p>
@@ -3188,7 +2984,7 @@
         </w:tc>
         <w:tc>
           <w:tcPr>
-            <w:tcW w:type="pct" w:w="1895"/>
+            <w:tcW w:type="pct" w:w="3118"/>
             <w:vAlign w:val="center"/>
           </w:tcPr>
           <w:p>
@@ -3203,7 +2999,7 @@
         </w:tc>
         <w:tc>
           <w:tcPr>
-            <w:tcW w:type="pct" w:w="501"/>
+            <w:tcW w:type="pct" w:w="543"/>
             <w:vAlign w:val="center"/>
           </w:tcPr>
           <w:p>
@@ -3218,7 +3014,7 @@
         </w:tc>
         <w:tc>
           <w:tcPr>
-            <w:tcW w:type="pct" w:w="501"/>
+            <w:tcW w:type="pct" w:w="546"/>
             <w:vAlign w:val="center"/>
           </w:tcPr>
           <w:p>
@@ -3228,24 +3024,6 @@
             </w:pPr>
             <w:r>
               <w:t xml:space="preserve">오너</w:t>
-            </w:r>
-          </w:p>
-        </w:tc>
-        <w:tc>
-          <w:tcPr>
-            <w:tcW w:type="pct" w:w="1402"/>
-            <w:vAlign w:val="center"/>
-          </w:tcPr>
-          <w:p>
-            <w:pPr>
-              <w:pStyle w:val="Compact"/>
-              <w:jc w:val="left"/>
-            </w:pPr>
-            <w:r>
-              <w:rPr>
-                <w:rStyle w:val="VerbatimChar"/>
-              </w:rPr>
-              <w:t xml:space="preserve">#품질 #검사 #동박 #MES</w:t>
             </w:r>
           </w:p>
         </w:tc>
@@ -4205,7 +3983,7 @@
               <w:rPr>
                 <w:b/>
               </w:rPr>
-              <w:t xml:space="preserve">쉬운 의미</w:t>
+              <w:t xml:space="preserve">의미</w:t>
             </w:r>
           </w:p>
         </w:tc>
@@ -4485,7 +4263,7 @@
         <w:pStyle w:val="BodyText"/>
       </w:pPr>
       <w:r>
-        <w:t xml:space="preserve">예를 들어 결함 예측 과제가 이미 전처리·구조화해 둔 검사 데이터에</w:t>
+        <w:t xml:space="preserve">예를 들어 결함 예측 과제가 이미 전처리·구조화한 검사 데이터에</w:t>
       </w:r>
       <w:r>
         <w:t xml:space="preserve"> </w:t>
@@ -4503,7 +4281,7 @@
         <w:t xml:space="preserve"> </w:t>
       </w:r>
       <w:r>
-        <w:t xml:space="preserve">표시가 붙어 있으면, 다음 과제는 같은 데이터를 다시 준비하지 않고 바로 가져다 쓴다. 이 식별 정보가 데이터 자산이 과제를 거치며 축적·재사용되는 출발점이 된다.</w:t>
+        <w:t xml:space="preserve">표시가 있으면, 다음 과제는 같은 데이터를 다시 준비하지 않고 그대로 재사용한다. 이 식별 정보가 데이터 자산이 과제를 거치며 축적·재사용되는 출발점이 된다.</w:t>
       </w:r>
     </w:p>
     <w:p>
@@ -4545,22 +4323,7 @@
         <w:pStyle w:val="BodyText"/>
       </w:pPr>
       <w:r>
-        <w:t xml:space="preserve">핵심은 하나다 — 세 가지 지표로 자산을 평가해</w:t>
-      </w:r>
-      <w:r>
-        <w:t xml:space="preserve"> </w:t>
-      </w:r>
-      <w:r>
-        <w:t xml:space="preserve">“</w:t>
-      </w:r>
-      <w:r>
-        <w:t xml:space="preserve">먼저 들어갈 카탈로그</w:t>
-      </w:r>
-      <w:r>
-        <w:t xml:space="preserve">”</w:t>
-      </w:r>
-      <w:r>
-        <w:t xml:space="preserve">를 정의하고, 나머지는 다음 차수로 미룬다. 아래 그림이 전체 판단 흐름이다. 세 지표로 우선 대상을 가르고(3.1), 양이 많은 정형 데이터는 사용량으로 더 잘게 줄 세운 뒤(3.2), 유형마다 무엇을 넣고 뺄지(3.3)를 적용한다.</w:t>
+        <w:t xml:space="preserve">등록 우선순위는 세 가지 지표로 결정한다. 지표로 자산을 평가해 우선 등록할 대상을 정의하고, 나머지는 다음 차수로 미룬다. 전체 판단 흐름은 아래와 같다 — 세 지표로 우선 대상을 선별하고(3.1), 대상이 많은 정형 데이터는 사용량 기준으로 우선순위를 추가 설정하며(3.2), 유형별 등록·제외 기준을 적용한다(3.3).</w:t>
       </w:r>
     </w:p>
     <w:p>
@@ -4571,14 +4334,14 @@
       <w:r>
         <w:drawing>
           <wp:inline>
-            <wp:extent cx="5334000" cy="4982401"/>
+            <wp:extent cx="5334000" cy="5104671"/>
             <wp:effectExtent b="0" l="0" r="0" t="0"/>
             <wp:docPr descr="" title="" id="1" name="Picture"/>
             <a:graphic>
               <a:graphicData uri="http://schemas.openxmlformats.org/drawingml/2006/picture">
                 <pic:pic>
                   <pic:nvPicPr>
-                    <pic:cNvPr descr="/sessions/inspiring-brave-volta/tmp/md2docx_qs_yv755/diagrams/d02.png" id="0" name="Picture"/>
+                    <pic:cNvPr descr="/sessions/inspiring-brave-volta/tmp/md2docx_xv8fvruc/diagrams/d02.png" id="0" name="Picture"/>
                     <pic:cNvPicPr>
                       <a:picLocks noChangeArrowheads="1" noChangeAspect="1"/>
                     </pic:cNvPicPr>
@@ -4592,7 +4355,7 @@
                   <pic:spPr bwMode="auto">
                     <a:xfrm>
                       <a:off x="0" y="0"/>
-                      <a:ext cx="5334000" cy="4982401"/>
+                      <a:ext cx="5334000" cy="5104671"/>
                     </a:xfrm>
                     <a:prstGeom prst="rect">
                       <a:avLst/>
@@ -4915,22 +4678,7 @@
         <w:pStyle w:val="FirstParagraph"/>
       </w:pPr>
       <w:r>
-        <w:t xml:space="preserve">3.1의 세 지표 중 업무 중요도·재사용성은 정형 데이터에서 판단하기 어렵다. 테이블이 수천∼수만 개라 사람이 일일이</w:t>
-      </w:r>
-      <w:r>
-        <w:t xml:space="preserve"> </w:t>
-      </w:r>
-      <w:r>
-        <w:t xml:space="preserve">“</w:t>
-      </w:r>
-      <w:r>
-        <w:t xml:space="preserve">이건 중요한가</w:t>
-      </w:r>
-      <w:r>
-        <w:t xml:space="preserve">”</w:t>
-      </w:r>
-      <w:r>
-        <w:t xml:space="preserve">를 따질 수 없기 때문이다. 그래서 정형 데이터는 실제 사용량 로그로 활용도를 정량화해 줄을 세운다 — 자주·널리 쓰이는 테이블일수록 중요·재사용 자산이라는 원리다.</w:t>
+        <w:t xml:space="preserve">3.1의 세 지표 중 업무 중요도·재사용성은 정형 데이터에서 직접 판단하기 어렵다. 테이블이 수천∼수만 개에 이르러 개별 중요도를 일일이 판단할 수 없기 때문이다. 따라서 정형 데이터는 실제 사용량 로그로 활용도를 정량화해 우선순위를 정한다. 자주·널리 사용되는 테이블일수록 중요도·재사용성이 높은 자산이다.</w:t>
       </w:r>
     </w:p>
     <w:p>
@@ -4956,7 +4704,7 @@
               <a:graphicData uri="http://schemas.openxmlformats.org/drawingml/2006/picture">
                 <pic:pic>
                   <pic:nvPicPr>
-                    <pic:cNvPr descr="/sessions/inspiring-brave-volta/tmp/md2docx_qs_yv755/diagrams/d03.png" id="0" name="Picture"/>
+                    <pic:cNvPr descr="/sessions/inspiring-brave-volta/tmp/md2docx_xv8fvruc/diagrams/d03.png" id="0" name="Picture"/>
                     <pic:cNvPicPr>
                       <a:picLocks noChangeArrowheads="1" noChangeAspect="1"/>
                     </pic:cNvPicPr>
@@ -5259,7 +5007,7 @@
         <w:pStyle w:val="FirstParagraph"/>
       </w:pPr>
       <w:r>
-        <w:t xml:space="preserve">유형마다 무엇을 올리고 무엇을 빼는지가 다르다. 핵심은 여러 사람이 반복 참조하고 재사용 가치가 있으며 오너·위치가 분명한 자산만 등록하는 것이다.</w:t>
+        <w:t xml:space="preserve">유형별로 등록 대상과 제외 기준이 다르다. 공통 원칙은 여러 사람이 반복 참조하고 재사용 가치가 있으며 오너·위치가 분명한 자산만 등록하는 것이다.</w:t>
       </w:r>
     </w:p>
     <w:tbl>
@@ -5644,7 +5392,7 @@
               <a:graphicData uri="http://schemas.openxmlformats.org/drawingml/2006/picture">
                 <pic:pic>
                   <pic:nvPicPr>
-                    <pic:cNvPr descr="/sessions/inspiring-brave-volta/tmp/md2docx_qs_yv755/diagrams/d04.png" id="0" name="Picture"/>
+                    <pic:cNvPr descr="/sessions/inspiring-brave-volta/tmp/md2docx_xv8fvruc/diagrams/d04.png" id="0" name="Picture"/>
                     <pic:cNvPicPr>
                       <a:picLocks noChangeArrowheads="1" noChangeAspect="1"/>
                     </pic:cNvPicPr>
@@ -6246,14 +5994,14 @@
       <w:r>
         <w:drawing>
           <wp:inline>
-            <wp:extent cx="2186241" cy="7680960"/>
+            <wp:extent cx="5334000" cy="4435928"/>
             <wp:effectExtent b="0" l="0" r="0" t="0"/>
             <wp:docPr descr="" title="" id="1" name="Picture"/>
             <a:graphic>
               <a:graphicData uri="http://schemas.openxmlformats.org/drawingml/2006/picture">
                 <pic:pic>
                   <pic:nvPicPr>
-                    <pic:cNvPr descr="/sessions/inspiring-brave-volta/tmp/md2docx_qs_yv755/diagrams/d05.png" id="0" name="Picture"/>
+                    <pic:cNvPr descr="/sessions/inspiring-brave-volta/tmp/md2docx_xv8fvruc/diagrams/d05.png" id="0" name="Picture"/>
                     <pic:cNvPicPr>
                       <a:picLocks noChangeArrowheads="1" noChangeAspect="1"/>
                     </pic:cNvPicPr>
@@ -6267,7 +6015,7 @@
                   <pic:spPr bwMode="auto">
                     <a:xfrm>
                       <a:off x="0" y="0"/>
-                      <a:ext cx="2186241" cy="7680960"/>
+                      <a:ext cx="5334000" cy="4435928"/>
                     </a:xfrm>
                     <a:prstGeom prst="rect">
                       <a:avLst/>
@@ -6569,7 +6317,7 @@
         <w:pStyle w:val="BlockText"/>
       </w:pPr>
       <w:r>
-        <w:t xml:space="preserve">위 구조에서 이동하는 것은 실제 데이터가 아니라 메타데이터(위치·소재 정보)이다. 실제 데이터는 원천 시스템에 그대로 있고, 이용자는 카탈로그에서 위치를 확인한 뒤 원천 시스템에 접근한다.</w:t>
+        <w:t xml:space="preserve">카탈로그가 수집·보관하는 것은 실제 데이터가 아니라 메타데이터(위치·소재 정보)다. 원본 데이터는 원천 시스템에 남으며, 이용자는 카탈로그에서 위치를 확인한 뒤 원천 시스템에 접근한다.</w:t>
       </w:r>
     </w:p>
     <w:p>
@@ -6632,7 +6380,7 @@
         <w:t xml:space="preserve"> </w:t>
       </w:r>
       <w:r>
-        <w:t xml:space="preserve">— ERP·MES·QMS·LIMS처럼 스키마를 API·JDBC로 노출하는 시스템은 커넥터를 붙여 정기·증분 방식으로 메타데이터를 수집한다. 첫 연결 때는 전체 스캔, 이후에는 변경분만 증분 수집해 부하를 줄일 수 있으며, 한 번 연결해 두면 신규 테이블·컬럼과 갱신 정보가 사람 손을 거치지 않고 따라 들어온다.</w:t>
+        <w:t xml:space="preserve">— ERP·MES·QMS·LIMS처럼 스키마를 API·JDBC로 노출하는 시스템은 커넥터를 연결해 정기·증분 방식으로 메타데이터를 수집한다. 최초 연결 시 전체 스캔, 이후에는 변경분만 증분 수집해 부하를 줄이며, 한 번 연결하면 신규 테이블·컬럼과 갱신 정보가 사람의 개입 없이 자동으로 반영된다.</w:t>
       </w:r>
     </w:p>
     <w:p>
@@ -6721,7 +6469,7 @@
               <a:graphicData uri="http://schemas.openxmlformats.org/drawingml/2006/picture">
                 <pic:pic>
                   <pic:nvPicPr>
-                    <pic:cNvPr descr="/sessions/inspiring-brave-volta/tmp/md2docx_qs_yv755/diagrams/d06.png" id="0" name="Picture"/>
+                    <pic:cNvPr descr="/sessions/inspiring-brave-volta/tmp/md2docx_xv8fvruc/diagrams/d06.png" id="0" name="Picture"/>
                     <pic:cNvPicPr>
                       <a:picLocks noChangeArrowheads="1" noChangeAspect="1"/>
                     </pic:cNvPicPr>
@@ -7044,11 +6792,11 @@
       </w:pPr>
       <w:bookmarkStart w:id="7043" w:name="s58"/>
       <w:bookmarkEnd w:id="7043"/>
-      <w:bookmarkStart w:id="7044" w:name="X64bdb9b9fa3bb0e09825e4fbaa31f8f935838d7"/>
+      <w:bookmarkStart w:id="7044" w:name="Xfb66e2ccc103230c0dedfed902af2a218e91f43"/>
       <w:bookmarkEnd w:id="7044"/>
-      <w:bookmarkStart w:id="55" w:name="실제로-어디서-채우나-플랫폼-매핑"/>
-      <w:r>
-        <w:t xml:space="preserve">4.7 실제로 어디서 채우나 — 플랫폼 매핑</w:t>
+      <w:bookmarkStart w:id="55" w:name="항목별-작성-주체-플랫폼-매핑"/>
+      <w:r>
+        <w:t xml:space="preserve">4.7 항목별 작성 주체 — 플랫폼 매핑</w:t>
       </w:r>
       <w:bookmarkEnd w:id="55"/>
     </w:p>
@@ -7057,7 +6805,7 @@
         <w:pStyle w:val="FirstParagraph"/>
       </w:pPr>
       <w:r>
-        <w:t xml:space="preserve">등록 항목을 실제로 어디서 채우는지는 솔루션마다 다르지만 원리는 같다. 기술·운영 항목은 솔루션의 자동 수집 기능이 원천 시스템에서 직접 끌어오고, 사람은 데이터의 의미·보안 등급처럼 판단이 필요한 항목만 화면에서 보완한다. 실제로 사람이 직접 입력하는 항목은 전체의 10% 안팎에 그치고, 나머지는 자동 수집과 AI 초안이 채운다.</w:t>
+        <w:t xml:space="preserve">등록 항목의 작성 위치는 솔루션마다 다르지만 원리는 같다. 기술·운영 항목은 솔루션의 자동 수집 기능이 원천 시스템에서 직접 수집하고, 사람은 데이터의 의미·보안 등급처럼 판단이 필요한 항목만 보완한다. 사람이 직접 입력하는 항목은 전체의 10% 안팎이며, 나머지는 자동 수집과 AI 초안이 채운다.</w:t>
       </w:r>
     </w:p>
     <w:tbl>
@@ -7366,7 +7114,7 @@
         <w:pStyle w:val="BodyText"/>
       </w:pPr>
       <w:r>
-        <w:t xml:space="preserve">나아가 최신 카탈로그 솔루션은 자동 수집을 넘어 AI가 항목 초안까지 만들어 준다. 예를 들어 Databricks Unity Catalog는 테이블·컬럼 설명을 AI가 생성하고 사람이 검토·저장하며, 사용량 로그로 중요도(Tier)도 자동 계산한다. 그래서 사람의 일은 빈 칸을 처음부터 채우는 것이 아니라, 자동·AI가 채운 초안을 검토·승인하고 의미·보안만 확정하는 것으로 바뀐다.</w:t>
+        <w:t xml:space="preserve">최신 카탈로그 솔루션은 자동 수집을 넘어 AI가 항목 초안까지 생성한다. 예를 들어 Databricks Unity Catalog는 테이블·컬럼 설명을 AI가 생성하고 사람이 검토·저장하며, 사용량 로그로 중요도(Tier)도 자동 계산한다. 따라서 사람의 역할은 빈 항목을 처음부터 입력하는 것이 아니라, 자동·AI가 생성한 초안을 검토·승인하고 의미·보안 항목을 확정하는 데 집중된다.</w:t>
       </w:r>
     </w:p>
     <w:tbl>
@@ -7766,7 +7514,7 @@
         <w:pStyle w:val="BodyText"/>
       </w:pPr>
       <w:r>
-        <w:t xml:space="preserve">운영 과정에서는 신규 데이터 생성과 시스템 변경, 조직 변경 등이 지속적으로 발생하므로 변경 사항을 정기적으로 반영한다. 변경 유형마다 발생을 알리는 신호(트리거)와 처리 속도를 정해 둔다.</w:t>
+        <w:t xml:space="preserve">운영 과정에서는 신규 데이터 생성과 시스템 변경, 조직 변경 등이 지속적으로 발생하므로 변경 사항을 정기적으로 반영한다. 변경 유형마다 발생을 알리는 신호(트리거)를 정해 둔다.</w:t>
       </w:r>
     </w:p>
     <w:tbl>
@@ -7792,9 +7540,8 @@
         <w:tblLook w:firstRow="1"/>
       </w:tblPr>
       <w:tblGrid>
-        <w:gridCol w:w="2454"/>
-        <w:gridCol w:w="3817"/>
-        <w:gridCol w:w="2728"/>
+        <w:gridCol w:w="3521"/>
+        <w:gridCol w:w="5478"/>
       </w:tblGrid>
       <w:tr>
         <w:trPr>
@@ -7802,7 +7549,7 @@
         </w:trPr>
         <w:tc>
           <w:tcPr>
-            <w:tcW w:type="pct" w:w="1309"/>
+            <w:tcW w:type="pct" w:w="1878"/>
             <w:shd w:val="clear" w:color="auto" w:fill="DCE8F5"/>
             <w:vAlign w:val="center"/>
           </w:tcPr>
@@ -7821,7 +7568,7 @@
         </w:tc>
         <w:tc>
           <w:tcPr>
-            <w:tcW w:type="pct" w:w="2036"/>
+            <w:tcW w:type="pct" w:w="2922"/>
             <w:shd w:val="clear" w:color="auto" w:fill="DCE8F5"/>
             <w:vAlign w:val="center"/>
           </w:tcPr>
@@ -7838,30 +7585,11 @@
             </w:r>
           </w:p>
         </w:tc>
-        <w:tc>
-          <w:tcPr>
-            <w:tcW w:type="pct" w:w="1455"/>
-            <w:shd w:val="clear" w:color="auto" w:fill="DCE8F5"/>
-            <w:vAlign w:val="center"/>
-          </w:tcPr>
-          <w:p>
-            <w:pPr>
-              <w:pStyle w:val="Compact"/>
-              <w:jc w:val="left"/>
-            </w:pPr>
-            <w:r>
-              <w:rPr>
-                <w:b/>
-              </w:rPr>
-              <w:t xml:space="preserve">처리</w:t>
-            </w:r>
-          </w:p>
-        </w:tc>
-      </w:tr>
-      <w:tr>
-        <w:tc>
-          <w:tcPr>
-            <w:tcW w:type="pct" w:w="1309"/>
+      </w:tr>
+      <w:tr>
+        <w:tc>
+          <w:tcPr>
+            <w:tcW w:type="pct" w:w="1878"/>
             <w:vAlign w:val="center"/>
           </w:tcPr>
           <w:p>
@@ -7876,7 +7604,7 @@
         </w:tc>
         <w:tc>
           <w:tcPr>
-            <w:tcW w:type="pct" w:w="2036"/>
+            <w:tcW w:type="pct" w:w="2922"/>
             <w:vAlign w:val="center"/>
           </w:tcPr>
           <w:p>
@@ -7889,26 +7617,11 @@
             </w:r>
           </w:p>
         </w:tc>
-        <w:tc>
-          <w:tcPr>
-            <w:tcW w:type="pct" w:w="1455"/>
-            <w:vAlign w:val="center"/>
-          </w:tcPr>
-          <w:p>
-            <w:pPr>
-              <w:pStyle w:val="Compact"/>
-              <w:jc w:val="left"/>
-            </w:pPr>
-            <w:r>
-              <w:t xml:space="preserve">보통 (5영업일)</w:t>
-            </w:r>
-          </w:p>
-        </w:tc>
-      </w:tr>
-      <w:tr>
-        <w:tc>
-          <w:tcPr>
-            <w:tcW w:type="pct" w:w="1309"/>
+      </w:tr>
+      <w:tr>
+        <w:tc>
+          <w:tcPr>
+            <w:tcW w:type="pct" w:w="1878"/>
             <w:vAlign w:val="center"/>
           </w:tcPr>
           <w:p>
@@ -7923,7 +7636,7 @@
         </w:tc>
         <w:tc>
           <w:tcPr>
-            <w:tcW w:type="pct" w:w="2036"/>
+            <w:tcW w:type="pct" w:w="2922"/>
             <w:vAlign w:val="center"/>
           </w:tcPr>
           <w:p>
@@ -7936,26 +7649,11 @@
             </w:r>
           </w:p>
         </w:tc>
-        <w:tc>
-          <w:tcPr>
-            <w:tcW w:type="pct" w:w="1455"/>
-            <w:vAlign w:val="center"/>
-          </w:tcPr>
-          <w:p>
-            <w:pPr>
-              <w:pStyle w:val="Compact"/>
-              <w:jc w:val="left"/>
-            </w:pPr>
-            <w:r>
-              <w:t xml:space="preserve">높음 (1영업일)</w:t>
-            </w:r>
-          </w:p>
-        </w:tc>
-      </w:tr>
-      <w:tr>
-        <w:tc>
-          <w:tcPr>
-            <w:tcW w:type="pct" w:w="1309"/>
+      </w:tr>
+      <w:tr>
+        <w:tc>
+          <w:tcPr>
+            <w:tcW w:type="pct" w:w="1878"/>
             <w:vAlign w:val="center"/>
           </w:tcPr>
           <w:p>
@@ -7970,7 +7668,7 @@
         </w:tc>
         <w:tc>
           <w:tcPr>
-            <w:tcW w:type="pct" w:w="2036"/>
+            <w:tcW w:type="pct" w:w="2922"/>
             <w:vAlign w:val="center"/>
           </w:tcPr>
           <w:p>
@@ -7983,26 +7681,11 @@
             </w:r>
           </w:p>
         </w:tc>
-        <w:tc>
-          <w:tcPr>
-            <w:tcW w:type="pct" w:w="1455"/>
-            <w:vAlign w:val="center"/>
-          </w:tcPr>
-          <w:p>
-            <w:pPr>
-              <w:pStyle w:val="Compact"/>
-              <w:jc w:val="left"/>
-            </w:pPr>
-            <w:r>
-              <w:t xml:space="preserve">높음 (1영업일)</w:t>
-            </w:r>
-          </w:p>
-        </w:tc>
-      </w:tr>
-      <w:tr>
-        <w:tc>
-          <w:tcPr>
-            <w:tcW w:type="pct" w:w="1309"/>
+      </w:tr>
+      <w:tr>
+        <w:tc>
+          <w:tcPr>
+            <w:tcW w:type="pct" w:w="1878"/>
             <w:vAlign w:val="center"/>
           </w:tcPr>
           <w:p>
@@ -8017,7 +7700,7 @@
         </w:tc>
         <w:tc>
           <w:tcPr>
-            <w:tcW w:type="pct" w:w="2036"/>
+            <w:tcW w:type="pct" w:w="2922"/>
             <w:vAlign w:val="center"/>
           </w:tcPr>
           <w:p>
@@ -8030,26 +7713,11 @@
             </w:r>
           </w:p>
         </w:tc>
-        <w:tc>
-          <w:tcPr>
-            <w:tcW w:type="pct" w:w="1455"/>
-            <w:vAlign w:val="center"/>
-          </w:tcPr>
-          <w:p>
-            <w:pPr>
-              <w:pStyle w:val="Compact"/>
-              <w:jc w:val="left"/>
-            </w:pPr>
-            <w:r>
-              <w:t xml:space="preserve">높음 (3영업일)</w:t>
-            </w:r>
-          </w:p>
-        </w:tc>
-      </w:tr>
-      <w:tr>
-        <w:tc>
-          <w:tcPr>
-            <w:tcW w:type="pct" w:w="1309"/>
+      </w:tr>
+      <w:tr>
+        <w:tc>
+          <w:tcPr>
+            <w:tcW w:type="pct" w:w="1878"/>
             <w:vAlign w:val="center"/>
           </w:tcPr>
           <w:p>
@@ -8064,7 +7732,7 @@
         </w:tc>
         <w:tc>
           <w:tcPr>
-            <w:tcW w:type="pct" w:w="2036"/>
+            <w:tcW w:type="pct" w:w="2922"/>
             <w:vAlign w:val="center"/>
           </w:tcPr>
           <w:p>
@@ -8077,26 +7745,11 @@
             </w:r>
           </w:p>
         </w:tc>
-        <w:tc>
-          <w:tcPr>
-            <w:tcW w:type="pct" w:w="1455"/>
-            <w:vAlign w:val="center"/>
-          </w:tcPr>
-          <w:p>
-            <w:pPr>
-              <w:pStyle w:val="Compact"/>
-              <w:jc w:val="left"/>
-            </w:pPr>
-            <w:r>
-              <w:t xml:space="preserve">높음 (1영업일)</w:t>
-            </w:r>
-          </w:p>
-        </w:tc>
-      </w:tr>
-      <w:tr>
-        <w:tc>
-          <w:tcPr>
-            <w:tcW w:type="pct" w:w="1309"/>
+      </w:tr>
+      <w:tr>
+        <w:tc>
+          <w:tcPr>
+            <w:tcW w:type="pct" w:w="1878"/>
             <w:vAlign w:val="center"/>
           </w:tcPr>
           <w:p>
@@ -8111,7 +7764,7 @@
         </w:tc>
         <w:tc>
           <w:tcPr>
-            <w:tcW w:type="pct" w:w="2036"/>
+            <w:tcW w:type="pct" w:w="2922"/>
             <w:vAlign w:val="center"/>
           </w:tcPr>
           <w:p>
@@ -8121,21 +7774,6 @@
             </w:pPr>
             <w:r>
               <w:t xml:space="preserve">이용자 피드백</w:t>
-            </w:r>
-          </w:p>
-        </w:tc>
-        <w:tc>
-          <w:tcPr>
-            <w:tcW w:type="pct" w:w="1455"/>
-            <w:vAlign w:val="center"/>
-          </w:tcPr>
-          <w:p>
-            <w:pPr>
-              <w:pStyle w:val="Compact"/>
-              <w:jc w:val="left"/>
-            </w:pPr>
-            <w:r>
-              <w:t xml:space="preserve">낮음 (10영업일)</w:t>
             </w:r>
           </w:p>
         </w:tc>
@@ -8164,7 +7802,7 @@
               <a:graphicData uri="http://schemas.openxmlformats.org/drawingml/2006/picture">
                 <pic:pic>
                   <pic:nvPicPr>
-                    <pic:cNvPr descr="/sessions/inspiring-brave-volta/tmp/md2docx_qs_yv755/diagrams/d07.png" id="0" name="Picture"/>
+                    <pic:cNvPr descr="/sessions/inspiring-brave-volta/tmp/md2docx_xv8fvruc/diagrams/d07.png" id="0" name="Picture"/>
                     <pic:cNvPicPr>
                       <a:picLocks noChangeArrowheads="1" noChangeAspect="1"/>
                     </pic:cNvPicPr>
@@ -8303,77 +7941,21 @@
         <w:pStyle w:val="BodyText"/>
       </w:pPr>
       <w:r>
-        <w:t xml:space="preserve">단일 데이터 플랫폼(특히 Databricks)을 이미 쓰는 환경이라면</w:t>
+        <w:t xml:space="preserve">운영 환경에 따라 적합한 유형을 고른다. 통합 데이터 플랫폼에 내장된 카탈로그를 쓰면 메타데이터·용어집·데이터 계통까지 한 제품으로 묶을 수 있고, 멀티 플랫폼·전사 거버넌스가 우선이면 전용 카탈로그(Collibra·Atlan)나 오픈소스를 검토한다. 솔루션을 묶어 평가·선정하는 일은</w:t>
       </w:r>
       <w:r>
         <w:t xml:space="preserve"> </w:t>
-      </w:r>
-      <w:r>
-        <w:rPr>
-          <w:b/>
-        </w:rPr>
-        <w:t xml:space="preserve">Databricks Unity Catalog</w:t>
-      </w:r>
-      <w:hyperlink w:anchor="ref5">
-        <w:r>
-          <w:rPr>
-            <w:rStyle w:val="Hyperlink"/>
-          </w:rPr>
-          <w:t xml:space="preserve">[5]</w:t>
-        </w:r>
-      </w:hyperlink>
-      <w:r>
-        <w:t xml:space="preserve">가 1순위 후보다. 카탈로그뿐 아니라</w:t>
-      </w:r>
-      <w:r>
-        <w:t xml:space="preserve"> </w:t>
-      </w:r>
-      <w:hyperlink r:id="rId34">
-        <w:r>
-          <w:rPr>
-            <w:rStyle w:val="Hyperlink"/>
-          </w:rPr>
-          <w:t xml:space="preserve">메타데이터(A-2)</w:t>
-        </w:r>
-      </w:hyperlink>
-      <w:r>
-        <w:t xml:space="preserve">·</w:t>
-      </w:r>
-      <w:hyperlink r:id="rId60">
-        <w:r>
-          <w:rPr>
-            <w:rStyle w:val="Hyperlink"/>
-          </w:rPr>
-          <w:t xml:space="preserve">용어집(A-3)</w:t>
-        </w:r>
-      </w:hyperlink>
-      <w:r>
-        <w:t xml:space="preserve">·데이터 계통(</w:t>
-      </w:r>
-      <w:hyperlink r:id="rId61">
-        <w:r>
-          <w:rPr>
-            <w:rStyle w:val="Hyperlink"/>
-          </w:rPr>
-          <w:t xml:space="preserve">C-3</w:t>
-        </w:r>
-      </w:hyperlink>
-      <w:r>
-        <w:t xml:space="preserve">)까지 별도 도구 없이 한 제품으로 묶기 때문이다(</w:t>
       </w:r>
       <w:hyperlink r:id="rId59">
         <w:r>
           <w:rPr>
             <w:rStyle w:val="Hyperlink"/>
           </w:rPr>
-          <w:t xml:space="preserve">2층 정본의 통합 거버넌스 묶음</w:t>
+          <w:t xml:space="preserve">2층 정본</w:t>
         </w:r>
       </w:hyperlink>
       <w:r>
-        <w:t xml:space="preserve"> </w:t>
-      </w:r>
-      <w:r>
-        <w:t xml:space="preserve">참조). 멀티 플랫폼·전사 거버넌스가 우선이면 전용 카탈로그(Collibra·Atlan)를 함께 본다.</w:t>
+        <w:t xml:space="preserve">이 전담한다.</w:t>
       </w:r>
     </w:p>
     <w:p>
@@ -8396,11 +7978,11 @@
       <w:bookmarkEnd w:id="7049"/>
       <w:bookmarkStart w:id="7050" w:name="Xfd79d7bdd2be114ed3472c40f02949924bb9a34"/>
       <w:bookmarkEnd w:id="7050"/>
-      <w:bookmarkStart w:id="62" w:name="솔루션-유형적용-범위"/>
+      <w:bookmarkStart w:id="60" w:name="솔루션-유형적용-범위"/>
       <w:r>
         <w:t xml:space="preserve">5.1 솔루션 유형·적용 범위</w:t>
       </w:r>
-      <w:bookmarkEnd w:id="62"/>
+      <w:bookmarkEnd w:id="60"/>
     </w:p>
     <w:p>
       <w:pPr>
@@ -8737,11 +8319,11 @@
       <w:bookmarkEnd w:id="7051"/>
       <w:bookmarkStart w:id="7052" w:name="X8fd60291b9b46f279dd5462767fab9fa76cb95e"/>
       <w:bookmarkEnd w:id="7052"/>
-      <w:bookmarkStart w:id="63" w:name="후보-검토기능-비교"/>
+      <w:bookmarkStart w:id="61" w:name="후보-검토기능-비교"/>
       <w:r>
         <w:t xml:space="preserve">5.2 후보 검토·기능 비교</w:t>
       </w:r>
-      <w:bookmarkEnd w:id="63"/>
+      <w:bookmarkEnd w:id="61"/>
     </w:p>
     <w:p>
       <w:pPr>
@@ -9018,19 +8600,7 @@
         <w:pStyle w:val="BodyText"/>
       </w:pPr>
       <w:r>
-        <w:t xml:space="preserve">두산전자 환경(클라우드 데이터 레이크 + Oracle/MS SQL + SharePoint, 데이터 조직 1년차)을 가정한 주요 후보 비교 예시는 다음과 같다. 데이터 플랫폼을 Databricks로 이미 운영 중이라면</w:t>
-      </w:r>
-      <w:r>
-        <w:t xml:space="preserve"> </w:t>
-      </w:r>
-      <w:r>
-        <w:rPr>
-          <w:b/>
-        </w:rPr>
-        <w:t xml:space="preserve">Unity Catalog가 1순위 후보</w:t>
-      </w:r>
-      <w:r>
-        <w:t xml:space="preserve">이고, 그렇지 않으면 전용 카탈로그·오픈소스를 함께 검토한다.</w:t>
+        <w:t xml:space="preserve">두산전자 환경(클라우드 데이터 레이크 + Oracle/MS SQL + SharePoint, 데이터 조직 1년차)을 가정한 주요 후보 비교 예시는 다음과 같다.</w:t>
       </w:r>
     </w:p>
     <w:tbl>
@@ -9056,11 +8626,11 @@
         <w:tblLook w:firstRow="1"/>
       </w:tblPr>
       <w:tblGrid>
-        <w:gridCol w:w="1854"/>
-        <w:gridCol w:w="2505"/>
-        <w:gridCol w:w="1854"/>
-        <w:gridCol w:w="1483"/>
-        <w:gridCol w:w="1303"/>
+        <w:gridCol w:w="1704"/>
+        <w:gridCol w:w="2557"/>
+        <w:gridCol w:w="1893"/>
+        <w:gridCol w:w="1515"/>
+        <w:gridCol w:w="1329"/>
       </w:tblGrid>
       <w:tr>
         <w:trPr>
@@ -9068,7 +8638,7 @@
         </w:trPr>
         <w:tc>
           <w:tcPr>
-            <w:tcW w:type="pct" w:w="989"/>
+            <w:tcW w:type="pct" w:w="909"/>
             <w:shd w:val="clear" w:color="auto" w:fill="DCE8F5"/>
             <w:vAlign w:val="center"/>
           </w:tcPr>
@@ -9087,7 +8657,7 @@
         </w:tc>
         <w:tc>
           <w:tcPr>
-            <w:tcW w:type="pct" w:w="1336"/>
+            <w:tcW w:type="pct" w:w="1364"/>
             <w:shd w:val="clear" w:color="auto" w:fill="DCE8F5"/>
             <w:vAlign w:val="center"/>
           </w:tcPr>
@@ -9115,7 +8685,7 @@
         </w:tc>
         <w:tc>
           <w:tcPr>
-            <w:tcW w:type="pct" w:w="989"/>
+            <w:tcW w:type="pct" w:w="1010"/>
             <w:shd w:val="clear" w:color="auto" w:fill="DCE8F5"/>
             <w:vAlign w:val="center"/>
           </w:tcPr>
@@ -9143,7 +8713,7 @@
         </w:tc>
         <w:tc>
           <w:tcPr>
-            <w:tcW w:type="pct" w:w="791"/>
+            <w:tcW w:type="pct" w:w="808"/>
             <w:shd w:val="clear" w:color="auto" w:fill="DCE8F5"/>
             <w:vAlign w:val="center"/>
           </w:tcPr>
@@ -9171,7 +8741,7 @@
         </w:tc>
         <w:tc>
           <w:tcPr>
-            <w:tcW w:type="pct" w:w="695"/>
+            <w:tcW w:type="pct" w:w="709"/>
             <w:shd w:val="clear" w:color="auto" w:fill="DCE8F5"/>
             <w:vAlign w:val="center"/>
           </w:tcPr>
@@ -9201,22 +8771,22 @@
       <w:tr>
         <w:tc>
           <w:tcPr>
-            <w:tcW w:type="pct" w:w="989"/>
-            <w:vAlign w:val="center"/>
-          </w:tcPr>
-          <w:p>
-            <w:pPr>
-              <w:pStyle w:val="Compact"/>
-              <w:jc w:val="left"/>
-            </w:pPr>
-            <w:r>
-              <w:t xml:space="preserve">플랫폼 데이터 자동 수집</w:t>
-            </w:r>
-          </w:p>
-        </w:tc>
-        <w:tc>
-          <w:tcPr>
-            <w:tcW w:type="pct" w:w="1336"/>
+            <w:tcW w:type="pct" w:w="909"/>
+            <w:vAlign w:val="center"/>
+          </w:tcPr>
+          <w:p>
+            <w:pPr>
+              <w:pStyle w:val="Compact"/>
+              <w:jc w:val="left"/>
+            </w:pPr>
+            <w:r>
+              <w:t xml:space="preserve">플랫폼·DB 메타데이터 자동 수집</w:t>
+            </w:r>
+          </w:p>
+        </w:tc>
+        <w:tc>
+          <w:tcPr>
+            <w:tcW w:type="pct" w:w="1364"/>
             <w:vAlign w:val="center"/>
           </w:tcPr>
           <w:p>
@@ -9225,13 +8795,13 @@
               <w:jc w:val="center"/>
             </w:pPr>
             <w:r>
-              <w:t xml:space="preserve">연계 가능(내장)</w:t>
-            </w:r>
-          </w:p>
-        </w:tc>
-        <w:tc>
-          <w:tcPr>
-            <w:tcW w:type="pct" w:w="989"/>
+              <w:t xml:space="preserve">기본 제공(내장)</w:t>
+            </w:r>
+          </w:p>
+        </w:tc>
+        <w:tc>
+          <w:tcPr>
+            <w:tcW w:type="pct" w:w="1010"/>
             <w:vAlign w:val="center"/>
           </w:tcPr>
           <w:p>
@@ -9240,13 +8810,13 @@
               <w:jc w:val="center"/>
             </w:pPr>
             <w:r>
-              <w:t xml:space="preserve">연계 가능</w:t>
-            </w:r>
-          </w:p>
-        </w:tc>
-        <w:tc>
-          <w:tcPr>
-            <w:tcW w:type="pct" w:w="791"/>
+              <w:t xml:space="preserve">커넥터 제공</w:t>
+            </w:r>
+          </w:p>
+        </w:tc>
+        <w:tc>
+          <w:tcPr>
+            <w:tcW w:type="pct" w:w="808"/>
             <w:vAlign w:val="center"/>
           </w:tcPr>
           <w:p>
@@ -9255,13 +8825,13 @@
               <w:jc w:val="center"/>
             </w:pPr>
             <w:r>
-              <w:t xml:space="preserve">요확인</w:t>
-            </w:r>
-          </w:p>
-        </w:tc>
-        <w:tc>
-          <w:tcPr>
-            <w:tcW w:type="pct" w:w="695"/>
+              <w:t xml:space="preserve">커넥터 제공</w:t>
+            </w:r>
+          </w:p>
+        </w:tc>
+        <w:tc>
+          <w:tcPr>
+            <w:tcW w:type="pct" w:w="709"/>
             <w:vAlign w:val="center"/>
           </w:tcPr>
           <w:p>
@@ -9270,30 +8840,30 @@
               <w:jc w:val="center"/>
             </w:pPr>
             <w:r>
-              <w:t xml:space="preserve">연계 가능</w:t>
-            </w:r>
-          </w:p>
-        </w:tc>
-      </w:tr>
-      <w:tr>
-        <w:tc>
-          <w:tcPr>
-            <w:tcW w:type="pct" w:w="989"/>
-            <w:vAlign w:val="center"/>
-          </w:tcPr>
-          <w:p>
-            <w:pPr>
-              <w:pStyle w:val="Compact"/>
-              <w:jc w:val="left"/>
-            </w:pPr>
-            <w:r>
-              <w:t xml:space="preserve">Oracle/MS SQL 커넥터</w:t>
-            </w:r>
-          </w:p>
-        </w:tc>
-        <w:tc>
-          <w:tcPr>
-            <w:tcW w:type="pct" w:w="1336"/>
+              <w:t xml:space="preserve">커넥터 제공</w:t>
+            </w:r>
+          </w:p>
+        </w:tc>
+      </w:tr>
+      <w:tr>
+        <w:tc>
+          <w:tcPr>
+            <w:tcW w:type="pct" w:w="909"/>
+            <w:vAlign w:val="center"/>
+          </w:tcPr>
+          <w:p>
+            <w:pPr>
+              <w:pStyle w:val="Compact"/>
+              <w:jc w:val="left"/>
+            </w:pPr>
+            <w:r>
+              <w:t xml:space="preserve">Oracle/MS SQL 연동</w:t>
+            </w:r>
+          </w:p>
+        </w:tc>
+        <w:tc>
+          <w:tcPr>
+            <w:tcW w:type="pct" w:w="1364"/>
             <w:vAlign w:val="center"/>
           </w:tcPr>
           <w:p>
@@ -9302,13 +8872,13 @@
               <w:jc w:val="center"/>
             </w:pPr>
             <w:r>
-              <w:t xml:space="preserve">연계 가능(Federation)</w:t>
-            </w:r>
-          </w:p>
-        </w:tc>
-        <w:tc>
-          <w:tcPr>
-            <w:tcW w:type="pct" w:w="989"/>
+              <w:t xml:space="preserve">커넥터 제공(Federation)</w:t>
+            </w:r>
+          </w:p>
+        </w:tc>
+        <w:tc>
+          <w:tcPr>
+            <w:tcW w:type="pct" w:w="1010"/>
             <w:vAlign w:val="center"/>
           </w:tcPr>
           <w:p>
@@ -9317,13 +8887,13 @@
               <w:jc w:val="center"/>
             </w:pPr>
             <w:r>
-              <w:t xml:space="preserve">연계 가능</w:t>
-            </w:r>
-          </w:p>
-        </w:tc>
-        <w:tc>
-          <w:tcPr>
-            <w:tcW w:type="pct" w:w="791"/>
+              <w:t xml:space="preserve">커넥터 제공</w:t>
+            </w:r>
+          </w:p>
+        </w:tc>
+        <w:tc>
+          <w:tcPr>
+            <w:tcW w:type="pct" w:w="808"/>
             <w:vAlign w:val="center"/>
           </w:tcPr>
           <w:p>
@@ -9332,13 +8902,13 @@
               <w:jc w:val="center"/>
             </w:pPr>
             <w:r>
-              <w:t xml:space="preserve">연계 가능</w:t>
-            </w:r>
-          </w:p>
-        </w:tc>
-        <w:tc>
-          <w:tcPr>
-            <w:tcW w:type="pct" w:w="695"/>
+              <w:t xml:space="preserve">커넥터 제공</w:t>
+            </w:r>
+          </w:p>
+        </w:tc>
+        <w:tc>
+          <w:tcPr>
+            <w:tcW w:type="pct" w:w="709"/>
             <w:vAlign w:val="center"/>
           </w:tcPr>
           <w:p>
@@ -9347,30 +8917,30 @@
               <w:jc w:val="center"/>
             </w:pPr>
             <w:r>
-              <w:t xml:space="preserve">연계 가능</w:t>
-            </w:r>
-          </w:p>
-        </w:tc>
-      </w:tr>
-      <w:tr>
-        <w:tc>
-          <w:tcPr>
-            <w:tcW w:type="pct" w:w="989"/>
-            <w:vAlign w:val="center"/>
-          </w:tcPr>
-          <w:p>
-            <w:pPr>
-              <w:pStyle w:val="Compact"/>
-              <w:jc w:val="left"/>
-            </w:pPr>
-            <w:r>
-              <w:t xml:space="preserve">문서 협업(SharePoint) 연계</w:t>
-            </w:r>
-          </w:p>
-        </w:tc>
-        <w:tc>
-          <w:tcPr>
-            <w:tcW w:type="pct" w:w="1336"/>
+              <w:t xml:space="preserve">커넥터 제공</w:t>
+            </w:r>
+          </w:p>
+        </w:tc>
+      </w:tr>
+      <w:tr>
+        <w:tc>
+          <w:tcPr>
+            <w:tcW w:type="pct" w:w="909"/>
+            <w:vAlign w:val="center"/>
+          </w:tcPr>
+          <w:p>
+            <w:pPr>
+              <w:pStyle w:val="Compact"/>
+              <w:jc w:val="left"/>
+            </w:pPr>
+            <w:r>
+              <w:t xml:space="preserve">SharePoint 문서 연동</w:t>
+            </w:r>
+          </w:p>
+        </w:tc>
+        <w:tc>
+          <w:tcPr>
+            <w:tcW w:type="pct" w:w="1364"/>
             <w:vAlign w:val="center"/>
           </w:tcPr>
           <w:p>
@@ -9379,13 +8949,13 @@
               <w:jc w:val="center"/>
             </w:pPr>
             <w:r>
-              <w:t xml:space="preserve">요확인</w:t>
-            </w:r>
-          </w:p>
-        </w:tc>
-        <w:tc>
-          <w:tcPr>
-            <w:tcW w:type="pct" w:w="989"/>
+              <w:t xml:space="preserve">커스텀 연동</w:t>
+            </w:r>
+          </w:p>
+        </w:tc>
+        <w:tc>
+          <w:tcPr>
+            <w:tcW w:type="pct" w:w="1010"/>
             <w:vAlign w:val="center"/>
           </w:tcPr>
           <w:p>
@@ -9394,13 +8964,13 @@
               <w:jc w:val="center"/>
             </w:pPr>
             <w:r>
-              <w:t xml:space="preserve">연계 가능</w:t>
-            </w:r>
-          </w:p>
-        </w:tc>
-        <w:tc>
-          <w:tcPr>
-            <w:tcW w:type="pct" w:w="791"/>
+              <w:t xml:space="preserve">커스텀 연동</w:t>
+            </w:r>
+          </w:p>
+        </w:tc>
+        <w:tc>
+          <w:tcPr>
+            <w:tcW w:type="pct" w:w="808"/>
             <w:vAlign w:val="center"/>
           </w:tcPr>
           <w:p>
@@ -9409,13 +8979,13 @@
               <w:jc w:val="center"/>
             </w:pPr>
             <w:r>
-              <w:t xml:space="preserve">요확인</w:t>
-            </w:r>
-          </w:p>
-        </w:tc>
-        <w:tc>
-          <w:tcPr>
-            <w:tcW w:type="pct" w:w="695"/>
+              <w:t xml:space="preserve">커스텀 연동</w:t>
+            </w:r>
+          </w:p>
+        </w:tc>
+        <w:tc>
+          <w:tcPr>
+            <w:tcW w:type="pct" w:w="709"/>
             <w:vAlign w:val="center"/>
           </w:tcPr>
           <w:p>
@@ -9424,30 +8994,30 @@
               <w:jc w:val="center"/>
             </w:pPr>
             <w:r>
-              <w:t xml:space="preserve">연계 가능</w:t>
-            </w:r>
-          </w:p>
-        </w:tc>
-      </w:tr>
-      <w:tr>
-        <w:tc>
-          <w:tcPr>
-            <w:tcW w:type="pct" w:w="989"/>
-            <w:vAlign w:val="center"/>
-          </w:tcPr>
-          <w:p>
-            <w:pPr>
-              <w:pStyle w:val="Compact"/>
-              <w:jc w:val="left"/>
-            </w:pPr>
-            <w:r>
-              <w:t xml:space="preserve">LIMS 연계</w:t>
-            </w:r>
-          </w:p>
-        </w:tc>
-        <w:tc>
-          <w:tcPr>
-            <w:tcW w:type="pct" w:w="1336"/>
+              <w:t xml:space="preserve">커스텀 연동</w:t>
+            </w:r>
+          </w:p>
+        </w:tc>
+      </w:tr>
+      <w:tr>
+        <w:tc>
+          <w:tcPr>
+            <w:tcW w:type="pct" w:w="909"/>
+            <w:vAlign w:val="center"/>
+          </w:tcPr>
+          <w:p>
+            <w:pPr>
+              <w:pStyle w:val="Compact"/>
+              <w:jc w:val="left"/>
+            </w:pPr>
+            <w:r>
+              <w:t xml:space="preserve">LIMS 연동</w:t>
+            </w:r>
+          </w:p>
+        </w:tc>
+        <w:tc>
+          <w:tcPr>
+            <w:tcW w:type="pct" w:w="1364"/>
             <w:vAlign w:val="center"/>
           </w:tcPr>
           <w:p>
@@ -9456,13 +9026,13 @@
               <w:jc w:val="center"/>
             </w:pPr>
             <w:r>
-              <w:t xml:space="preserve">요확인(커스텀)</w:t>
-            </w:r>
-          </w:p>
-        </w:tc>
-        <w:tc>
-          <w:tcPr>
-            <w:tcW w:type="pct" w:w="989"/>
+              <w:t xml:space="preserve">커스텀 연동</w:t>
+            </w:r>
+          </w:p>
+        </w:tc>
+        <w:tc>
+          <w:tcPr>
+            <w:tcW w:type="pct" w:w="1010"/>
             <w:vAlign w:val="center"/>
           </w:tcPr>
           <w:p>
@@ -9471,13 +9041,13 @@
               <w:jc w:val="center"/>
             </w:pPr>
             <w:r>
-              <w:t xml:space="preserve">요확인</w:t>
-            </w:r>
-          </w:p>
-        </w:tc>
-        <w:tc>
-          <w:tcPr>
-            <w:tcW w:type="pct" w:w="791"/>
+              <w:t xml:space="preserve">커스텀 연동</w:t>
+            </w:r>
+          </w:p>
+        </w:tc>
+        <w:tc>
+          <w:tcPr>
+            <w:tcW w:type="pct" w:w="808"/>
             <w:vAlign w:val="center"/>
           </w:tcPr>
           <w:p>
@@ -9486,13 +9056,13 @@
               <w:jc w:val="center"/>
             </w:pPr>
             <w:r>
-              <w:t xml:space="preserve">요확인(커스텀)</w:t>
-            </w:r>
-          </w:p>
-        </w:tc>
-        <w:tc>
-          <w:tcPr>
-            <w:tcW w:type="pct" w:w="695"/>
+              <w:t xml:space="preserve">커스텀 연동</w:t>
+            </w:r>
+          </w:p>
+        </w:tc>
+        <w:tc>
+          <w:tcPr>
+            <w:tcW w:type="pct" w:w="709"/>
             <w:vAlign w:val="center"/>
           </w:tcPr>
           <w:p>
@@ -9501,30 +9071,30 @@
               <w:jc w:val="center"/>
             </w:pPr>
             <w:r>
-              <w:t xml:space="preserve">요확인(API)</w:t>
-            </w:r>
-          </w:p>
-        </w:tc>
-      </w:tr>
-      <w:tr>
-        <w:tc>
-          <w:tcPr>
-            <w:tcW w:type="pct" w:w="989"/>
-            <w:vAlign w:val="center"/>
-          </w:tcPr>
-          <w:p>
-            <w:pPr>
-              <w:pStyle w:val="Compact"/>
-              <w:jc w:val="left"/>
-            </w:pPr>
-            <w:r>
-              <w:t xml:space="preserve">검색·탐색 편의</w:t>
-            </w:r>
-          </w:p>
-        </w:tc>
-        <w:tc>
-          <w:tcPr>
-            <w:tcW w:type="pct" w:w="1336"/>
+              <w:t xml:space="preserve">커스텀 연동</w:t>
+            </w:r>
+          </w:p>
+        </w:tc>
+      </w:tr>
+      <w:tr>
+        <w:tc>
+          <w:tcPr>
+            <w:tcW w:type="pct" w:w="909"/>
+            <w:vAlign w:val="center"/>
+          </w:tcPr>
+          <w:p>
+            <w:pPr>
+              <w:pStyle w:val="Compact"/>
+              <w:jc w:val="left"/>
+            </w:pPr>
+            <w:r>
+              <w:t xml:space="preserve">검색·탐색</w:t>
+            </w:r>
+          </w:p>
+        </w:tc>
+        <w:tc>
+          <w:tcPr>
+            <w:tcW w:type="pct" w:w="1364"/>
             <w:vAlign w:val="center"/>
           </w:tcPr>
           <w:p>
@@ -9533,13 +9103,13 @@
               <w:jc w:val="center"/>
             </w:pPr>
             <w:r>
-              <w:t xml:space="preserve">연계 가능</w:t>
-            </w:r>
-          </w:p>
-        </w:tc>
-        <w:tc>
-          <w:tcPr>
-            <w:tcW w:type="pct" w:w="989"/>
+              <w:t xml:space="preserve">기본 제공</w:t>
+            </w:r>
+          </w:p>
+        </w:tc>
+        <w:tc>
+          <w:tcPr>
+            <w:tcW w:type="pct" w:w="1010"/>
             <w:vAlign w:val="center"/>
           </w:tcPr>
           <w:p>
@@ -9548,13 +9118,13 @@
               <w:jc w:val="center"/>
             </w:pPr>
             <w:r>
-              <w:t xml:space="preserve">연계 가능</w:t>
-            </w:r>
-          </w:p>
-        </w:tc>
-        <w:tc>
-          <w:tcPr>
-            <w:tcW w:type="pct" w:w="791"/>
+              <w:t xml:space="preserve">기본 제공</w:t>
+            </w:r>
+          </w:p>
+        </w:tc>
+        <w:tc>
+          <w:tcPr>
+            <w:tcW w:type="pct" w:w="808"/>
             <w:vAlign w:val="center"/>
           </w:tcPr>
           <w:p>
@@ -9563,13 +9133,13 @@
               <w:jc w:val="center"/>
             </w:pPr>
             <w:r>
-              <w:t xml:space="preserve">요확인</w:t>
-            </w:r>
-          </w:p>
-        </w:tc>
-        <w:tc>
-          <w:tcPr>
-            <w:tcW w:type="pct" w:w="695"/>
+              <w:t xml:space="preserve">기본 제공</w:t>
+            </w:r>
+          </w:p>
+        </w:tc>
+        <w:tc>
+          <w:tcPr>
+            <w:tcW w:type="pct" w:w="709"/>
             <w:vAlign w:val="center"/>
           </w:tcPr>
           <w:p>
@@ -9578,15 +9148,15 @@
               <w:jc w:val="center"/>
             </w:pPr>
             <w:r>
-              <w:t xml:space="preserve">연계 가능</w:t>
-            </w:r>
-          </w:p>
-        </w:tc>
-      </w:tr>
-      <w:tr>
-        <w:tc>
-          <w:tcPr>
-            <w:tcW w:type="pct" w:w="989"/>
+              <w:t xml:space="preserve">기본 제공</w:t>
+            </w:r>
+          </w:p>
+        </w:tc>
+      </w:tr>
+      <w:tr>
+        <w:tc>
+          <w:tcPr>
+            <w:tcW w:type="pct" w:w="909"/>
             <w:vAlign w:val="center"/>
           </w:tcPr>
           <w:p>
@@ -9601,7 +9171,7 @@
         </w:tc>
         <w:tc>
           <w:tcPr>
-            <w:tcW w:type="pct" w:w="1336"/>
+            <w:tcW w:type="pct" w:w="1364"/>
             <w:vAlign w:val="center"/>
           </w:tcPr>
           <w:p>
@@ -9616,7 +9186,7 @@
         </w:tc>
         <w:tc>
           <w:tcPr>
-            <w:tcW w:type="pct" w:w="989"/>
+            <w:tcW w:type="pct" w:w="1010"/>
             <w:vAlign w:val="center"/>
           </w:tcPr>
           <w:p>
@@ -9631,7 +9201,7 @@
         </w:tc>
         <w:tc>
           <w:tcPr>
-            <w:tcW w:type="pct" w:w="791"/>
+            <w:tcW w:type="pct" w:w="808"/>
             <w:vAlign w:val="center"/>
           </w:tcPr>
           <w:p>
@@ -9646,7 +9216,7 @@
         </w:tc>
         <w:tc>
           <w:tcPr>
-            <w:tcW w:type="pct" w:w="695"/>
+            <w:tcW w:type="pct" w:w="709"/>
             <w:vAlign w:val="center"/>
           </w:tcPr>
           <w:p>
@@ -9666,7 +9236,7 @@
         <w:pStyle w:val="BodyText"/>
       </w:pPr>
       <w:r>
-        <w:t xml:space="preserve">표의 값은 일반적 경향에 대한 예시이며, 특정 환경에서의 연계 가능 여부는 제품별 공식 문서와 PoC 결과로 확정한다. 제품 기능보다 현재 운영 환경에 얼마나 적합한지가 중요하다.</w:t>
+        <w:t xml:space="preserve">데이터베이스·플랫폼 메타데이터는 네 솔루션 모두 자동 수집하지만, SharePoint 문서나 LIMS처럼 표준 커넥터가 없는 원천은 공통으로 커스텀 연동이 필요하다. 표는 제품 공식 문서 기준의 일반적 기능 수준이며, 실제 적용 범위는 운영 환경 적합성과 PoC로 확정한다.</w:t>
       </w:r>
     </w:p>
     <w:p>
@@ -9689,11 +9259,11 @@
       <w:bookmarkEnd w:id="7053"/>
       <w:bookmarkStart w:id="7054" w:name="Xe807da4af511f7603975bef6c8c4269183662ce"/>
       <w:bookmarkEnd w:id="7054"/>
-      <w:bookmarkStart w:id="64" w:name="평가선정poc-기준"/>
+      <w:bookmarkStart w:id="62" w:name="평가선정poc-기준"/>
       <w:r>
         <w:t xml:space="preserve">5.3 평가·선정·PoC 기준</w:t>
       </w:r>
-      <w:bookmarkEnd w:id="64"/>
+      <w:bookmarkEnd w:id="62"/>
     </w:p>
     <w:p>
       <w:pPr>
@@ -9953,11 +9523,11 @@
       <w:bookmarkEnd w:id="7055"/>
       <w:bookmarkStart w:id="7056" w:name="X8abce96cb79c6f5c8a2922328507404dc188b10"/>
       <w:bookmarkEnd w:id="7056"/>
-      <w:bookmarkStart w:id="65" w:name="where-다른-주제와의-관계"/>
+      <w:bookmarkStart w:id="63" w:name="where-다른-주제와의-관계"/>
       <w:r>
         <w:t xml:space="preserve">6. Where — 다른 주제와의 관계</w:t>
       </w:r>
-      <w:bookmarkEnd w:id="65"/>
+      <w:bookmarkEnd w:id="63"/>
     </w:p>
     <w:p>
       <w:pPr>
@@ -9987,11 +9557,11 @@
       <w:bookmarkEnd w:id="7057"/>
       <w:bookmarkStart w:id="7058" w:name="X2dd6c45cf51dec43ff7870cdcdccc5a30cfd5de"/>
       <w:bookmarkEnd w:id="7058"/>
-      <w:bookmarkStart w:id="66" w:name="인접-주제와의-역할-분담"/>
+      <w:bookmarkStart w:id="64" w:name="인접-주제와의-역할-분담"/>
       <w:r>
         <w:t xml:space="preserve">6.1 인접 주제와의 역할 분담</w:t>
       </w:r>
-      <w:bookmarkEnd w:id="66"/>
+      <w:bookmarkEnd w:id="64"/>
     </w:p>
     <w:tbl>
       <w:tblPr>
@@ -10180,7 +9750,7 @@
               <w:pStyle w:val="Compact"/>
               <w:jc w:val="left"/>
             </w:pPr>
-            <w:hyperlink r:id="rId60">
+            <w:hyperlink r:id="rId65">
               <w:r>
                 <w:rPr>
                   <w:rStyle w:val="Hyperlink"/>
@@ -10448,7 +10018,7 @@
               <w:pStyle w:val="Compact"/>
               <w:jc w:val="left"/>
             </w:pPr>
-            <w:hyperlink r:id="rId61">
+            <w:hyperlink r:id="rId66">
               <w:r>
                 <w:rPr>
                   <w:rStyle w:val="Hyperlink"/>
@@ -10629,7 +10199,7 @@
               <a:graphicData uri="http://schemas.openxmlformats.org/drawingml/2006/picture">
                 <pic:pic>
                   <pic:nvPicPr>
-                    <pic:cNvPr descr="/sessions/inspiring-brave-volta/tmp/md2docx_qs_yv755/diagrams/d08.png" id="0" name="Picture"/>
+                    <pic:cNvPr descr="/sessions/inspiring-brave-volta/tmp/md2docx_xv8fvruc/diagrams/d08.png" id="0" name="Picture"/>
                     <pic:cNvPicPr>
                       <a:picLocks noChangeArrowheads="1" noChangeAspect="1"/>
                     </pic:cNvPicPr>

--- a/word 버전 매뉴얼/A-1 데이터 카탈로그.docx
+++ b/word 버전 매뉴얼/A-1 데이터 카탈로그.docx
@@ -471,7 +471,7 @@
           <w:rPr>
             <w:rStyle w:val="Hyperlink"/>
           </w:rPr>
-          <w:t xml:space="preserve">5.1 솔루션 유형·적용 범위</w:t>
+          <w:t xml:space="preserve">5.1 카탈로그에 필요한 기능</w:t>
         </w:r>
       </w:hyperlink>
     </w:p>
@@ -488,7 +488,7 @@
           <w:rPr>
             <w:rStyle w:val="Hyperlink"/>
           </w:rPr>
-          <w:t xml:space="preserve">5.2 후보 검토·기능 비교</w:t>
+          <w:t xml:space="preserve">5.2 대표 솔루션과 제공 기능</w:t>
         </w:r>
       </w:hyperlink>
     </w:p>
@@ -505,7 +505,7 @@
           <w:rPr>
             <w:rStyle w:val="Hyperlink"/>
           </w:rPr>
-          <w:t xml:space="preserve">5.3 평가·선정·PoC 기준</w:t>
+          <w:t xml:space="preserve">5.3 AI를 활용한 카탈로그 기능</w:t>
         </w:r>
       </w:hyperlink>
     </w:p>
@@ -1493,7 +1493,7 @@
               <a:graphicData uri="http://schemas.openxmlformats.org/drawingml/2006/picture">
                 <pic:pic>
                   <pic:nvPicPr>
-                    <pic:cNvPr descr="/sessions/inspiring-brave-volta/tmp/md2docx_xv8fvruc/diagrams/d01.png" id="0" name="Picture"/>
+                    <pic:cNvPr descr="/sessions/trusting-hopeful-pasteur/tmp/md2docx_og7fl68x/diagrams/d01.png" id="0" name="Picture"/>
                     <pic:cNvPicPr>
                       <a:picLocks noChangeArrowheads="1" noChangeAspect="1"/>
                     </pic:cNvPicPr>
@@ -1695,7 +1695,7 @@
               <a:graphicData uri="http://schemas.openxmlformats.org/drawingml/2006/picture">
                 <pic:pic>
                   <pic:nvPicPr>
-                    <pic:cNvPr descr="/sessions/inspiring-brave-volta/tmp/md2docx_xv8fvruc/diagrams/s01.png" id="0" name="Picture"/>
+                    <pic:cNvPr descr="/sessions/trusting-hopeful-pasteur/tmp/md2docx_og7fl68x/diagrams/s01.png" id="0" name="Picture"/>
                     <pic:cNvPicPr>
                       <a:picLocks noChangeArrowheads="1" noChangeAspect="1"/>
                     </pic:cNvPicPr>
@@ -3374,7 +3374,7 @@
               <w:rPr>
                 <w:b/>
               </w:rPr>
-              <w:t xml:space="preserve">두산전자 예시</w:t>
+              <w:t xml:space="preserve">예시</w:t>
             </w:r>
           </w:p>
         </w:tc>
@@ -4341,7 +4341,7 @@
               <a:graphicData uri="http://schemas.openxmlformats.org/drawingml/2006/picture">
                 <pic:pic>
                   <pic:nvPicPr>
-                    <pic:cNvPr descr="/sessions/inspiring-brave-volta/tmp/md2docx_xv8fvruc/diagrams/d02.png" id="0" name="Picture"/>
+                    <pic:cNvPr descr="/sessions/trusting-hopeful-pasteur/tmp/md2docx_og7fl68x/diagrams/d02.png" id="0" name="Picture"/>
                     <pic:cNvPicPr>
                       <a:picLocks noChangeArrowheads="1" noChangeAspect="1"/>
                     </pic:cNvPicPr>
@@ -4492,7 +4492,7 @@
               <w:rPr>
                 <w:b/>
               </w:rPr>
-              <w:t xml:space="preserve">두산전자 예시</w:t>
+              <w:t xml:space="preserve">예시</w:t>
             </w:r>
           </w:p>
         </w:tc>
@@ -4704,7 +4704,7 @@
               <a:graphicData uri="http://schemas.openxmlformats.org/drawingml/2006/picture">
                 <pic:pic>
                   <pic:nvPicPr>
-                    <pic:cNvPr descr="/sessions/inspiring-brave-volta/tmp/md2docx_xv8fvruc/diagrams/d03.png" id="0" name="Picture"/>
+                    <pic:cNvPr descr="/sessions/trusting-hopeful-pasteur/tmp/md2docx_og7fl68x/diagrams/d03.png" id="0" name="Picture"/>
                     <pic:cNvPicPr>
                       <a:picLocks noChangeArrowheads="1" noChangeAspect="1"/>
                     </pic:cNvPicPr>
@@ -5392,7 +5392,7 @@
               <a:graphicData uri="http://schemas.openxmlformats.org/drawingml/2006/picture">
                 <pic:pic>
                   <pic:nvPicPr>
-                    <pic:cNvPr descr="/sessions/inspiring-brave-volta/tmp/md2docx_xv8fvruc/diagrams/d04.png" id="0" name="Picture"/>
+                    <pic:cNvPr descr="/sessions/trusting-hopeful-pasteur/tmp/md2docx_og7fl68x/diagrams/d04.png" id="0" name="Picture"/>
                     <pic:cNvPicPr>
                       <a:picLocks noChangeArrowheads="1" noChangeAspect="1"/>
                     </pic:cNvPicPr>
@@ -6001,7 +6001,7 @@
               <a:graphicData uri="http://schemas.openxmlformats.org/drawingml/2006/picture">
                 <pic:pic>
                   <pic:nvPicPr>
-                    <pic:cNvPr descr="/sessions/inspiring-brave-volta/tmp/md2docx_xv8fvruc/diagrams/d05.png" id="0" name="Picture"/>
+                    <pic:cNvPr descr="/sessions/trusting-hopeful-pasteur/tmp/md2docx_og7fl68x/diagrams/d05.png" id="0" name="Picture"/>
                     <pic:cNvPicPr>
                       <a:picLocks noChangeArrowheads="1" noChangeAspect="1"/>
                     </pic:cNvPicPr>
@@ -6469,7 +6469,7 @@
               <a:graphicData uri="http://schemas.openxmlformats.org/drawingml/2006/picture">
                 <pic:pic>
                   <pic:nvPicPr>
-                    <pic:cNvPr descr="/sessions/inspiring-brave-volta/tmp/md2docx_xv8fvruc/diagrams/d06.png" id="0" name="Picture"/>
+                    <pic:cNvPr descr="/sessions/trusting-hopeful-pasteur/tmp/md2docx_og7fl68x/diagrams/d06.png" id="0" name="Picture"/>
                     <pic:cNvPicPr>
                       <a:picLocks noChangeArrowheads="1" noChangeAspect="1"/>
                     </pic:cNvPicPr>
@@ -7802,7 +7802,7 @@
               <a:graphicData uri="http://schemas.openxmlformats.org/drawingml/2006/picture">
                 <pic:pic>
                   <pic:nvPicPr>
-                    <pic:cNvPr descr="/sessions/inspiring-brave-volta/tmp/md2docx_xv8fvruc/diagrams/d07.png" id="0" name="Picture"/>
+                    <pic:cNvPr descr="/sessions/trusting-hopeful-pasteur/tmp/md2docx_og7fl68x/diagrams/d07.png" id="0" name="Picture"/>
                     <pic:cNvPicPr>
                       <a:picLocks noChangeArrowheads="1" noChangeAspect="1"/>
                     </pic:cNvPicPr>
@@ -7879,83 +7879,10 @@
     </w:p>
     <w:p>
       <w:pPr>
-        <w:pStyle w:val="BlockText"/>
-      </w:pPr>
-      <w:r>
-        <w:rPr>
-          <w:b/>
-        </w:rPr>
-        <w:t xml:space="preserve">2층 연결:</w:t>
-      </w:r>
-      <w:r>
-        <w:t xml:space="preserve"> </w:t>
-      </w:r>
-      <w:r>
-        <w:t xml:space="preserve">솔루션을 묶어서 평가·선정하려면 →</w:t>
-      </w:r>
-      <w:r>
-        <w:t xml:space="preserve"> </w:t>
-      </w:r>
-      <w:hyperlink r:id="rId59">
-        <w:r>
-          <w:rPr>
-            <w:rStyle w:val="Hyperlink"/>
-          </w:rPr>
-          <w:t xml:space="preserve">Tech Stack 비교 정본</w:t>
-        </w:r>
-      </w:hyperlink>
-      <w:r>
-        <w:t xml:space="preserve">. 아래는</w:t>
-      </w:r>
-      <w:r>
-        <w:t xml:space="preserve"> </w:t>
-      </w:r>
-      <w:r>
-        <w:rPr>
-          <w:i/>
-        </w:rPr>
-        <w:t xml:space="preserve">데이터 카탈로그 관점</w:t>
-      </w:r>
-      <w:r>
-        <w:t xml:space="preserve">의 기능 비교(1층)다.</w:t>
-      </w:r>
-    </w:p>
-    <w:p>
-      <w:pPr>
         <w:pStyle w:val="FirstParagraph"/>
       </w:pPr>
       <w:r>
-        <w:t xml:space="preserve">데이터 카탈로그는 기능이 많은 솔루션보다 현재 운영 환경에 적합한 솔루션을 선택하는 것이 중요하다.</w:t>
-      </w:r>
-    </w:p>
-    <w:p>
-      <w:pPr>
-        <w:pStyle w:val="BodyText"/>
-      </w:pPr>
-      <w:r>
-        <w:t xml:space="preserve">ERP, MES, QMS 등 기존 시스템과 연계할 수 있어야 하며, 메타데이터 자동 수집, 검색, 권한 관리 기능을 지원해야 한다. 솔루션 선정 전에는 반드시 실제 운영 환경을 대상으로 PoC를 수행하여 적용 가능성을 검증한다.</w:t>
-      </w:r>
-    </w:p>
-    <w:p>
-      <w:pPr>
-        <w:pStyle w:val="BodyText"/>
-      </w:pPr>
-      <w:r>
-        <w:t xml:space="preserve">운영 환경에 따라 적합한 유형을 고른다. 통합 데이터 플랫폼에 내장된 카탈로그를 쓰면 메타데이터·용어집·데이터 계통까지 한 제품으로 묶을 수 있고, 멀티 플랫폼·전사 거버넌스가 우선이면 전용 카탈로그(Collibra·Atlan)나 오픈소스를 검토한다. 솔루션을 묶어 평가·선정하는 일은</w:t>
-      </w:r>
-      <w:r>
-        <w:t xml:space="preserve"> </w:t>
-      </w:r>
-      <w:hyperlink r:id="rId59">
-        <w:r>
-          <w:rPr>
-            <w:rStyle w:val="Hyperlink"/>
-          </w:rPr>
-          <w:t xml:space="preserve">2층 정본</w:t>
-        </w:r>
-      </w:hyperlink>
-      <w:r>
-        <w:t xml:space="preserve">이 전담한다.</w:t>
+        <w:t xml:space="preserve">데이터 카탈로그에 필요한 기능이 무엇인지 먼저 정하고, 대표 솔루션이 이를 어떻게 제공하는지, 최근에는 AI가 어떤 기능을 더하는지 순서로 살펴본다.</w:t>
       </w:r>
     </w:p>
     <w:p>
@@ -7976,20 +7903,20 @@
       </w:pPr>
       <w:bookmarkStart w:id="7049" w:name="s41"/>
       <w:bookmarkEnd w:id="7049"/>
-      <w:bookmarkStart w:id="7050" w:name="Xfd79d7bdd2be114ed3472c40f02949924bb9a34"/>
+      <w:bookmarkStart w:id="7050" w:name="X7b7d1d805a1112524fd03a4b4fdb8cc90fd4a11"/>
       <w:bookmarkEnd w:id="7050"/>
-      <w:bookmarkStart w:id="60" w:name="솔루션-유형적용-범위"/>
-      <w:r>
-        <w:t xml:space="preserve">5.1 솔루션 유형·적용 범위</w:t>
-      </w:r>
-      <w:bookmarkEnd w:id="60"/>
+      <w:bookmarkStart w:id="59" w:name="카탈로그에-필요한-기능"/>
+      <w:r>
+        <w:t xml:space="preserve">5.1 카탈로그에 필요한 기능</w:t>
+      </w:r>
+      <w:bookmarkEnd w:id="59"/>
     </w:p>
     <w:p>
       <w:pPr>
         <w:pStyle w:val="FirstParagraph"/>
       </w:pPr>
       <w:r>
-        <w:t xml:space="preserve">데이터 카탈로그 솔루션은 구축 방식에 따라 다음과 같이 구분할 수 있다.</w:t>
+        <w:t xml:space="preserve">데이터 카탈로그가 제 역할을 하려면 다음 네 기능을 갖춰야 한다. 이 네 기능이 그대로 아래 5.2 솔루션 비교의 기준이 되며, 기능이 많은 제품보다 이 기능이 우리 운영 환경에 맞는 제품을 고른다.</w:t>
       </w:r>
     </w:p>
     <w:tbl>
@@ -8015,9 +7942,8 @@
         <w:tblLook w:firstRow="1"/>
       </w:tblPr>
       <w:tblGrid>
-        <w:gridCol w:w="2523"/>
-        <w:gridCol w:w="1425"/>
-        <w:gridCol w:w="5051"/>
+        <w:gridCol w:w="1471"/>
+        <w:gridCol w:w="7528"/>
       </w:tblGrid>
       <w:tr>
         <w:trPr>
@@ -8025,7 +7951,7 @@
         </w:trPr>
         <w:tc>
           <w:tcPr>
-            <w:tcW w:type="pct" w:w="1346"/>
+            <w:tcW w:type="pct" w:w="785"/>
             <w:shd w:val="clear" w:color="auto" w:fill="DCE8F5"/>
             <w:vAlign w:val="center"/>
           </w:tcPr>
@@ -8038,13 +7964,13 @@
               <w:rPr>
                 <w:b/>
               </w:rPr>
-              <w:t xml:space="preserve">유형</w:t>
-            </w:r>
-          </w:p>
-        </w:tc>
-        <w:tc>
-          <w:tcPr>
-            <w:tcW w:type="pct" w:w="760"/>
+              <w:t xml:space="preserve">기능</w:t>
+            </w:r>
+          </w:p>
+        </w:tc>
+        <w:tc>
+          <w:tcPr>
+            <w:tcW w:type="pct" w:w="4015"/>
             <w:shd w:val="clear" w:color="auto" w:fill="DCE8F5"/>
             <w:vAlign w:val="center"/>
           </w:tcPr>
@@ -8057,236 +7983,136 @@
               <w:rPr>
                 <w:b/>
               </w:rPr>
-              <w:t xml:space="preserve">특징</w:t>
-            </w:r>
-          </w:p>
-        </w:tc>
-        <w:tc>
-          <w:tcPr>
-            <w:tcW w:type="pct" w:w="2694"/>
-            <w:shd w:val="clear" w:color="auto" w:fill="DCE8F5"/>
-            <w:vAlign w:val="center"/>
-          </w:tcPr>
-          <w:p>
-            <w:pPr>
-              <w:pStyle w:val="Compact"/>
-              <w:jc w:val="left"/>
-            </w:pPr>
-            <w:r>
-              <w:rPr>
-                <w:b/>
-              </w:rPr>
-              <w:t xml:space="preserve">대표 솔루션</w:t>
-            </w:r>
-          </w:p>
-        </w:tc>
-      </w:tr>
-      <w:tr>
-        <w:tc>
-          <w:tcPr>
-            <w:tcW w:type="pct" w:w="1346"/>
-            <w:vAlign w:val="center"/>
-          </w:tcPr>
-          <w:p>
-            <w:pPr>
-              <w:pStyle w:val="Compact"/>
-              <w:jc w:val="left"/>
-            </w:pPr>
-            <w:r>
-              <w:t xml:space="preserve">Enterprise Data Catalog</w:t>
-            </w:r>
-          </w:p>
-        </w:tc>
-        <w:tc>
-          <w:tcPr>
-            <w:tcW w:type="pct" w:w="760"/>
-            <w:vAlign w:val="center"/>
-          </w:tcPr>
-          <w:p>
-            <w:pPr>
-              <w:pStyle w:val="Compact"/>
-              <w:jc w:val="left"/>
-            </w:pPr>
-            <w:r>
-              <w:t xml:space="preserve">데이터 거버넌스 중심</w:t>
-            </w:r>
-          </w:p>
-        </w:tc>
-        <w:tc>
-          <w:tcPr>
-            <w:tcW w:type="pct" w:w="2694"/>
-            <w:vAlign w:val="center"/>
-          </w:tcPr>
-          <w:p>
-            <w:pPr>
-              <w:pStyle w:val="Compact"/>
-              <w:jc w:val="left"/>
-            </w:pPr>
-            <w:r>
-              <w:t xml:space="preserve">Collibra</w:t>
-            </w:r>
-            <w:hyperlink w:anchor="ref1">
-              <w:r>
-                <w:rPr>
-                  <w:rStyle w:val="Hyperlink"/>
-                </w:rPr>
-                <w:t xml:space="preserve">[1]</w:t>
-              </w:r>
-            </w:hyperlink>
-            <w:r>
-              <w:t xml:space="preserve">, Atlan</w:t>
-            </w:r>
-            <w:hyperlink w:anchor="ref2">
-              <w:r>
-                <w:rPr>
-                  <w:rStyle w:val="Hyperlink"/>
-                </w:rPr>
-                <w:t xml:space="preserve">[2]</w:t>
-              </w:r>
-            </w:hyperlink>
-          </w:p>
-        </w:tc>
-      </w:tr>
-      <w:tr>
-        <w:tc>
-          <w:tcPr>
-            <w:tcW w:type="pct" w:w="1346"/>
-            <w:vAlign w:val="center"/>
-          </w:tcPr>
-          <w:p>
-            <w:pPr>
-              <w:pStyle w:val="Compact"/>
-              <w:jc w:val="left"/>
-            </w:pPr>
-            <w:r>
-              <w:t xml:space="preserve">Cloud 기반</w:t>
-            </w:r>
-          </w:p>
-        </w:tc>
-        <w:tc>
-          <w:tcPr>
-            <w:tcW w:type="pct" w:w="760"/>
-            <w:vAlign w:val="center"/>
-          </w:tcPr>
-          <w:p>
-            <w:pPr>
-              <w:pStyle w:val="Compact"/>
-              <w:jc w:val="left"/>
-            </w:pPr>
-            <w:r>
-              <w:t xml:space="preserve">Cloud 플랫폼과 통합</w:t>
-            </w:r>
-          </w:p>
-        </w:tc>
-        <w:tc>
-          <w:tcPr>
-            <w:tcW w:type="pct" w:w="2694"/>
-            <w:vAlign w:val="center"/>
-          </w:tcPr>
-          <w:p>
-            <w:pPr>
-              <w:pStyle w:val="Compact"/>
-              <w:jc w:val="left"/>
-            </w:pPr>
-            <w:r>
-              <w:t xml:space="preserve">Microsoft Purview</w:t>
-            </w:r>
-            <w:hyperlink w:anchor="ref3">
-              <w:r>
-                <w:rPr>
-                  <w:rStyle w:val="Hyperlink"/>
-                </w:rPr>
-                <w:t xml:space="preserve">[3]</w:t>
-              </w:r>
-            </w:hyperlink>
-            <w:r>
-              <w:t xml:space="preserve">, AWS Glue Data Catalog</w:t>
-            </w:r>
-            <w:hyperlink w:anchor="ref4">
-              <w:r>
-                <w:rPr>
-                  <w:rStyle w:val="Hyperlink"/>
-                </w:rPr>
-                <w:t xml:space="preserve">[4]</w:t>
-              </w:r>
-            </w:hyperlink>
-            <w:r>
-              <w:t xml:space="preserve">, Databricks Unity Catalog</w:t>
-            </w:r>
-            <w:hyperlink w:anchor="ref5">
-              <w:r>
-                <w:rPr>
-                  <w:rStyle w:val="Hyperlink"/>
-                </w:rPr>
-                <w:t xml:space="preserve">[5]</w:t>
-              </w:r>
-            </w:hyperlink>
-          </w:p>
-        </w:tc>
-      </w:tr>
-      <w:tr>
-        <w:tc>
-          <w:tcPr>
-            <w:tcW w:type="pct" w:w="1346"/>
-            <w:vAlign w:val="center"/>
-          </w:tcPr>
-          <w:p>
-            <w:pPr>
-              <w:pStyle w:val="Compact"/>
-              <w:jc w:val="left"/>
-            </w:pPr>
-            <w:r>
-              <w:t xml:space="preserve">Open Source</w:t>
-            </w:r>
-          </w:p>
-        </w:tc>
-        <w:tc>
-          <w:tcPr>
-            <w:tcW w:type="pct" w:w="760"/>
-            <w:vAlign w:val="center"/>
-          </w:tcPr>
-          <w:p>
-            <w:pPr>
-              <w:pStyle w:val="Compact"/>
-              <w:jc w:val="left"/>
-            </w:pPr>
-            <w:r>
-              <w:t xml:space="preserve">직접 구축 및 운영</w:t>
-            </w:r>
-          </w:p>
-        </w:tc>
-        <w:tc>
-          <w:tcPr>
-            <w:tcW w:type="pct" w:w="2694"/>
-            <w:vAlign w:val="center"/>
-          </w:tcPr>
-          <w:p>
-            <w:pPr>
-              <w:pStyle w:val="Compact"/>
-              <w:jc w:val="left"/>
-            </w:pPr>
-            <w:r>
-              <w:t xml:space="preserve">DataHub</w:t>
-            </w:r>
-            <w:hyperlink w:anchor="ref6">
-              <w:r>
-                <w:rPr>
-                  <w:rStyle w:val="Hyperlink"/>
-                </w:rPr>
-                <w:t xml:space="preserve">[6]</w:t>
-              </w:r>
-            </w:hyperlink>
-            <w:r>
-              <w:t xml:space="preserve">, OpenMetadata</w:t>
-            </w:r>
-            <w:hyperlink w:anchor="ref7">
-              <w:r>
-                <w:rPr>
-                  <w:rStyle w:val="Hyperlink"/>
-                </w:rPr>
-                <w:t xml:space="preserve">[7]</w:t>
-              </w:r>
-            </w:hyperlink>
+              <w:t xml:space="preserve">설명</w:t>
+            </w:r>
+          </w:p>
+        </w:tc>
+      </w:tr>
+      <w:tr>
+        <w:tc>
+          <w:tcPr>
+            <w:tcW w:type="pct" w:w="785"/>
+            <w:vAlign w:val="center"/>
+          </w:tcPr>
+          <w:p>
+            <w:pPr>
+              <w:pStyle w:val="Compact"/>
+              <w:jc w:val="left"/>
+            </w:pPr>
+            <w:r>
+              <w:t xml:space="preserve">A. 시스템 연계</w:t>
+            </w:r>
+          </w:p>
+        </w:tc>
+        <w:tc>
+          <w:tcPr>
+            <w:tcW w:type="pct" w:w="4015"/>
+            <w:vAlign w:val="center"/>
+          </w:tcPr>
+          <w:p>
+            <w:pPr>
+              <w:pStyle w:val="Compact"/>
+              <w:jc w:val="left"/>
+            </w:pPr>
+            <w:r>
+              <w:t xml:space="preserve">ERP·MES·QMS·LIMS 등 원천 시스템에 연결해 메타데이터를 가져온다</w:t>
+            </w:r>
+          </w:p>
+        </w:tc>
+      </w:tr>
+      <w:tr>
+        <w:tc>
+          <w:tcPr>
+            <w:tcW w:type="pct" w:w="785"/>
+            <w:vAlign w:val="center"/>
+          </w:tcPr>
+          <w:p>
+            <w:pPr>
+              <w:pStyle w:val="Compact"/>
+              <w:jc w:val="left"/>
+            </w:pPr>
+            <w:r>
+              <w:t xml:space="preserve">B. 자동 수집</w:t>
+            </w:r>
+          </w:p>
+        </w:tc>
+        <w:tc>
+          <w:tcPr>
+            <w:tcW w:type="pct" w:w="4015"/>
+            <w:vAlign w:val="center"/>
+          </w:tcPr>
+          <w:p>
+            <w:pPr>
+              <w:pStyle w:val="Compact"/>
+              <w:jc w:val="left"/>
+            </w:pPr>
+            <w:r>
+              <w:t xml:space="preserve">원천에서 스키마·저장 위치·갱신 정보·데이터 계통(Lineage)을 자동으로 수집한다</w:t>
+            </w:r>
+          </w:p>
+        </w:tc>
+      </w:tr>
+      <w:tr>
+        <w:tc>
+          <w:tcPr>
+            <w:tcW w:type="pct" w:w="785"/>
+            <w:vAlign w:val="center"/>
+          </w:tcPr>
+          <w:p>
+            <w:pPr>
+              <w:pStyle w:val="Compact"/>
+              <w:jc w:val="left"/>
+            </w:pPr>
+            <w:r>
+              <w:t xml:space="preserve">C. 검색·탐색</w:t>
+            </w:r>
+          </w:p>
+        </w:tc>
+        <w:tc>
+          <w:tcPr>
+            <w:tcW w:type="pct" w:w="4015"/>
+            <w:vAlign w:val="center"/>
+          </w:tcPr>
+          <w:p>
+            <w:pPr>
+              <w:pStyle w:val="Compact"/>
+              <w:jc w:val="left"/>
+            </w:pPr>
+            <w:r>
+              <w:t xml:space="preserve">키워드 검색과 업무 영역·데이터 유형·태그 기반 탐색, 데이터 계통 확인</w:t>
+            </w:r>
+          </w:p>
+        </w:tc>
+      </w:tr>
+      <w:tr>
+        <w:tc>
+          <w:tcPr>
+            <w:tcW w:type="pct" w:w="785"/>
+            <w:vAlign w:val="center"/>
+          </w:tcPr>
+          <w:p>
+            <w:pPr>
+              <w:pStyle w:val="Compact"/>
+              <w:jc w:val="left"/>
+            </w:pPr>
+            <w:r>
+              <w:t xml:space="preserve">D. 권한 관리</w:t>
+            </w:r>
+          </w:p>
+        </w:tc>
+        <w:tc>
+          <w:tcPr>
+            <w:tcW w:type="pct" w:w="4015"/>
+            <w:vAlign w:val="center"/>
+          </w:tcPr>
+          <w:p>
+            <w:pPr>
+              <w:pStyle w:val="Compact"/>
+              <w:jc w:val="left"/>
+            </w:pPr>
+            <w:r>
+              <w:t xml:space="preserve">사용자·조직별 접근 권한과 보안 등급(민감정보)을 연동한다</w:t>
+            </w:r>
           </w:p>
         </w:tc>
       </w:tr>
@@ -8296,7 +8122,7 @@
         <w:pStyle w:val="BodyText"/>
       </w:pPr>
       <w:r>
-        <w:t xml:space="preserve">계열사의 IT 환경과 운영 방식에 따라 적합한 유형을 선택한다.</w:t>
+        <w:t xml:space="preserve">네 기능(A~D)은 대표 솔루션 대부분이 기본 제공한다. 그래서 5.2 비교표는 이 네 기능을 같은 A~D로 표시해 비교하고, 여기에 실무 선택을 가르는 배포 형태·운영 부담을 더해 본다. AI가 이 기능들을 어떻게 자동화·고도화하는지는 5.3에서 다룬다.</w:t>
       </w:r>
     </w:p>
     <w:p>
@@ -8317,20 +8143,20 @@
       </w:pPr>
       <w:bookmarkStart w:id="7051" w:name="s42"/>
       <w:bookmarkEnd w:id="7051"/>
-      <w:bookmarkStart w:id="7052" w:name="X8fd60291b9b46f279dd5462767fab9fa76cb95e"/>
+      <w:bookmarkStart w:id="7052" w:name="Xb7735e90b81712f1d9a82056a5d0e93ec1bc212"/>
       <w:bookmarkEnd w:id="7052"/>
-      <w:bookmarkStart w:id="61" w:name="후보-검토기능-비교"/>
-      <w:r>
-        <w:t xml:space="preserve">5.2 후보 검토·기능 비교</w:t>
-      </w:r>
-      <w:bookmarkEnd w:id="61"/>
+      <w:bookmarkStart w:id="60" w:name="대표-솔루션과-제공-기능"/>
+      <w:r>
+        <w:t xml:space="preserve">5.2 대표 솔루션과 제공 기능</w:t>
+      </w:r>
+      <w:bookmarkEnd w:id="60"/>
     </w:p>
     <w:p>
       <w:pPr>
         <w:pStyle w:val="FirstParagraph"/>
       </w:pPr>
       <w:r>
-        <w:t xml:space="preserve">솔루션은 다음 항목을 중심으로 비교한다.</w:t>
+        <w:t xml:space="preserve">대표적인 카탈로그 솔루션은 구축 방식에 따라 세 유형으로 나뉜다.</w:t>
       </w:r>
     </w:p>
     <w:tbl>
@@ -8356,8 +8182,9 @@
         <w:tblLook w:firstRow="1"/>
       </w:tblPr>
       <w:tblGrid>
-        <w:gridCol w:w="1800"/>
-        <w:gridCol w:w="7200"/>
+        <w:gridCol w:w="2493"/>
+        <w:gridCol w:w="1516"/>
+        <w:gridCol w:w="4989"/>
       </w:tblGrid>
       <w:tr>
         <w:trPr>
@@ -8365,7 +8192,7 @@
         </w:trPr>
         <w:tc>
           <w:tcPr>
-            <w:tcW w:type="pct" w:w="960"/>
+            <w:tcW w:type="pct" w:w="1330"/>
             <w:shd w:val="clear" w:color="auto" w:fill="DCE8F5"/>
             <w:vAlign w:val="center"/>
           </w:tcPr>
@@ -8378,13 +8205,13 @@
               <w:rPr>
                 <w:b/>
               </w:rPr>
-              <w:t xml:space="preserve">검토 항목</w:t>
-            </w:r>
-          </w:p>
-        </w:tc>
-        <w:tc>
-          <w:tcPr>
-            <w:tcW w:type="pct" w:w="3840"/>
+              <w:t xml:space="preserve">유형</w:t>
+            </w:r>
+          </w:p>
+        </w:tc>
+        <w:tc>
+          <w:tcPr>
+            <w:tcW w:type="pct" w:w="809"/>
             <w:shd w:val="clear" w:color="auto" w:fill="DCE8F5"/>
             <w:vAlign w:val="center"/>
           </w:tcPr>
@@ -8397,200 +8224,236 @@
               <w:rPr>
                 <w:b/>
               </w:rPr>
-              <w:t xml:space="preserve">주요 내용</w:t>
-            </w:r>
-          </w:p>
-        </w:tc>
-      </w:tr>
-      <w:tr>
-        <w:tc>
-          <w:tcPr>
-            <w:tcW w:type="pct" w:w="960"/>
-            <w:vAlign w:val="center"/>
-          </w:tcPr>
-          <w:p>
-            <w:pPr>
-              <w:pStyle w:val="Compact"/>
-              <w:jc w:val="left"/>
-            </w:pPr>
-            <w:r>
-              <w:t xml:space="preserve">시스템 연계</w:t>
-            </w:r>
-          </w:p>
-        </w:tc>
-        <w:tc>
-          <w:tcPr>
-            <w:tcW w:type="pct" w:w="3840"/>
-            <w:vAlign w:val="center"/>
-          </w:tcPr>
-          <w:p>
-            <w:pPr>
-              <w:pStyle w:val="Compact"/>
-              <w:jc w:val="left"/>
-            </w:pPr>
-            <w:r>
-              <w:t xml:space="preserve">ERP, MES, QMS 등 연계 가능 여부</w:t>
-            </w:r>
-          </w:p>
-        </w:tc>
-      </w:tr>
-      <w:tr>
-        <w:tc>
-          <w:tcPr>
-            <w:tcW w:type="pct" w:w="960"/>
-            <w:vAlign w:val="center"/>
-          </w:tcPr>
-          <w:p>
-            <w:pPr>
-              <w:pStyle w:val="Compact"/>
-              <w:jc w:val="left"/>
-            </w:pPr>
-            <w:r>
-              <w:t xml:space="preserve">자동 수집</w:t>
-            </w:r>
-          </w:p>
-        </w:tc>
-        <w:tc>
-          <w:tcPr>
-            <w:tcW w:type="pct" w:w="3840"/>
-            <w:vAlign w:val="center"/>
-          </w:tcPr>
-          <w:p>
-            <w:pPr>
-              <w:pStyle w:val="Compact"/>
-              <w:jc w:val="left"/>
-            </w:pPr>
-            <w:r>
-              <w:t xml:space="preserve">메타데이터 자동 수집 기능</w:t>
-            </w:r>
-          </w:p>
-        </w:tc>
-      </w:tr>
-      <w:tr>
-        <w:tc>
-          <w:tcPr>
-            <w:tcW w:type="pct" w:w="960"/>
-            <w:vAlign w:val="center"/>
-          </w:tcPr>
-          <w:p>
-            <w:pPr>
-              <w:pStyle w:val="Compact"/>
-              <w:jc w:val="left"/>
-            </w:pPr>
-            <w:r>
-              <w:t xml:space="preserve">검색</w:t>
-            </w:r>
-          </w:p>
-        </w:tc>
-        <w:tc>
-          <w:tcPr>
-            <w:tcW w:type="pct" w:w="3840"/>
-            <w:vAlign w:val="center"/>
-          </w:tcPr>
-          <w:p>
-            <w:pPr>
-              <w:pStyle w:val="Compact"/>
-              <w:jc w:val="left"/>
-            </w:pPr>
-            <w:r>
-              <w:t xml:space="preserve">데이터 검색 및 탐색 기능</w:t>
-            </w:r>
-          </w:p>
-        </w:tc>
-      </w:tr>
-      <w:tr>
-        <w:tc>
-          <w:tcPr>
-            <w:tcW w:type="pct" w:w="960"/>
-            <w:vAlign w:val="center"/>
-          </w:tcPr>
-          <w:p>
-            <w:pPr>
-              <w:pStyle w:val="Compact"/>
-              <w:jc w:val="left"/>
-            </w:pPr>
-            <w:r>
-              <w:t xml:space="preserve">권한 관리</w:t>
-            </w:r>
-          </w:p>
-        </w:tc>
-        <w:tc>
-          <w:tcPr>
-            <w:tcW w:type="pct" w:w="3840"/>
-            <w:vAlign w:val="center"/>
-          </w:tcPr>
-          <w:p>
-            <w:pPr>
-              <w:pStyle w:val="Compact"/>
-              <w:jc w:val="left"/>
-            </w:pPr>
-            <w:r>
-              <w:t xml:space="preserve">사용자 및 접근 권한 관리</w:t>
-            </w:r>
-          </w:p>
-        </w:tc>
-      </w:tr>
-      <w:tr>
-        <w:tc>
-          <w:tcPr>
-            <w:tcW w:type="pct" w:w="960"/>
-            <w:vAlign w:val="center"/>
-          </w:tcPr>
-          <w:p>
-            <w:pPr>
-              <w:pStyle w:val="Compact"/>
-              <w:jc w:val="left"/>
-            </w:pPr>
-            <w:r>
-              <w:t xml:space="preserve">확장성</w:t>
-            </w:r>
-          </w:p>
-        </w:tc>
-        <w:tc>
-          <w:tcPr>
-            <w:tcW w:type="pct" w:w="3840"/>
-            <w:vAlign w:val="center"/>
-          </w:tcPr>
-          <w:p>
-            <w:pPr>
-              <w:pStyle w:val="Compact"/>
-              <w:jc w:val="left"/>
-            </w:pPr>
-            <w:r>
-              <w:t xml:space="preserve">계열사 확대 적용 가능 여부</w:t>
-            </w:r>
-          </w:p>
-        </w:tc>
-      </w:tr>
-      <w:tr>
-        <w:tc>
-          <w:tcPr>
-            <w:tcW w:type="pct" w:w="960"/>
-            <w:vAlign w:val="center"/>
-          </w:tcPr>
-          <w:p>
-            <w:pPr>
-              <w:pStyle w:val="Compact"/>
-              <w:jc w:val="left"/>
-            </w:pPr>
-            <w:r>
-              <w:t xml:space="preserve">운영성</w:t>
-            </w:r>
-          </w:p>
-        </w:tc>
-        <w:tc>
-          <w:tcPr>
-            <w:tcW w:type="pct" w:w="3840"/>
-            <w:vAlign w:val="center"/>
-          </w:tcPr>
-          <w:p>
-            <w:pPr>
-              <w:pStyle w:val="Compact"/>
-              <w:jc w:val="left"/>
-            </w:pPr>
-            <w:r>
-              <w:t xml:space="preserve">구축 및 유지보수 편의성</w:t>
-            </w:r>
+              <w:t xml:space="preserve">특징</w:t>
+            </w:r>
+          </w:p>
+        </w:tc>
+        <w:tc>
+          <w:tcPr>
+            <w:tcW w:type="pct" w:w="2661"/>
+            <w:shd w:val="clear" w:color="auto" w:fill="DCE8F5"/>
+            <w:vAlign w:val="center"/>
+          </w:tcPr>
+          <w:p>
+            <w:pPr>
+              <w:pStyle w:val="Compact"/>
+              <w:jc w:val="left"/>
+            </w:pPr>
+            <w:r>
+              <w:rPr>
+                <w:b/>
+              </w:rPr>
+              <w:t xml:space="preserve">대표 솔루션</w:t>
+            </w:r>
+          </w:p>
+        </w:tc>
+      </w:tr>
+      <w:tr>
+        <w:tc>
+          <w:tcPr>
+            <w:tcW w:type="pct" w:w="1330"/>
+            <w:vAlign w:val="center"/>
+          </w:tcPr>
+          <w:p>
+            <w:pPr>
+              <w:pStyle w:val="Compact"/>
+              <w:jc w:val="left"/>
+            </w:pPr>
+            <w:r>
+              <w:t xml:space="preserve">Enterprise Data Catalog</w:t>
+            </w:r>
+          </w:p>
+        </w:tc>
+        <w:tc>
+          <w:tcPr>
+            <w:tcW w:type="pct" w:w="809"/>
+            <w:vAlign w:val="center"/>
+          </w:tcPr>
+          <w:p>
+            <w:pPr>
+              <w:pStyle w:val="Compact"/>
+              <w:jc w:val="left"/>
+            </w:pPr>
+            <w:r>
+              <w:t xml:space="preserve">전사 데이터 거버넌스 중심</w:t>
+            </w:r>
+          </w:p>
+        </w:tc>
+        <w:tc>
+          <w:tcPr>
+            <w:tcW w:type="pct" w:w="2661"/>
+            <w:vAlign w:val="center"/>
+          </w:tcPr>
+          <w:p>
+            <w:pPr>
+              <w:pStyle w:val="Compact"/>
+              <w:jc w:val="left"/>
+            </w:pPr>
+            <w:r>
+              <w:t xml:space="preserve">Collibra</w:t>
+            </w:r>
+            <w:hyperlink w:anchor="ref1">
+              <w:r>
+                <w:rPr>
+                  <w:rStyle w:val="Hyperlink"/>
+                </w:rPr>
+                <w:t xml:space="preserve">[1]</w:t>
+              </w:r>
+            </w:hyperlink>
+            <w:r>
+              <w:t xml:space="preserve">, Atlan</w:t>
+            </w:r>
+            <w:hyperlink w:anchor="ref2">
+              <w:r>
+                <w:rPr>
+                  <w:rStyle w:val="Hyperlink"/>
+                </w:rPr>
+                <w:t xml:space="preserve">[2]</w:t>
+              </w:r>
+            </w:hyperlink>
+          </w:p>
+        </w:tc>
+      </w:tr>
+      <w:tr>
+        <w:tc>
+          <w:tcPr>
+            <w:tcW w:type="pct" w:w="1330"/>
+            <w:vAlign w:val="center"/>
+          </w:tcPr>
+          <w:p>
+            <w:pPr>
+              <w:pStyle w:val="Compact"/>
+              <w:jc w:val="left"/>
+            </w:pPr>
+            <w:r>
+              <w:t xml:space="preserve">Cloud 기반</w:t>
+            </w:r>
+          </w:p>
+        </w:tc>
+        <w:tc>
+          <w:tcPr>
+            <w:tcW w:type="pct" w:w="809"/>
+            <w:vAlign w:val="center"/>
+          </w:tcPr>
+          <w:p>
+            <w:pPr>
+              <w:pStyle w:val="Compact"/>
+              <w:jc w:val="left"/>
+            </w:pPr>
+            <w:r>
+              <w:t xml:space="preserve">클라우드 플랫폼과 통합</w:t>
+            </w:r>
+          </w:p>
+        </w:tc>
+        <w:tc>
+          <w:tcPr>
+            <w:tcW w:type="pct" w:w="2661"/>
+            <w:vAlign w:val="center"/>
+          </w:tcPr>
+          <w:p>
+            <w:pPr>
+              <w:pStyle w:val="Compact"/>
+              <w:jc w:val="left"/>
+            </w:pPr>
+            <w:r>
+              <w:t xml:space="preserve">Microsoft Purview</w:t>
+            </w:r>
+            <w:hyperlink w:anchor="ref3">
+              <w:r>
+                <w:rPr>
+                  <w:rStyle w:val="Hyperlink"/>
+                </w:rPr>
+                <w:t xml:space="preserve">[3]</w:t>
+              </w:r>
+            </w:hyperlink>
+            <w:r>
+              <w:t xml:space="preserve">, AWS Glue Data Catalog</w:t>
+            </w:r>
+            <w:hyperlink w:anchor="ref4">
+              <w:r>
+                <w:rPr>
+                  <w:rStyle w:val="Hyperlink"/>
+                </w:rPr>
+                <w:t xml:space="preserve">[4]</w:t>
+              </w:r>
+            </w:hyperlink>
+            <w:r>
+              <w:t xml:space="preserve">, Databricks Unity Catalog</w:t>
+            </w:r>
+            <w:hyperlink w:anchor="ref5">
+              <w:r>
+                <w:rPr>
+                  <w:rStyle w:val="Hyperlink"/>
+                </w:rPr>
+                <w:t xml:space="preserve">[5]</w:t>
+              </w:r>
+            </w:hyperlink>
+          </w:p>
+        </w:tc>
+      </w:tr>
+      <w:tr>
+        <w:tc>
+          <w:tcPr>
+            <w:tcW w:type="pct" w:w="1330"/>
+            <w:vAlign w:val="center"/>
+          </w:tcPr>
+          <w:p>
+            <w:pPr>
+              <w:pStyle w:val="Compact"/>
+              <w:jc w:val="left"/>
+            </w:pPr>
+            <w:r>
+              <w:t xml:space="preserve">Open Source</w:t>
+            </w:r>
+          </w:p>
+        </w:tc>
+        <w:tc>
+          <w:tcPr>
+            <w:tcW w:type="pct" w:w="809"/>
+            <w:vAlign w:val="center"/>
+          </w:tcPr>
+          <w:p>
+            <w:pPr>
+              <w:pStyle w:val="Compact"/>
+              <w:jc w:val="left"/>
+            </w:pPr>
+            <w:r>
+              <w:t xml:space="preserve">직접 구축·운영</w:t>
+            </w:r>
+          </w:p>
+        </w:tc>
+        <w:tc>
+          <w:tcPr>
+            <w:tcW w:type="pct" w:w="2661"/>
+            <w:vAlign w:val="center"/>
+          </w:tcPr>
+          <w:p>
+            <w:pPr>
+              <w:pStyle w:val="Compact"/>
+              <w:jc w:val="left"/>
+            </w:pPr>
+            <w:r>
+              <w:t xml:space="preserve">DataHub</w:t>
+            </w:r>
+            <w:hyperlink w:anchor="ref6">
+              <w:r>
+                <w:rPr>
+                  <w:rStyle w:val="Hyperlink"/>
+                </w:rPr>
+                <w:t xml:space="preserve">[6]</w:t>
+              </w:r>
+            </w:hyperlink>
+            <w:r>
+              <w:t xml:space="preserve">, OpenMetadata</w:t>
+            </w:r>
+            <w:hyperlink w:anchor="ref7">
+              <w:r>
+                <w:rPr>
+                  <w:rStyle w:val="Hyperlink"/>
+                </w:rPr>
+                <w:t xml:space="preserve">[7]</w:t>
+              </w:r>
+            </w:hyperlink>
           </w:p>
         </w:tc>
       </w:tr>
@@ -8600,7 +8463,39 @@
         <w:pStyle w:val="BodyText"/>
       </w:pPr>
       <w:r>
-        <w:t xml:space="preserve">두산전자 환경(클라우드 데이터 레이크 + Oracle/MS SQL + SharePoint, 데이터 조직 1년차)을 가정한 주요 후보 비교 예시는 다음과 같다.</w:t>
+        <w:t xml:space="preserve">아래 비교표는</w:t>
+      </w:r>
+      <w:r>
+        <w:t xml:space="preserve"> </w:t>
+      </w:r>
+      <w:hyperlink w:anchor="s41">
+        <w:r>
+          <w:rPr>
+            <w:rStyle w:val="Hyperlink"/>
+          </w:rPr>
+          <w:t xml:space="preserve">5.1</w:t>
+        </w:r>
+      </w:hyperlink>
+      <w:r>
+        <w:t xml:space="preserve">의 네 기능을 같은 A~D 기호로 열에 두고, 실무 선택을 가르는 배포 형태·운영 부담을 더해 대표 6개 솔루션을 정리한 것이다. 네 기능은 모두 기본 제공하므로, 실제 차이는 기능 유무가 아니라</w:t>
+      </w:r>
+      <w:r>
+        <w:t xml:space="preserve"> </w:t>
+      </w:r>
+      <w:r>
+        <w:t xml:space="preserve">“</w:t>
+      </w:r>
+      <w:r>
+        <w:t xml:space="preserve">어떻게</w:t>
+      </w:r>
+      <w:r>
+        <w:t xml:space="preserve">”</w:t>
+      </w:r>
+      <w:r>
+        <w:t xml:space="preserve"> </w:t>
+      </w:r>
+      <w:r>
+        <w:t xml:space="preserve">제공하는지와 운영 부담에서 드러난다.</w:t>
       </w:r>
     </w:p>
     <w:tbl>
@@ -8626,11 +8521,13 @@
         <w:tblLook w:firstRow="1"/>
       </w:tblPr>
       <w:tblGrid>
-        <w:gridCol w:w="1704"/>
-        <w:gridCol w:w="2557"/>
-        <w:gridCol w:w="1893"/>
-        <w:gridCol w:w="1515"/>
-        <w:gridCol w:w="1329"/>
+        <w:gridCol w:w="1128"/>
+        <w:gridCol w:w="1046"/>
+        <w:gridCol w:w="1923"/>
+        <w:gridCol w:w="1672"/>
+        <w:gridCol w:w="1046"/>
+        <w:gridCol w:w="1046"/>
+        <w:gridCol w:w="1136"/>
       </w:tblGrid>
       <w:tr>
         <w:trPr>
@@ -8638,7 +8535,7 @@
         </w:trPr>
         <w:tc>
           <w:tcPr>
-            <w:tcW w:type="pct" w:w="909"/>
+            <w:tcW w:type="pct" w:w="602"/>
             <w:shd w:val="clear" w:color="auto" w:fill="DCE8F5"/>
             <w:vAlign w:val="center"/>
           </w:tcPr>
@@ -8651,31 +8548,142 @@
               <w:rPr>
                 <w:b/>
               </w:rPr>
-              <w:t xml:space="preserve">평가 기준</w:t>
-            </w:r>
-          </w:p>
-        </w:tc>
-        <w:tc>
-          <w:tcPr>
-            <w:tcW w:type="pct" w:w="1364"/>
+              <w:t xml:space="preserve">솔루션</w:t>
+            </w:r>
+          </w:p>
+        </w:tc>
+        <w:tc>
+          <w:tcPr>
+            <w:tcW w:type="pct" w:w="558"/>
             <w:shd w:val="clear" w:color="auto" w:fill="DCE8F5"/>
             <w:vAlign w:val="center"/>
           </w:tcPr>
           <w:p>
             <w:pPr>
               <w:pStyle w:val="Compact"/>
-              <w:jc w:val="center"/>
+              <w:jc w:val="left"/>
             </w:pPr>
             <w:r>
               <w:rPr>
                 <w:b/>
               </w:rPr>
+              <w:t xml:space="preserve">배포 형태</w:t>
+            </w:r>
+          </w:p>
+        </w:tc>
+        <w:tc>
+          <w:tcPr>
+            <w:tcW w:type="pct" w:w="1026"/>
+            <w:shd w:val="clear" w:color="auto" w:fill="DCE8F5"/>
+            <w:vAlign w:val="center"/>
+          </w:tcPr>
+          <w:p>
+            <w:pPr>
+              <w:pStyle w:val="Compact"/>
+              <w:jc w:val="left"/>
+            </w:pPr>
+            <w:r>
+              <w:rPr>
+                <w:b/>
+              </w:rPr>
+              <w:t xml:space="preserve">A. 시스템 연계</w:t>
+            </w:r>
+          </w:p>
+        </w:tc>
+        <w:tc>
+          <w:tcPr>
+            <w:tcW w:type="pct" w:w="892"/>
+            <w:shd w:val="clear" w:color="auto" w:fill="DCE8F5"/>
+            <w:vAlign w:val="center"/>
+          </w:tcPr>
+          <w:p>
+            <w:pPr>
+              <w:pStyle w:val="Compact"/>
+              <w:jc w:val="left"/>
+            </w:pPr>
+            <w:r>
+              <w:rPr>
+                <w:b/>
+              </w:rPr>
+              <w:t xml:space="preserve">B. 자동 수집</w:t>
+            </w:r>
+          </w:p>
+        </w:tc>
+        <w:tc>
+          <w:tcPr>
+            <w:tcW w:type="pct" w:w="558"/>
+            <w:shd w:val="clear" w:color="auto" w:fill="DCE8F5"/>
+            <w:vAlign w:val="center"/>
+          </w:tcPr>
+          <w:p>
+            <w:pPr>
+              <w:pStyle w:val="Compact"/>
+              <w:jc w:val="left"/>
+            </w:pPr>
+            <w:r>
+              <w:rPr>
+                <w:b/>
+              </w:rPr>
+              <w:t xml:space="preserve">C. 검색·탐색</w:t>
+            </w:r>
+          </w:p>
+        </w:tc>
+        <w:tc>
+          <w:tcPr>
+            <w:tcW w:type="pct" w:w="558"/>
+            <w:shd w:val="clear" w:color="auto" w:fill="DCE8F5"/>
+            <w:vAlign w:val="center"/>
+          </w:tcPr>
+          <w:p>
+            <w:pPr>
+              <w:pStyle w:val="Compact"/>
+              <w:jc w:val="left"/>
+            </w:pPr>
+            <w:r>
+              <w:rPr>
+                <w:b/>
+              </w:rPr>
+              <w:t xml:space="preserve">D. 권한 관리</w:t>
+            </w:r>
+          </w:p>
+        </w:tc>
+        <w:tc>
+          <w:tcPr>
+            <w:tcW w:type="pct" w:w="606"/>
+            <w:shd w:val="clear" w:color="auto" w:fill="DCE8F5"/>
+            <w:vAlign w:val="center"/>
+          </w:tcPr>
+          <w:p>
+            <w:pPr>
+              <w:pStyle w:val="Compact"/>
+              <w:jc w:val="left"/>
+            </w:pPr>
+            <w:r>
+              <w:rPr>
+                <w:b/>
+              </w:rPr>
+              <w:t xml:space="preserve">운영 부담</w:t>
+            </w:r>
+          </w:p>
+        </w:tc>
+      </w:tr>
+      <w:tr>
+        <w:tc>
+          <w:tcPr>
+            <w:tcW w:type="pct" w:w="602"/>
+            <w:vAlign w:val="center"/>
+          </w:tcPr>
+          <w:p>
+            <w:pPr>
+              <w:pStyle w:val="Compact"/>
+              <w:jc w:val="left"/>
+            </w:pPr>
+            <w:r>
               <w:t xml:space="preserve">Databricks Unity Catalog</w:t>
             </w:r>
             <w:hyperlink w:anchor="ref5">
               <w:r>
                 <w:rPr>
-                  <w:b/>
                   <w:rStyle w:val="Hyperlink"/>
                 </w:rPr>
                 <w:t xml:space="preserve">[5]</w:t>
@@ -8685,25 +8693,112 @@
         </w:tc>
         <w:tc>
           <w:tcPr>
-            <w:tcW w:type="pct" w:w="1010"/>
-            <w:shd w:val="clear" w:color="auto" w:fill="DCE8F5"/>
-            <w:vAlign w:val="center"/>
-          </w:tcPr>
-          <w:p>
-            <w:pPr>
-              <w:pStyle w:val="Compact"/>
-              <w:jc w:val="center"/>
-            </w:pPr>
-            <w:r>
-              <w:rPr>
-                <w:b/>
-              </w:rPr>
+            <w:tcW w:type="pct" w:w="558"/>
+            <w:vAlign w:val="center"/>
+          </w:tcPr>
+          <w:p>
+            <w:pPr>
+              <w:pStyle w:val="Compact"/>
+              <w:jc w:val="left"/>
+            </w:pPr>
+            <w:r>
+              <w:t xml:space="preserve">Databricks 레이크하우스 내장</w:t>
+            </w:r>
+          </w:p>
+        </w:tc>
+        <w:tc>
+          <w:tcPr>
+            <w:tcW w:type="pct" w:w="1026"/>
+            <w:vAlign w:val="center"/>
+          </w:tcPr>
+          <w:p>
+            <w:pPr>
+              <w:pStyle w:val="Compact"/>
+              <w:jc w:val="left"/>
+            </w:pPr>
+            <w:r>
+              <w:t xml:space="preserve">Lakehouse Federation으로 외부 DB(Oracle·SQL·Snowflake 등) 연결</w:t>
+            </w:r>
+          </w:p>
+        </w:tc>
+        <w:tc>
+          <w:tcPr>
+            <w:tcW w:type="pct" w:w="892"/>
+            <w:vAlign w:val="center"/>
+          </w:tcPr>
+          <w:p>
+            <w:pPr>
+              <w:pStyle w:val="Compact"/>
+              <w:jc w:val="left"/>
+            </w:pPr>
+            <w:r>
+              <w:t xml:space="preserve">플랫폼 내 테이블 자동 등록·컬럼 계통, 외부는 federation 스캔</w:t>
+            </w:r>
+          </w:p>
+        </w:tc>
+        <w:tc>
+          <w:tcPr>
+            <w:tcW w:type="pct" w:w="558"/>
+            <w:vAlign w:val="center"/>
+          </w:tcPr>
+          <w:p>
+            <w:pPr>
+              <w:pStyle w:val="Compact"/>
+              <w:jc w:val="left"/>
+            </w:pPr>
+            <w:r>
+              <w:t xml:space="preserve">태그 검색·컬럼 계통</w:t>
+            </w:r>
+          </w:p>
+        </w:tc>
+        <w:tc>
+          <w:tcPr>
+            <w:tcW w:type="pct" w:w="558"/>
+            <w:vAlign w:val="center"/>
+          </w:tcPr>
+          <w:p>
+            <w:pPr>
+              <w:pStyle w:val="Compact"/>
+              <w:jc w:val="left"/>
+            </w:pPr>
+            <w:r>
+              <w:t xml:space="preserve">행·열 수준 접근제어·통합 감사</w:t>
+            </w:r>
+          </w:p>
+        </w:tc>
+        <w:tc>
+          <w:tcPr>
+            <w:tcW w:type="pct" w:w="606"/>
+            <w:vAlign w:val="center"/>
+          </w:tcPr>
+          <w:p>
+            <w:pPr>
+              <w:pStyle w:val="Compact"/>
+              <w:jc w:val="left"/>
+            </w:pPr>
+            <w:r>
+              <w:t xml:space="preserve">낮음(단, Databricks 사용 전제)</w:t>
+            </w:r>
+          </w:p>
+        </w:tc>
+      </w:tr>
+      <w:tr>
+        <w:tc>
+          <w:tcPr>
+            <w:tcW w:type="pct" w:w="602"/>
+            <w:vAlign w:val="center"/>
+          </w:tcPr>
+          <w:p>
+            <w:pPr>
+              <w:pStyle w:val="Compact"/>
+              <w:jc w:val="left"/>
+            </w:pPr>
+            <w:r>
               <w:t xml:space="preserve">Microsoft Purview</w:t>
             </w:r>
             <w:hyperlink w:anchor="ref3">
               <w:r>
                 <w:rPr>
-                  <w:b/>
                   <w:rStyle w:val="Hyperlink"/>
                 </w:rPr>
                 <w:t xml:space="preserve">[3]</w:t>
@@ -8713,25 +8808,342 @@
         </w:tc>
         <w:tc>
           <w:tcPr>
-            <w:tcW w:type="pct" w:w="808"/>
-            <w:shd w:val="clear" w:color="auto" w:fill="DCE8F5"/>
-            <w:vAlign w:val="center"/>
-          </w:tcPr>
-          <w:p>
-            <w:pPr>
-              <w:pStyle w:val="Compact"/>
-              <w:jc w:val="center"/>
-            </w:pPr>
-            <w:r>
-              <w:rPr>
-                <w:b/>
-              </w:rPr>
-              <w:t xml:space="preserve">DataHub(오픈소스)</w:t>
+            <w:tcW w:type="pct" w:w="558"/>
+            <w:vAlign w:val="center"/>
+          </w:tcPr>
+          <w:p>
+            <w:pPr>
+              <w:pStyle w:val="Compact"/>
+              <w:jc w:val="left"/>
+            </w:pPr>
+            <w:r>
+              <w:t xml:space="preserve">완전 관리형 SaaS(Azure)</w:t>
+            </w:r>
+          </w:p>
+        </w:tc>
+        <w:tc>
+          <w:tcPr>
+            <w:tcW w:type="pct" w:w="1026"/>
+            <w:vAlign w:val="center"/>
+          </w:tcPr>
+          <w:p>
+            <w:pPr>
+              <w:pStyle w:val="Compact"/>
+              <w:jc w:val="left"/>
+            </w:pPr>
+            <w:r>
+              <w:t xml:space="preserve">100+ 커넥터, 멀티클라우드 스캔(Azure·AWS·GCP·온프렘)</w:t>
+            </w:r>
+          </w:p>
+        </w:tc>
+        <w:tc>
+          <w:tcPr>
+            <w:tcW w:type="pct" w:w="892"/>
+            <w:vAlign w:val="center"/>
+          </w:tcPr>
+          <w:p>
+            <w:pPr>
+              <w:pStyle w:val="Compact"/>
+              <w:jc w:val="left"/>
+            </w:pPr>
+            <w:r>
+              <w:t xml:space="preserve">스캐너가 주기적으로 스캔(pull)</w:t>
+            </w:r>
+          </w:p>
+        </w:tc>
+        <w:tc>
+          <w:tcPr>
+            <w:tcW w:type="pct" w:w="558"/>
+            <w:vAlign w:val="center"/>
+          </w:tcPr>
+          <w:p>
+            <w:pPr>
+              <w:pStyle w:val="Compact"/>
+              <w:jc w:val="left"/>
+            </w:pPr>
+            <w:r>
+              <w:t xml:space="preserve">통합 카탈로그·데이터 프로덕트 큐레이션</w:t>
+            </w:r>
+          </w:p>
+        </w:tc>
+        <w:tc>
+          <w:tcPr>
+            <w:tcW w:type="pct" w:w="558"/>
+            <w:vAlign w:val="center"/>
+          </w:tcPr>
+          <w:p>
+            <w:pPr>
+              <w:pStyle w:val="Compact"/>
+              <w:jc w:val="left"/>
+            </w:pPr>
+            <w:r>
+              <w:t xml:space="preserve">민감정보 자동 분류·보안 제품군 연계</w:t>
+            </w:r>
+          </w:p>
+        </w:tc>
+        <w:tc>
+          <w:tcPr>
+            <w:tcW w:type="pct" w:w="606"/>
+            <w:vAlign w:val="center"/>
+          </w:tcPr>
+          <w:p>
+            <w:pPr>
+              <w:pStyle w:val="Compact"/>
+              <w:jc w:val="left"/>
+            </w:pPr>
+            <w:r>
+              <w:t xml:space="preserve">낮음(Azure 환경일수록 유리)</w:t>
+            </w:r>
+          </w:p>
+        </w:tc>
+      </w:tr>
+      <w:tr>
+        <w:tc>
+          <w:tcPr>
+            <w:tcW w:type="pct" w:w="602"/>
+            <w:vAlign w:val="center"/>
+          </w:tcPr>
+          <w:p>
+            <w:pPr>
+              <w:pStyle w:val="Compact"/>
+              <w:jc w:val="left"/>
+            </w:pPr>
+            <w:r>
+              <w:t xml:space="preserve">Collibra</w:t>
+            </w:r>
+            <w:hyperlink w:anchor="ref1">
+              <w:r>
+                <w:rPr>
+                  <w:rStyle w:val="Hyperlink"/>
+                </w:rPr>
+                <w:t xml:space="preserve">[1]</w:t>
+              </w:r>
+            </w:hyperlink>
+          </w:p>
+        </w:tc>
+        <w:tc>
+          <w:tcPr>
+            <w:tcW w:type="pct" w:w="558"/>
+            <w:vAlign w:val="center"/>
+          </w:tcPr>
+          <w:p>
+            <w:pPr>
+              <w:pStyle w:val="Compact"/>
+              <w:jc w:val="left"/>
+            </w:pPr>
+            <w:r>
+              <w:t xml:space="preserve">SaaS·하이브리드·온프렘</w:t>
+            </w:r>
+          </w:p>
+        </w:tc>
+        <w:tc>
+          <w:tcPr>
+            <w:tcW w:type="pct" w:w="1026"/>
+            <w:vAlign w:val="center"/>
+          </w:tcPr>
+          <w:p>
+            <w:pPr>
+              <w:pStyle w:val="Compact"/>
+              <w:jc w:val="left"/>
+            </w:pPr>
+            <w:r>
+              <w:t xml:space="preserve">폭넓은 커넥터+API(커스텀 가능)</w:t>
+            </w:r>
+          </w:p>
+        </w:tc>
+        <w:tc>
+          <w:tcPr>
+            <w:tcW w:type="pct" w:w="892"/>
+            <w:vAlign w:val="center"/>
+          </w:tcPr>
+          <w:p>
+            <w:pPr>
+              <w:pStyle w:val="Compact"/>
+              <w:jc w:val="left"/>
+            </w:pPr>
+            <w:r>
+              <w:t xml:space="preserve">커넥터 수집 후 큐레이션·승인해 등재</w:t>
+            </w:r>
+          </w:p>
+        </w:tc>
+        <w:tc>
+          <w:tcPr>
+            <w:tcW w:type="pct" w:w="558"/>
+            <w:vAlign w:val="center"/>
+          </w:tcPr>
+          <w:p>
+            <w:pPr>
+              <w:pStyle w:val="Compact"/>
+              <w:jc w:val="left"/>
+            </w:pPr>
+            <w:r>
+              <w:t xml:space="preserve">비즈니스 용어집 중심 탐색</w:t>
+            </w:r>
+          </w:p>
+        </w:tc>
+        <w:tc>
+          <w:tcPr>
+            <w:tcW w:type="pct" w:w="558"/>
+            <w:vAlign w:val="center"/>
+          </w:tcPr>
+          <w:p>
+            <w:pPr>
+              <w:pStyle w:val="Compact"/>
+              <w:jc w:val="left"/>
+            </w:pPr>
+            <w:r>
+              <w:t xml:space="preserve">승인·인증 워크플로우 엔진(강점)·중앙 정책</w:t>
+            </w:r>
+          </w:p>
+        </w:tc>
+        <w:tc>
+          <w:tcPr>
+            <w:tcW w:type="pct" w:w="606"/>
+            <w:vAlign w:val="center"/>
+          </w:tcPr>
+          <w:p>
+            <w:pPr>
+              <w:pStyle w:val="Compact"/>
+              <w:jc w:val="left"/>
+            </w:pPr>
+            <w:r>
+              <w:t xml:space="preserve">중~높음(거버넌스 운영 무게)</w:t>
+            </w:r>
+          </w:p>
+        </w:tc>
+      </w:tr>
+      <w:tr>
+        <w:tc>
+          <w:tcPr>
+            <w:tcW w:type="pct" w:w="602"/>
+            <w:vAlign w:val="center"/>
+          </w:tcPr>
+          <w:p>
+            <w:pPr>
+              <w:pStyle w:val="Compact"/>
+              <w:jc w:val="left"/>
+            </w:pPr>
+            <w:r>
+              <w:t xml:space="preserve">Atlan</w:t>
+            </w:r>
+            <w:hyperlink w:anchor="ref2">
+              <w:r>
+                <w:rPr>
+                  <w:rStyle w:val="Hyperlink"/>
+                </w:rPr>
+                <w:t xml:space="preserve">[2]</w:t>
+              </w:r>
+            </w:hyperlink>
+          </w:p>
+        </w:tc>
+        <w:tc>
+          <w:tcPr>
+            <w:tcW w:type="pct" w:w="558"/>
+            <w:vAlign w:val="center"/>
+          </w:tcPr>
+          <w:p>
+            <w:pPr>
+              <w:pStyle w:val="Compact"/>
+              <w:jc w:val="left"/>
+            </w:pPr>
+            <w:r>
+              <w:t xml:space="preserve">모던 SaaS(수 주 내 도입)</w:t>
+            </w:r>
+          </w:p>
+        </w:tc>
+        <w:tc>
+          <w:tcPr>
+            <w:tcW w:type="pct" w:w="1026"/>
+            <w:vAlign w:val="center"/>
+          </w:tcPr>
+          <w:p>
+            <w:pPr>
+              <w:pStyle w:val="Compact"/>
+              <w:jc w:val="left"/>
+            </w:pPr>
+            <w:r>
+              <w:t xml:space="preserve">100+ 네이티브 커넥터(모던 스택·BI·협업툴)</w:t>
+            </w:r>
+          </w:p>
+        </w:tc>
+        <w:tc>
+          <w:tcPr>
+            <w:tcW w:type="pct" w:w="892"/>
+            <w:vAlign w:val="center"/>
+          </w:tcPr>
+          <w:p>
+            <w:pPr>
+              <w:pStyle w:val="Compact"/>
+              <w:jc w:val="left"/>
+            </w:pPr>
+            <w:r>
+              <w:t xml:space="preserve">액티브 메타데이터로 실시간 갱신(OpenLineage)</w:t>
+            </w:r>
+          </w:p>
+        </w:tc>
+        <w:tc>
+          <w:tcPr>
+            <w:tcW w:type="pct" w:w="558"/>
+            <w:vAlign w:val="center"/>
+          </w:tcPr>
+          <w:p>
+            <w:pPr>
+              <w:pStyle w:val="Compact"/>
+              <w:jc w:val="left"/>
+            </w:pPr>
+            <w:r>
+              <w:t xml:space="preserve">컬럼 계통+사용·품질 신호(강점)</w:t>
+            </w:r>
+          </w:p>
+        </w:tc>
+        <w:tc>
+          <w:tcPr>
+            <w:tcW w:type="pct" w:w="558"/>
+            <w:vAlign w:val="center"/>
+          </w:tcPr>
+          <w:p>
+            <w:pPr>
+              <w:pStyle w:val="Compact"/>
+              <w:jc w:val="left"/>
+            </w:pPr>
+            <w:r>
+              <w:t xml:space="preserve">ML 민감정보 분류·룰 기반 자동화</w:t>
+            </w:r>
+          </w:p>
+        </w:tc>
+        <w:tc>
+          <w:tcPr>
+            <w:tcW w:type="pct" w:w="606"/>
+            <w:vAlign w:val="center"/>
+          </w:tcPr>
+          <w:p>
+            <w:pPr>
+              <w:pStyle w:val="Compact"/>
+              <w:jc w:val="left"/>
+            </w:pPr>
+            <w:r>
+              <w:t xml:space="preserve">낮음</w:t>
+            </w:r>
+          </w:p>
+        </w:tc>
+      </w:tr>
+      <w:tr>
+        <w:tc>
+          <w:tcPr>
+            <w:tcW w:type="pct" w:w="602"/>
+            <w:vAlign w:val="center"/>
+          </w:tcPr>
+          <w:p>
+            <w:pPr>
+              <w:pStyle w:val="Compact"/>
+              <w:jc w:val="left"/>
+            </w:pPr>
+            <w:r>
+              <w:t xml:space="preserve">DataHub</w:t>
             </w:r>
             <w:hyperlink w:anchor="ref6">
               <w:r>
                 <w:rPr>
-                  <w:b/>
                   <w:rStyle w:val="Hyperlink"/>
                 </w:rPr>
                 <w:t xml:space="preserve">[6]</w:t>
@@ -8741,491 +9153,206 @@
         </w:tc>
         <w:tc>
           <w:tcPr>
-            <w:tcW w:type="pct" w:w="709"/>
-            <w:shd w:val="clear" w:color="auto" w:fill="DCE8F5"/>
-            <w:vAlign w:val="center"/>
-          </w:tcPr>
-          <w:p>
-            <w:pPr>
-              <w:pStyle w:val="Compact"/>
-              <w:jc w:val="center"/>
-            </w:pPr>
-            <w:r>
-              <w:rPr>
-                <w:b/>
-              </w:rPr>
-              <w:t xml:space="preserve">Atlan(SaaS)</w:t>
-            </w:r>
-            <w:hyperlink w:anchor="ref2">
+            <w:tcW w:type="pct" w:w="558"/>
+            <w:vAlign w:val="center"/>
+          </w:tcPr>
+          <w:p>
+            <w:pPr>
+              <w:pStyle w:val="Compact"/>
+              <w:jc w:val="left"/>
+            </w:pPr>
+            <w:r>
+              <w:t xml:space="preserve">오픈소스 셀프호스트(K8s)</w:t>
+            </w:r>
+          </w:p>
+        </w:tc>
+        <w:tc>
+          <w:tcPr>
+            <w:tcW w:type="pct" w:w="1026"/>
+            <w:vAlign w:val="center"/>
+          </w:tcPr>
+          <w:p>
+            <w:pPr>
+              <w:pStyle w:val="Compact"/>
+              <w:jc w:val="left"/>
+            </w:pPr>
+            <w:r>
+              <w:t xml:space="preserve">70~80+ 커넥터(확장형)</w:t>
+            </w:r>
+          </w:p>
+        </w:tc>
+        <w:tc>
+          <w:tcPr>
+            <w:tcW w:type="pct" w:w="892"/>
+            <w:vAlign w:val="center"/>
+          </w:tcPr>
+          <w:p>
+            <w:pPr>
+              <w:pStyle w:val="Compact"/>
+              <w:jc w:val="left"/>
+            </w:pPr>
+            <w:r>
+              <w:t xml:space="preserve">push·pull 겸용(파이프라인에서 밀어넣기)</w:t>
+            </w:r>
+          </w:p>
+        </w:tc>
+        <w:tc>
+          <w:tcPr>
+            <w:tcW w:type="pct" w:w="558"/>
+            <w:vAlign w:val="center"/>
+          </w:tcPr>
+          <w:p>
+            <w:pPr>
+              <w:pStyle w:val="Compact"/>
+              <w:jc w:val="left"/>
+            </w:pPr>
+            <w:r>
+              <w:t xml:space="preserve">검색엔진 전문검색+그래프 계통</w:t>
+            </w:r>
+          </w:p>
+        </w:tc>
+        <w:tc>
+          <w:tcPr>
+            <w:tcW w:type="pct" w:w="558"/>
+            <w:vAlign w:val="center"/>
+          </w:tcPr>
+          <w:p>
+            <w:pPr>
+              <w:pStyle w:val="Compact"/>
+              <w:jc w:val="left"/>
+            </w:pPr>
+            <w:r>
+              <w:t xml:space="preserve">태그·오너십·도메인(거버넌스 지향)</w:t>
+            </w:r>
+          </w:p>
+        </w:tc>
+        <w:tc>
+          <w:tcPr>
+            <w:tcW w:type="pct" w:w="606"/>
+            <w:vAlign w:val="center"/>
+          </w:tcPr>
+          <w:p>
+            <w:pPr>
+              <w:pStyle w:val="Compact"/>
+              <w:jc w:val="left"/>
+            </w:pPr>
+            <w:r>
+              <w:t xml:space="preserve">높음(메시지큐·검색엔진 등 다중 구성)</w:t>
+            </w:r>
+          </w:p>
+        </w:tc>
+      </w:tr>
+      <w:tr>
+        <w:tc>
+          <w:tcPr>
+            <w:tcW w:type="pct" w:w="602"/>
+            <w:vAlign w:val="center"/>
+          </w:tcPr>
+          <w:p>
+            <w:pPr>
+              <w:pStyle w:val="Compact"/>
+              <w:jc w:val="left"/>
+            </w:pPr>
+            <w:r>
+              <w:t xml:space="preserve">OpenMetadata</w:t>
+            </w:r>
+            <w:hyperlink w:anchor="ref7">
               <w:r>
                 <w:rPr>
-                  <w:b/>
                   <w:rStyle w:val="Hyperlink"/>
                 </w:rPr>
-                <w:t xml:space="preserve">[2]</w:t>
+                <w:t xml:space="preserve">[7]</w:t>
               </w:r>
             </w:hyperlink>
           </w:p>
         </w:tc>
-      </w:tr>
-      <w:tr>
-        <w:tc>
-          <w:tcPr>
-            <w:tcW w:type="pct" w:w="909"/>
-            <w:vAlign w:val="center"/>
-          </w:tcPr>
-          <w:p>
-            <w:pPr>
-              <w:pStyle w:val="Compact"/>
-              <w:jc w:val="left"/>
-            </w:pPr>
-            <w:r>
-              <w:t xml:space="preserve">플랫폼·DB 메타데이터 자동 수집</w:t>
-            </w:r>
-          </w:p>
-        </w:tc>
-        <w:tc>
-          <w:tcPr>
-            <w:tcW w:type="pct" w:w="1364"/>
-            <w:vAlign w:val="center"/>
-          </w:tcPr>
-          <w:p>
-            <w:pPr>
-              <w:pStyle w:val="Compact"/>
-              <w:jc w:val="center"/>
-            </w:pPr>
-            <w:r>
-              <w:t xml:space="preserve">기본 제공(내장)</w:t>
-            </w:r>
-          </w:p>
-        </w:tc>
-        <w:tc>
-          <w:tcPr>
-            <w:tcW w:type="pct" w:w="1010"/>
-            <w:vAlign w:val="center"/>
-          </w:tcPr>
-          <w:p>
-            <w:pPr>
-              <w:pStyle w:val="Compact"/>
-              <w:jc w:val="center"/>
-            </w:pPr>
-            <w:r>
-              <w:t xml:space="preserve">커넥터 제공</w:t>
-            </w:r>
-          </w:p>
-        </w:tc>
-        <w:tc>
-          <w:tcPr>
-            <w:tcW w:type="pct" w:w="808"/>
-            <w:vAlign w:val="center"/>
-          </w:tcPr>
-          <w:p>
-            <w:pPr>
-              <w:pStyle w:val="Compact"/>
-              <w:jc w:val="center"/>
-            </w:pPr>
-            <w:r>
-              <w:t xml:space="preserve">커넥터 제공</w:t>
-            </w:r>
-          </w:p>
-        </w:tc>
-        <w:tc>
-          <w:tcPr>
-            <w:tcW w:type="pct" w:w="709"/>
-            <w:vAlign w:val="center"/>
-          </w:tcPr>
-          <w:p>
-            <w:pPr>
-              <w:pStyle w:val="Compact"/>
-              <w:jc w:val="center"/>
-            </w:pPr>
-            <w:r>
-              <w:t xml:space="preserve">커넥터 제공</w:t>
-            </w:r>
-          </w:p>
-        </w:tc>
-      </w:tr>
-      <w:tr>
-        <w:tc>
-          <w:tcPr>
-            <w:tcW w:type="pct" w:w="909"/>
-            <w:vAlign w:val="center"/>
-          </w:tcPr>
-          <w:p>
-            <w:pPr>
-              <w:pStyle w:val="Compact"/>
-              <w:jc w:val="left"/>
-            </w:pPr>
-            <w:r>
-              <w:t xml:space="preserve">Oracle/MS SQL 연동</w:t>
-            </w:r>
-          </w:p>
-        </w:tc>
-        <w:tc>
-          <w:tcPr>
-            <w:tcW w:type="pct" w:w="1364"/>
-            <w:vAlign w:val="center"/>
-          </w:tcPr>
-          <w:p>
-            <w:pPr>
-              <w:pStyle w:val="Compact"/>
-              <w:jc w:val="center"/>
-            </w:pPr>
-            <w:r>
-              <w:t xml:space="preserve">커넥터 제공(Federation)</w:t>
-            </w:r>
-          </w:p>
-        </w:tc>
-        <w:tc>
-          <w:tcPr>
-            <w:tcW w:type="pct" w:w="1010"/>
-            <w:vAlign w:val="center"/>
-          </w:tcPr>
-          <w:p>
-            <w:pPr>
-              <w:pStyle w:val="Compact"/>
-              <w:jc w:val="center"/>
-            </w:pPr>
-            <w:r>
-              <w:t xml:space="preserve">커넥터 제공</w:t>
-            </w:r>
-          </w:p>
-        </w:tc>
-        <w:tc>
-          <w:tcPr>
-            <w:tcW w:type="pct" w:w="808"/>
-            <w:vAlign w:val="center"/>
-          </w:tcPr>
-          <w:p>
-            <w:pPr>
-              <w:pStyle w:val="Compact"/>
-              <w:jc w:val="center"/>
-            </w:pPr>
-            <w:r>
-              <w:t xml:space="preserve">커넥터 제공</w:t>
-            </w:r>
-          </w:p>
-        </w:tc>
-        <w:tc>
-          <w:tcPr>
-            <w:tcW w:type="pct" w:w="709"/>
-            <w:vAlign w:val="center"/>
-          </w:tcPr>
-          <w:p>
-            <w:pPr>
-              <w:pStyle w:val="Compact"/>
-              <w:jc w:val="center"/>
-            </w:pPr>
-            <w:r>
-              <w:t xml:space="preserve">커넥터 제공</w:t>
-            </w:r>
-          </w:p>
-        </w:tc>
-      </w:tr>
-      <w:tr>
-        <w:tc>
-          <w:tcPr>
-            <w:tcW w:type="pct" w:w="909"/>
-            <w:vAlign w:val="center"/>
-          </w:tcPr>
-          <w:p>
-            <w:pPr>
-              <w:pStyle w:val="Compact"/>
-              <w:jc w:val="left"/>
-            </w:pPr>
-            <w:r>
-              <w:t xml:space="preserve">SharePoint 문서 연동</w:t>
-            </w:r>
-          </w:p>
-        </w:tc>
-        <w:tc>
-          <w:tcPr>
-            <w:tcW w:type="pct" w:w="1364"/>
-            <w:vAlign w:val="center"/>
-          </w:tcPr>
-          <w:p>
-            <w:pPr>
-              <w:pStyle w:val="Compact"/>
-              <w:jc w:val="center"/>
-            </w:pPr>
-            <w:r>
-              <w:t xml:space="preserve">커스텀 연동</w:t>
-            </w:r>
-          </w:p>
-        </w:tc>
-        <w:tc>
-          <w:tcPr>
-            <w:tcW w:type="pct" w:w="1010"/>
-            <w:vAlign w:val="center"/>
-          </w:tcPr>
-          <w:p>
-            <w:pPr>
-              <w:pStyle w:val="Compact"/>
-              <w:jc w:val="center"/>
-            </w:pPr>
-            <w:r>
-              <w:t xml:space="preserve">커스텀 연동</w:t>
-            </w:r>
-          </w:p>
-        </w:tc>
-        <w:tc>
-          <w:tcPr>
-            <w:tcW w:type="pct" w:w="808"/>
-            <w:vAlign w:val="center"/>
-          </w:tcPr>
-          <w:p>
-            <w:pPr>
-              <w:pStyle w:val="Compact"/>
-              <w:jc w:val="center"/>
-            </w:pPr>
-            <w:r>
-              <w:t xml:space="preserve">커스텀 연동</w:t>
-            </w:r>
-          </w:p>
-        </w:tc>
-        <w:tc>
-          <w:tcPr>
-            <w:tcW w:type="pct" w:w="709"/>
-            <w:vAlign w:val="center"/>
-          </w:tcPr>
-          <w:p>
-            <w:pPr>
-              <w:pStyle w:val="Compact"/>
-              <w:jc w:val="center"/>
-            </w:pPr>
-            <w:r>
-              <w:t xml:space="preserve">커스텀 연동</w:t>
-            </w:r>
-          </w:p>
-        </w:tc>
-      </w:tr>
-      <w:tr>
-        <w:tc>
-          <w:tcPr>
-            <w:tcW w:type="pct" w:w="909"/>
-            <w:vAlign w:val="center"/>
-          </w:tcPr>
-          <w:p>
-            <w:pPr>
-              <w:pStyle w:val="Compact"/>
-              <w:jc w:val="left"/>
-            </w:pPr>
-            <w:r>
-              <w:t xml:space="preserve">LIMS 연동</w:t>
-            </w:r>
-          </w:p>
-        </w:tc>
-        <w:tc>
-          <w:tcPr>
-            <w:tcW w:type="pct" w:w="1364"/>
-            <w:vAlign w:val="center"/>
-          </w:tcPr>
-          <w:p>
-            <w:pPr>
-              <w:pStyle w:val="Compact"/>
-              <w:jc w:val="center"/>
-            </w:pPr>
-            <w:r>
-              <w:t xml:space="preserve">커스텀 연동</w:t>
-            </w:r>
-          </w:p>
-        </w:tc>
-        <w:tc>
-          <w:tcPr>
-            <w:tcW w:type="pct" w:w="1010"/>
-            <w:vAlign w:val="center"/>
-          </w:tcPr>
-          <w:p>
-            <w:pPr>
-              <w:pStyle w:val="Compact"/>
-              <w:jc w:val="center"/>
-            </w:pPr>
-            <w:r>
-              <w:t xml:space="preserve">커스텀 연동</w:t>
-            </w:r>
-          </w:p>
-        </w:tc>
-        <w:tc>
-          <w:tcPr>
-            <w:tcW w:type="pct" w:w="808"/>
-            <w:vAlign w:val="center"/>
-          </w:tcPr>
-          <w:p>
-            <w:pPr>
-              <w:pStyle w:val="Compact"/>
-              <w:jc w:val="center"/>
-            </w:pPr>
-            <w:r>
-              <w:t xml:space="preserve">커스텀 연동</w:t>
-            </w:r>
-          </w:p>
-        </w:tc>
-        <w:tc>
-          <w:tcPr>
-            <w:tcW w:type="pct" w:w="709"/>
-            <w:vAlign w:val="center"/>
-          </w:tcPr>
-          <w:p>
-            <w:pPr>
-              <w:pStyle w:val="Compact"/>
-              <w:jc w:val="center"/>
-            </w:pPr>
-            <w:r>
-              <w:t xml:space="preserve">커스텀 연동</w:t>
-            </w:r>
-          </w:p>
-        </w:tc>
-      </w:tr>
-      <w:tr>
-        <w:tc>
-          <w:tcPr>
-            <w:tcW w:type="pct" w:w="909"/>
-            <w:vAlign w:val="center"/>
-          </w:tcPr>
-          <w:p>
-            <w:pPr>
-              <w:pStyle w:val="Compact"/>
-              <w:jc w:val="left"/>
-            </w:pPr>
-            <w:r>
-              <w:t xml:space="preserve">검색·탐색</w:t>
-            </w:r>
-          </w:p>
-        </w:tc>
-        <w:tc>
-          <w:tcPr>
-            <w:tcW w:type="pct" w:w="1364"/>
-            <w:vAlign w:val="center"/>
-          </w:tcPr>
-          <w:p>
-            <w:pPr>
-              <w:pStyle w:val="Compact"/>
-              <w:jc w:val="center"/>
-            </w:pPr>
-            <w:r>
-              <w:t xml:space="preserve">기본 제공</w:t>
-            </w:r>
-          </w:p>
-        </w:tc>
-        <w:tc>
-          <w:tcPr>
-            <w:tcW w:type="pct" w:w="1010"/>
-            <w:vAlign w:val="center"/>
-          </w:tcPr>
-          <w:p>
-            <w:pPr>
-              <w:pStyle w:val="Compact"/>
-              <w:jc w:val="center"/>
-            </w:pPr>
-            <w:r>
-              <w:t xml:space="preserve">기본 제공</w:t>
-            </w:r>
-          </w:p>
-        </w:tc>
-        <w:tc>
-          <w:tcPr>
-            <w:tcW w:type="pct" w:w="808"/>
-            <w:vAlign w:val="center"/>
-          </w:tcPr>
-          <w:p>
-            <w:pPr>
-              <w:pStyle w:val="Compact"/>
-              <w:jc w:val="center"/>
-            </w:pPr>
-            <w:r>
-              <w:t xml:space="preserve">기본 제공</w:t>
-            </w:r>
-          </w:p>
-        </w:tc>
-        <w:tc>
-          <w:tcPr>
-            <w:tcW w:type="pct" w:w="709"/>
-            <w:vAlign w:val="center"/>
-          </w:tcPr>
-          <w:p>
-            <w:pPr>
-              <w:pStyle w:val="Compact"/>
-              <w:jc w:val="center"/>
-            </w:pPr>
-            <w:r>
-              <w:t xml:space="preserve">기본 제공</w:t>
-            </w:r>
-          </w:p>
-        </w:tc>
-      </w:tr>
-      <w:tr>
-        <w:tc>
-          <w:tcPr>
-            <w:tcW w:type="pct" w:w="909"/>
-            <w:vAlign w:val="center"/>
-          </w:tcPr>
-          <w:p>
-            <w:pPr>
-              <w:pStyle w:val="Compact"/>
-              <w:jc w:val="left"/>
-            </w:pPr>
-            <w:r>
-              <w:t xml:space="preserve">운영 부담</w:t>
-            </w:r>
-          </w:p>
-        </w:tc>
-        <w:tc>
-          <w:tcPr>
-            <w:tcW w:type="pct" w:w="1364"/>
-            <w:vAlign w:val="center"/>
-          </w:tcPr>
-          <w:p>
-            <w:pPr>
-              <w:pStyle w:val="Compact"/>
-              <w:jc w:val="center"/>
-            </w:pPr>
-            <w:r>
-              <w:t xml:space="preserve">낮음(플랫폼 내장)</w:t>
-            </w:r>
-          </w:p>
-        </w:tc>
-        <w:tc>
-          <w:tcPr>
-            <w:tcW w:type="pct" w:w="1010"/>
-            <w:vAlign w:val="center"/>
-          </w:tcPr>
-          <w:p>
-            <w:pPr>
-              <w:pStyle w:val="Compact"/>
-              <w:jc w:val="center"/>
-            </w:pPr>
-            <w:r>
-              <w:t xml:space="preserve">낮음</w:t>
-            </w:r>
-          </w:p>
-        </w:tc>
-        <w:tc>
-          <w:tcPr>
-            <w:tcW w:type="pct" w:w="808"/>
-            <w:vAlign w:val="center"/>
-          </w:tcPr>
-          <w:p>
-            <w:pPr>
-              <w:pStyle w:val="Compact"/>
-              <w:jc w:val="center"/>
-            </w:pPr>
-            <w:r>
-              <w:t xml:space="preserve">높음(자체 운영)</w:t>
-            </w:r>
-          </w:p>
-        </w:tc>
-        <w:tc>
-          <w:tcPr>
-            <w:tcW w:type="pct" w:w="709"/>
-            <w:vAlign w:val="center"/>
-          </w:tcPr>
-          <w:p>
-            <w:pPr>
-              <w:pStyle w:val="Compact"/>
-              <w:jc w:val="center"/>
-            </w:pPr>
-            <w:r>
-              <w:t xml:space="preserve">낮음</w:t>
+        <w:tc>
+          <w:tcPr>
+            <w:tcW w:type="pct" w:w="558"/>
+            <w:vAlign w:val="center"/>
+          </w:tcPr>
+          <w:p>
+            <w:pPr>
+              <w:pStyle w:val="Compact"/>
+              <w:jc w:val="left"/>
+            </w:pPr>
+            <w:r>
+              <w:t xml:space="preserve">오픈소스 셀프호스트(설치 단순)</w:t>
+            </w:r>
+          </w:p>
+        </w:tc>
+        <w:tc>
+          <w:tcPr>
+            <w:tcW w:type="pct" w:w="1026"/>
+            <w:vAlign w:val="center"/>
+          </w:tcPr>
+          <w:p>
+            <w:pPr>
+              <w:pStyle w:val="Compact"/>
+              <w:jc w:val="left"/>
+            </w:pPr>
+            <w:r>
+              <w:t xml:space="preserve">130+ 커넥터(최다급)</w:t>
+            </w:r>
+          </w:p>
+        </w:tc>
+        <w:tc>
+          <w:tcPr>
+            <w:tcW w:type="pct" w:w="892"/>
+            <w:vAlign w:val="center"/>
+          </w:tcPr>
+          <w:p>
+            <w:pPr>
+              <w:pStyle w:val="Compact"/>
+              <w:jc w:val="left"/>
+            </w:pPr>
+            <w:r>
+              <w:t xml:space="preserve">pull 중심 워크플로우 수집</w:t>
+            </w:r>
+          </w:p>
+        </w:tc>
+        <w:tc>
+          <w:tcPr>
+            <w:tcW w:type="pct" w:w="558"/>
+            <w:vAlign w:val="center"/>
+          </w:tcPr>
+          <w:p>
+            <w:pPr>
+              <w:pStyle w:val="Compact"/>
+              <w:jc w:val="left"/>
+            </w:pPr>
+            <w:r>
+              <w:t xml:space="preserve">시맨틱 검색·카탈로그+품질+계통 통합</w:t>
+            </w:r>
+          </w:p>
+        </w:tc>
+        <w:tc>
+          <w:tcPr>
+            <w:tcW w:type="pct" w:w="558"/>
+            <w:vAlign w:val="center"/>
+          </w:tcPr>
+          <w:p>
+            <w:pPr>
+              <w:pStyle w:val="Compact"/>
+              <w:jc w:val="left"/>
+            </w:pPr>
+            <w:r>
+              <w:t xml:space="preserve">통합형 단일 플랫폼</w:t>
+            </w:r>
+          </w:p>
+        </w:tc>
+        <w:tc>
+          <w:tcPr>
+            <w:tcW w:type="pct" w:w="606"/>
+            <w:vAlign w:val="center"/>
+          </w:tcPr>
+          <w:p>
+            <w:pPr>
+              <w:pStyle w:val="Compact"/>
+              <w:jc w:val="left"/>
+            </w:pPr>
+            <w:r>
+              <w:t xml:space="preserve">중간(단일 DB 기반, DataHub보다 가벼움)</w:t>
             </w:r>
           </w:p>
         </w:tc>
@@ -9236,7 +9363,7 @@
         <w:pStyle w:val="BodyText"/>
       </w:pPr>
       <w:r>
-        <w:t xml:space="preserve">데이터베이스·플랫폼 메타데이터는 네 솔루션 모두 자동 수집하지만, SharePoint 문서나 LIMS처럼 표준 커넥터가 없는 원천은 공통으로 커스텀 연동이 필요하다. 표는 제품 공식 문서 기준의 일반적 기능 수준이며, 실제 적용 범위는 운영 환경 적합성과 PoC로 확정한다.</w:t>
+        <w:t xml:space="preserve">커넥터 개수는 시점·집계 기준에 따라 달라지는 근사치(2026 기준)다. Unity Catalog·Purview의 낮은 운영 부담은 각각 Databricks·Azure 생태계를 쓴다는 전제에서 성립하고, 오픈소스 2종은 별도 상용 관리형(각각 DataHub Cloud·Collate)도 있어 위는 오픈소스판 기준이다. 통합 플랫폼 내장(Unity Catalog)이면 메타데이터·용어집·계통을 한 제품으로 묶을 수 있고, 멀티 플랫폼·전사 거버넌스가 우선이면 전용 카탈로그(Collibra·Atlan)나 오픈소스를 검토한다. 어느 제품이든 선정 전 실제 환경에서 PoC로 확정한다.</w:t>
       </w:r>
     </w:p>
     <w:p>
@@ -9257,20 +9384,20 @@
       </w:pPr>
       <w:bookmarkStart w:id="7053" w:name="s43"/>
       <w:bookmarkEnd w:id="7053"/>
-      <w:bookmarkStart w:id="7054" w:name="Xe807da4af511f7603975bef6c8c4269183662ce"/>
+      <w:bookmarkStart w:id="7054" w:name="Xe4c69da6c2c9be1c5aacabe03ced7635924c17d"/>
       <w:bookmarkEnd w:id="7054"/>
-      <w:bookmarkStart w:id="62" w:name="평가선정poc-기준"/>
-      <w:r>
-        <w:t xml:space="preserve">5.3 평가·선정·PoC 기준</w:t>
-      </w:r>
-      <w:bookmarkEnd w:id="62"/>
+      <w:bookmarkStart w:id="61" w:name="ai를-활용한-카탈로그-기능"/>
+      <w:r>
+        <w:t xml:space="preserve">5.3 AI를 활용한 카탈로그 기능</w:t>
+      </w:r>
+      <w:bookmarkEnd w:id="61"/>
     </w:p>
     <w:p>
       <w:pPr>
         <w:pStyle w:val="FirstParagraph"/>
       </w:pPr>
       <w:r>
-        <w:t xml:space="preserve">솔루션은 실제 운영 환경에서 PoC를 수행하여 연계성과 운영성을 함께 검증하며, PoC 결과를 바탕으로 기능/운영성/확작성을 종합적으로 검토 및 선정한다.</w:t>
+        <w:t xml:space="preserve">최신 카탈로그 솔루션은 자동 수집을 넘어 AI가 등록·검색을 보조한다. 5.1의 기능 중 B. 자동 수집과 C. 검색·탐색을 AI가 고도화하는 것으로, 사람이 처음부터 채우던 항목을 AI가 초안으로 만들고 사람은 검토·승인한다. 대표적인 AI 기능은 다음과 같다.</w:t>
       </w:r>
     </w:p>
     <w:tbl>
@@ -9296,8 +9423,8 @@
         <w:tblLook w:firstRow="1"/>
       </w:tblPr>
       <w:tblGrid>
-        <w:gridCol w:w="3000"/>
-        <w:gridCol w:w="6000"/>
+        <w:gridCol w:w="2015"/>
+        <w:gridCol w:w="6984"/>
       </w:tblGrid>
       <w:tr>
         <w:trPr>
@@ -9305,7 +9432,7 @@
         </w:trPr>
         <w:tc>
           <w:tcPr>
-            <w:tcW w:type="pct" w:w="1600"/>
+            <w:tcW w:type="pct" w:w="1075"/>
             <w:shd w:val="clear" w:color="auto" w:fill="DCE8F5"/>
             <w:vAlign w:val="center"/>
           </w:tcPr>
@@ -9318,13 +9445,13 @@
               <w:rPr>
                 <w:b/>
               </w:rPr>
-              <w:t xml:space="preserve">검증 항목</w:t>
-            </w:r>
-          </w:p>
-        </w:tc>
-        <w:tc>
-          <w:tcPr>
-            <w:tcW w:type="pct" w:w="3200"/>
+              <w:t xml:space="preserve">AI 기능</w:t>
+            </w:r>
+          </w:p>
+        </w:tc>
+        <w:tc>
+          <w:tcPr>
+            <w:tcW w:type="pct" w:w="3725"/>
             <w:shd w:val="clear" w:color="auto" w:fill="DCE8F5"/>
             <w:vAlign w:val="center"/>
           </w:tcPr>
@@ -9337,172 +9464,517 @@
               <w:rPr>
                 <w:b/>
               </w:rPr>
-              <w:t xml:space="preserve">확인 내용</w:t>
-            </w:r>
-          </w:p>
-        </w:tc>
-      </w:tr>
-      <w:tr>
-        <w:tc>
-          <w:tcPr>
-            <w:tcW w:type="pct" w:w="1600"/>
-            <w:vAlign w:val="center"/>
-          </w:tcPr>
-          <w:p>
-            <w:pPr>
-              <w:pStyle w:val="Compact"/>
-              <w:jc w:val="left"/>
-            </w:pPr>
-            <w:r>
-              <w:t xml:space="preserve">시스템 연계</w:t>
-            </w:r>
-          </w:p>
-        </w:tc>
-        <w:tc>
-          <w:tcPr>
-            <w:tcW w:type="pct" w:w="3200"/>
-            <w:vAlign w:val="center"/>
-          </w:tcPr>
-          <w:p>
-            <w:pPr>
-              <w:pStyle w:val="Compact"/>
-              <w:jc w:val="left"/>
-            </w:pPr>
-            <w:r>
-              <w:t xml:space="preserve">주요 시스템 정상 연동</w:t>
-            </w:r>
-          </w:p>
-        </w:tc>
-      </w:tr>
-      <w:tr>
-        <w:tc>
-          <w:tcPr>
-            <w:tcW w:type="pct" w:w="1600"/>
-            <w:vAlign w:val="center"/>
-          </w:tcPr>
-          <w:p>
-            <w:pPr>
-              <w:pStyle w:val="Compact"/>
-              <w:jc w:val="left"/>
-            </w:pPr>
-            <w:r>
-              <w:t xml:space="preserve">자동 수집</w:t>
-            </w:r>
-          </w:p>
-        </w:tc>
-        <w:tc>
-          <w:tcPr>
-            <w:tcW w:type="pct" w:w="3200"/>
-            <w:vAlign w:val="center"/>
-          </w:tcPr>
-          <w:p>
-            <w:pPr>
-              <w:pStyle w:val="Compact"/>
-              <w:jc w:val="left"/>
-            </w:pPr>
-            <w:r>
-              <w:t xml:space="preserve">메타데이터 자동 등록</w:t>
-            </w:r>
-          </w:p>
-        </w:tc>
-      </w:tr>
-      <w:tr>
-        <w:tc>
-          <w:tcPr>
-            <w:tcW w:type="pct" w:w="1600"/>
-            <w:vAlign w:val="center"/>
-          </w:tcPr>
-          <w:p>
-            <w:pPr>
-              <w:pStyle w:val="Compact"/>
-              <w:jc w:val="left"/>
-            </w:pPr>
-            <w:r>
-              <w:t xml:space="preserve">검색 성능</w:t>
-            </w:r>
-          </w:p>
-        </w:tc>
-        <w:tc>
-          <w:tcPr>
-            <w:tcW w:type="pct" w:w="3200"/>
-            <w:vAlign w:val="center"/>
-          </w:tcPr>
-          <w:p>
-            <w:pPr>
-              <w:pStyle w:val="Compact"/>
-              <w:jc w:val="left"/>
-            </w:pPr>
-            <w:r>
-              <w:t xml:space="preserve">검색 결과 정확도</w:t>
-            </w:r>
-          </w:p>
-        </w:tc>
-      </w:tr>
-      <w:tr>
-        <w:tc>
-          <w:tcPr>
-            <w:tcW w:type="pct" w:w="1600"/>
-            <w:vAlign w:val="center"/>
-          </w:tcPr>
-          <w:p>
-            <w:pPr>
-              <w:pStyle w:val="Compact"/>
-              <w:jc w:val="left"/>
-            </w:pPr>
-            <w:r>
-              <w:t xml:space="preserve">권한 관리</w:t>
-            </w:r>
-          </w:p>
-        </w:tc>
-        <w:tc>
-          <w:tcPr>
-            <w:tcW w:type="pct" w:w="3200"/>
-            <w:vAlign w:val="center"/>
-          </w:tcPr>
-          <w:p>
-            <w:pPr>
-              <w:pStyle w:val="Compact"/>
-              <w:jc w:val="left"/>
-            </w:pPr>
-            <w:r>
-              <w:t xml:space="preserve">접근 권한 정상 적용</w:t>
-            </w:r>
-          </w:p>
-        </w:tc>
-      </w:tr>
-      <w:tr>
-        <w:tc>
-          <w:tcPr>
-            <w:tcW w:type="pct" w:w="1600"/>
-            <w:vAlign w:val="center"/>
-          </w:tcPr>
-          <w:p>
-            <w:pPr>
-              <w:pStyle w:val="Compact"/>
-              <w:jc w:val="left"/>
-            </w:pPr>
-            <w:r>
-              <w:t xml:space="preserve">운영성</w:t>
-            </w:r>
-          </w:p>
-        </w:tc>
-        <w:tc>
-          <w:tcPr>
-            <w:tcW w:type="pct" w:w="3200"/>
-            <w:vAlign w:val="center"/>
-          </w:tcPr>
-          <w:p>
-            <w:pPr>
-              <w:pStyle w:val="Compact"/>
-              <w:jc w:val="left"/>
-            </w:pPr>
-            <w:r>
-              <w:t xml:space="preserve">구축 및 운영 편의성</w:t>
+              <w:t xml:space="preserve">하는 일</w:t>
+            </w:r>
+          </w:p>
+        </w:tc>
+      </w:tr>
+      <w:tr>
+        <w:tc>
+          <w:tcPr>
+            <w:tcW w:type="pct" w:w="1075"/>
+            <w:vAlign w:val="center"/>
+          </w:tcPr>
+          <w:p>
+            <w:pPr>
+              <w:pStyle w:val="Compact"/>
+              <w:jc w:val="left"/>
+            </w:pPr>
+            <w:r>
+              <w:t xml:space="preserve">설명 자동 생성</w:t>
+            </w:r>
+          </w:p>
+        </w:tc>
+        <w:tc>
+          <w:tcPr>
+            <w:tcW w:type="pct" w:w="3725"/>
+            <w:vAlign w:val="center"/>
+          </w:tcPr>
+          <w:p>
+            <w:pPr>
+              <w:pStyle w:val="Compact"/>
+              <w:jc w:val="left"/>
+            </w:pPr>
+            <w:r>
+              <w:t xml:space="preserve">테이블·컬럼 설명을 AI(대규모 언어모델)가 초안 작성 → 사람이 검토·수정·승인</w:t>
+            </w:r>
+          </w:p>
+        </w:tc>
+      </w:tr>
+      <w:tr>
+        <w:tc>
+          <w:tcPr>
+            <w:tcW w:type="pct" w:w="1075"/>
+            <w:vAlign w:val="center"/>
+          </w:tcPr>
+          <w:p>
+            <w:pPr>
+              <w:pStyle w:val="Compact"/>
+              <w:jc w:val="left"/>
+            </w:pPr>
+            <w:r>
+              <w:t xml:space="preserve">민감정보 자동 분류·태깅</w:t>
+            </w:r>
+          </w:p>
+        </w:tc>
+        <w:tc>
+          <w:tcPr>
+            <w:tcW w:type="pct" w:w="3725"/>
+            <w:vAlign w:val="center"/>
+          </w:tcPr>
+          <w:p>
+            <w:pPr>
+              <w:pStyle w:val="Compact"/>
+              <w:jc w:val="left"/>
+            </w:pPr>
+            <w:r>
+              <w:t xml:space="preserve">컬럼 내용을 보고 개인정보 등 민감 데이터를 자동 탐지해 태그를 붙임</w:t>
+            </w:r>
+          </w:p>
+        </w:tc>
+      </w:tr>
+      <w:tr>
+        <w:tc>
+          <w:tcPr>
+            <w:tcW w:type="pct" w:w="1075"/>
+            <w:vAlign w:val="center"/>
+          </w:tcPr>
+          <w:p>
+            <w:pPr>
+              <w:pStyle w:val="Compact"/>
+              <w:jc w:val="left"/>
+            </w:pPr>
+            <w:r>
+              <w:t xml:space="preserve">자연어 질의·검색</w:t>
+            </w:r>
+          </w:p>
+        </w:tc>
+        <w:tc>
+          <w:tcPr>
+            <w:tcW w:type="pct" w:w="3725"/>
+            <w:vAlign w:val="center"/>
+          </w:tcPr>
+          <w:p>
+            <w:pPr>
+              <w:pStyle w:val="Compact"/>
+              <w:jc w:val="left"/>
+            </w:pPr>
+            <w:r>
+              <w:t xml:space="preserve">“</w:t>
+            </w:r>
+            <w:r>
+              <w:t xml:space="preserve">지난달 품질 검사 결과</w:t>
+            </w:r>
+            <w:r>
+              <w:t xml:space="preserve">”</w:t>
+            </w:r>
+            <w:r>
+              <w:t xml:space="preserve">처럼 문장으로 데이터를 찾고 질문</w:t>
+            </w:r>
+          </w:p>
+        </w:tc>
+      </w:tr>
+      <w:tr>
+        <w:tc>
+          <w:tcPr>
+            <w:tcW w:type="pct" w:w="1075"/>
+            <w:vAlign w:val="center"/>
+          </w:tcPr>
+          <w:p>
+            <w:pPr>
+              <w:pStyle w:val="Compact"/>
+              <w:jc w:val="left"/>
+            </w:pPr>
+            <w:r>
+              <w:t xml:space="preserve">품질 이상 감지</w:t>
+            </w:r>
+          </w:p>
+        </w:tc>
+        <w:tc>
+          <w:tcPr>
+            <w:tcW w:type="pct" w:w="3725"/>
+            <w:vAlign w:val="center"/>
+          </w:tcPr>
+          <w:p>
+            <w:pPr>
+              <w:pStyle w:val="Compact"/>
+              <w:jc w:val="left"/>
+            </w:pPr>
+            <w:r>
+              <w:t xml:space="preserve">신선도·행 수 등 지표를 학습해 데이터가 밀리거나 튀는 것을 자동 감지</w:t>
             </w:r>
           </w:p>
         </w:tc>
       </w:tr>
     </w:tbl>
+    <w:p>
+      <w:pPr>
+        <w:pStyle w:val="BodyText"/>
+      </w:pPr>
+      <w:r>
+        <w:t xml:space="preserve">이 기능이 실제 제품에서 어떻게 구현되는지는 Databricks Unity Catalog로 확인할 수 있다.</w:t>
+      </w:r>
+    </w:p>
+    <w:tbl>
+      <w:tblPr>
+        <w:tblStyle w:val="Table"/>
+        <w:tblW w:type="pct" w:w="4800"/>
+        <w:jc w:val="center"/>
+        <w:tblBorders>
+          <w:top w:val="single" w:sz="4" w:space="0" w:color="808080"/>
+          <w:left w:val="single" w:sz="4" w:space="0" w:color="808080"/>
+          <w:bottom w:val="single" w:sz="4" w:space="0" w:color="808080"/>
+          <w:right w:val="single" w:sz="4" w:space="0" w:color="808080"/>
+          <w:insideH w:val="single" w:sz="4" w:space="0" w:color="808080"/>
+          <w:insideV w:val="single" w:sz="4" w:space="0" w:color="808080"/>
+        </w:tblBorders>
+        <w:tblLayout w:type="autofit"/>
+        <w:tblCellMar>
+          <w:top w:w="40" w:type="dxa"/>
+          <w:left w:w="108" w:type="dxa"/>
+          <w:bottom w:w="40" w:type="dxa"/>
+          <w:right w:w="108" w:type="dxa"/>
+        </w:tblCellMar>
+        <w:tblLook w:firstRow="1"/>
+      </w:tblPr>
+      <w:tblGrid>
+        <w:gridCol w:w="3150"/>
+        <w:gridCol w:w="4140"/>
+        <w:gridCol w:w="1710"/>
+      </w:tblGrid>
+      <w:tr>
+        <w:trPr>
+          <w:cnfStyle w:firstRow="1"/>
+        </w:trPr>
+        <w:tc>
+          <w:tcPr>
+            <w:tcW w:type="pct" w:w="1680"/>
+            <w:shd w:val="clear" w:color="auto" w:fill="DCE8F5"/>
+            <w:vAlign w:val="center"/>
+          </w:tcPr>
+          <w:p>
+            <w:pPr>
+              <w:pStyle w:val="Compact"/>
+              <w:jc w:val="left"/>
+            </w:pPr>
+            <w:r>
+              <w:rPr>
+                <w:b/>
+              </w:rPr>
+              <w:t xml:space="preserve">Unity Catalog 기능(실제 명칭)</w:t>
+            </w:r>
+          </w:p>
+        </w:tc>
+        <w:tc>
+          <w:tcPr>
+            <w:tcW w:type="pct" w:w="2208"/>
+            <w:shd w:val="clear" w:color="auto" w:fill="DCE8F5"/>
+            <w:vAlign w:val="center"/>
+          </w:tcPr>
+          <w:p>
+            <w:pPr>
+              <w:pStyle w:val="Compact"/>
+              <w:jc w:val="left"/>
+            </w:pPr>
+            <w:r>
+              <w:rPr>
+                <w:b/>
+              </w:rPr>
+              <w:t xml:space="preserve">하는 일</w:t>
+            </w:r>
+          </w:p>
+        </w:tc>
+        <w:tc>
+          <w:tcPr>
+            <w:tcW w:type="pct" w:w="912"/>
+            <w:shd w:val="clear" w:color="auto" w:fill="DCE8F5"/>
+            <w:vAlign w:val="center"/>
+          </w:tcPr>
+          <w:p>
+            <w:pPr>
+              <w:pStyle w:val="Compact"/>
+              <w:jc w:val="left"/>
+            </w:pPr>
+            <w:r>
+              <w:rPr>
+                <w:b/>
+              </w:rPr>
+              <w:t xml:space="preserve">상태</w:t>
+            </w:r>
+          </w:p>
+        </w:tc>
+      </w:tr>
+      <w:tr>
+        <w:tc>
+          <w:tcPr>
+            <w:tcW w:type="pct" w:w="1680"/>
+            <w:vAlign w:val="center"/>
+          </w:tcPr>
+          <w:p>
+            <w:pPr>
+              <w:pStyle w:val="Compact"/>
+              <w:jc w:val="left"/>
+            </w:pPr>
+            <w:r>
+              <w:t xml:space="preserve">AI-Generated Comments(AI 생성 문서)</w:t>
+            </w:r>
+            <w:hyperlink w:anchor="ref10">
+              <w:r>
+                <w:rPr>
+                  <w:rStyle w:val="Hyperlink"/>
+                </w:rPr>
+                <w:t xml:space="preserve">[10]</w:t>
+              </w:r>
+            </w:hyperlink>
+          </w:p>
+        </w:tc>
+        <w:tc>
+          <w:tcPr>
+            <w:tcW w:type="pct" w:w="2208"/>
+            <w:vAlign w:val="center"/>
+          </w:tcPr>
+          <w:p>
+            <w:pPr>
+              <w:pStyle w:val="Compact"/>
+              <w:jc w:val="left"/>
+            </w:pPr>
+            <w:r>
+              <w:t xml:space="preserve">탐색 화면의</w:t>
+            </w:r>
+            <w:r>
+              <w:t xml:space="preserve"> </w:t>
+            </w:r>
+            <w:r>
+              <w:t xml:space="preserve">“</w:t>
+            </w:r>
+            <w:r>
+              <w:t xml:space="preserve">AI generate</w:t>
+            </w:r>
+            <w:r>
+              <w:t xml:space="preserve">”</w:t>
+            </w:r>
+            <w:r>
+              <w:t xml:space="preserve"> </w:t>
+            </w:r>
+            <w:r>
+              <w:t xml:space="preserve">버튼으로 테이블·컬럼 설명을 언어모델이 생성 → 사람이 그대로 승인(Accept)하거나 수정 후 저장</w:t>
+            </w:r>
+          </w:p>
+        </w:tc>
+        <w:tc>
+          <w:tcPr>
+            <w:tcW w:type="pct" w:w="912"/>
+            <w:vAlign w:val="center"/>
+          </w:tcPr>
+          <w:p>
+            <w:pPr>
+              <w:pStyle w:val="Compact"/>
+              <w:jc w:val="left"/>
+            </w:pPr>
+            <w:r>
+              <w:t xml:space="preserve">정식 제공(GA)</w:t>
+            </w:r>
+          </w:p>
+        </w:tc>
+      </w:tr>
+      <w:tr>
+        <w:tc>
+          <w:tcPr>
+            <w:tcW w:type="pct" w:w="1680"/>
+            <w:vAlign w:val="center"/>
+          </w:tcPr>
+          <w:p>
+            <w:pPr>
+              <w:pStyle w:val="Compact"/>
+              <w:jc w:val="left"/>
+            </w:pPr>
+            <w:r>
+              <w:t xml:space="preserve">Data Classification(자동 데이터 분류)</w:t>
+            </w:r>
+            <w:hyperlink w:anchor="ref11">
+              <w:r>
+                <w:rPr>
+                  <w:rStyle w:val="Hyperlink"/>
+                </w:rPr>
+                <w:t xml:space="preserve">[11]</w:t>
+              </w:r>
+            </w:hyperlink>
+          </w:p>
+        </w:tc>
+        <w:tc>
+          <w:tcPr>
+            <w:tcW w:type="pct" w:w="2208"/>
+            <w:vAlign w:val="center"/>
+          </w:tcPr>
+          <w:p>
+            <w:pPr>
+              <w:pStyle w:val="Compact"/>
+              <w:jc w:val="left"/>
+            </w:pPr>
+            <w:r>
+              <w:t xml:space="preserve">개인정보 등 민감 데이터를 자동 스캔·태깅하고, 데이터 계통을 따라 신규·변경 테이블만 다시 스캔. 붙은 태그는 자동 마스킹 정책으로 연결</w:t>
+            </w:r>
+          </w:p>
+        </w:tc>
+        <w:tc>
+          <w:tcPr>
+            <w:tcW w:type="pct" w:w="912"/>
+            <w:vAlign w:val="center"/>
+          </w:tcPr>
+          <w:p>
+            <w:pPr>
+              <w:pStyle w:val="Compact"/>
+              <w:jc w:val="left"/>
+            </w:pPr>
+            <w:r>
+              <w:t xml:space="preserve">정식 제공(GA)</w:t>
+            </w:r>
+          </w:p>
+        </w:tc>
+      </w:tr>
+      <w:tr>
+        <w:tc>
+          <w:tcPr>
+            <w:tcW w:type="pct" w:w="1680"/>
+            <w:vAlign w:val="center"/>
+          </w:tcPr>
+          <w:p>
+            <w:pPr>
+              <w:pStyle w:val="Compact"/>
+              <w:jc w:val="left"/>
+            </w:pPr>
+            <w:r>
+              <w:t xml:space="preserve">AI/BI Genie</w:t>
+            </w:r>
+            <w:hyperlink w:anchor="ref12">
+              <w:r>
+                <w:rPr>
+                  <w:rStyle w:val="Hyperlink"/>
+                </w:rPr>
+                <w:t xml:space="preserve">[12]</w:t>
+              </w:r>
+            </w:hyperlink>
+          </w:p>
+        </w:tc>
+        <w:tc>
+          <w:tcPr>
+            <w:tcW w:type="pct" w:w="2208"/>
+            <w:vAlign w:val="center"/>
+          </w:tcPr>
+          <w:p>
+            <w:pPr>
+              <w:pStyle w:val="Compact"/>
+              <w:jc w:val="left"/>
+            </w:pPr>
+            <w:r>
+              <w:t xml:space="preserve">자연어로 질문하면 SQL·결과표·차트로 답하며, 표준 용어·지표 정의에 근거해 답을 만든다</w:t>
+            </w:r>
+          </w:p>
+        </w:tc>
+        <w:tc>
+          <w:tcPr>
+            <w:tcW w:type="pct" w:w="912"/>
+            <w:vAlign w:val="center"/>
+          </w:tcPr>
+          <w:p>
+            <w:pPr>
+              <w:pStyle w:val="Compact"/>
+              <w:jc w:val="left"/>
+            </w:pPr>
+            <w:r>
+              <w:t xml:space="preserve">정식 제공(GA)</w:t>
+            </w:r>
+          </w:p>
+        </w:tc>
+      </w:tr>
+      <w:tr>
+        <w:tc>
+          <w:tcPr>
+            <w:tcW w:type="pct" w:w="1680"/>
+            <w:vAlign w:val="center"/>
+          </w:tcPr>
+          <w:p>
+            <w:pPr>
+              <w:pStyle w:val="Compact"/>
+              <w:jc w:val="left"/>
+            </w:pPr>
+            <w:r>
+              <w:t xml:space="preserve">Lakehouse Monitoring 이상 감지</w:t>
+            </w:r>
+          </w:p>
+        </w:tc>
+        <w:tc>
+          <w:tcPr>
+            <w:tcW w:type="pct" w:w="2208"/>
+            <w:vAlign w:val="center"/>
+          </w:tcPr>
+          <w:p>
+            <w:pPr>
+              <w:pStyle w:val="Compact"/>
+              <w:jc w:val="left"/>
+            </w:pPr>
+            <w:r>
+              <w:t xml:space="preserve">테이블의 신선도·완전성을 모델로 예측해 이상을 자동 감지하고 대시보드로 보여준다</w:t>
+            </w:r>
+          </w:p>
+        </w:tc>
+        <w:tc>
+          <w:tcPr>
+            <w:tcW w:type="pct" w:w="912"/>
+            <w:vAlign w:val="center"/>
+          </w:tcPr>
+          <w:p>
+            <w:pPr>
+              <w:pStyle w:val="Compact"/>
+              <w:jc w:val="left"/>
+            </w:pPr>
+            <w:r>
+              <w:t xml:space="preserve">모니터링 GA, 이상 감지 미리보기</w:t>
+            </w:r>
+          </w:p>
+        </w:tc>
+      </w:tr>
+    </w:tbl>
+    <w:p>
+      <w:pPr>
+        <w:pStyle w:val="BodyText"/>
+      </w:pPr>
+      <w:r>
+        <w:t xml:space="preserve">카탈로그의</w:t>
+      </w:r>
+      <w:r>
+        <w:t xml:space="preserve"> </w:t>
+      </w:r>
+      <w:r>
+        <w:t xml:space="preserve">“</w:t>
+      </w:r>
+      <w:r>
+        <w:t xml:space="preserve">자동</w:t>
+      </w:r>
+      <w:r>
+        <w:t xml:space="preserve">”</w:t>
+      </w:r>
+      <w:r>
+        <w:t xml:space="preserve"> </w:t>
+      </w:r>
+      <w:r>
+        <w:t xml:space="preserve">기능이 모두 AI(언어모델)는 아니다. 자주 쓰이는 자산을 표시하는 사용량 기반 인기도나, 쿼리에서 데이터 계통을 자동으로 잡아내는 계통 수집은 AI가 아니라 사용량 분석·자동 수집이다. 또 설명 자동 생성은 민감정보 분류를 대신하지 않으므로(Databricks도 이 점을 명시한다) 둘은 별개 기능으로 쓴다. 어느 경우든 사람의 역할은 빈 항목 입력이 아니라 AI·자동 결과의 검토·승인으로 옮겨간다(</w:t>
+      </w:r>
+      <w:hyperlink w:anchor="s58">
+        <w:r>
+          <w:rPr>
+            <w:rStyle w:val="Hyperlink"/>
+          </w:rPr>
+          <w:t xml:space="preserve">§4.7</w:t>
+        </w:r>
+      </w:hyperlink>
+      <w:r>
+        <w:t xml:space="preserve"> </w:t>
+      </w:r>
+      <w:r>
+        <w:t xml:space="preserve">작성 주체와 같은 원칙).</w:t>
+      </w:r>
+    </w:p>
     <w:p>
       <w:r>
         <w:pict>
@@ -9523,11 +9995,11 @@
       <w:bookmarkEnd w:id="7055"/>
       <w:bookmarkStart w:id="7056" w:name="X8abce96cb79c6f5c8a2922328507404dc188b10"/>
       <w:bookmarkEnd w:id="7056"/>
-      <w:bookmarkStart w:id="63" w:name="where-다른-주제와의-관계"/>
+      <w:bookmarkStart w:id="62" w:name="where-다른-주제와의-관계"/>
       <w:r>
         <w:t xml:space="preserve">6. Where — 다른 주제와의 관계</w:t>
       </w:r>
-      <w:bookmarkEnd w:id="63"/>
+      <w:bookmarkEnd w:id="62"/>
     </w:p>
     <w:p>
       <w:pPr>
@@ -9557,11 +10029,11 @@
       <w:bookmarkEnd w:id="7057"/>
       <w:bookmarkStart w:id="7058" w:name="X2dd6c45cf51dec43ff7870cdcdccc5a30cfd5de"/>
       <w:bookmarkEnd w:id="7058"/>
-      <w:bookmarkStart w:id="64" w:name="인접-주제와의-역할-분담"/>
+      <w:bookmarkStart w:id="63" w:name="인접-주제와의-역할-분담"/>
       <w:r>
         <w:t xml:space="preserve">6.1 인접 주제와의 역할 분담</w:t>
       </w:r>
-      <w:bookmarkEnd w:id="64"/>
+      <w:bookmarkEnd w:id="63"/>
     </w:p>
     <w:tbl>
       <w:tblPr>
@@ -9750,7 +10222,7 @@
               <w:pStyle w:val="Compact"/>
               <w:jc w:val="left"/>
             </w:pPr>
-            <w:hyperlink r:id="rId65">
+            <w:hyperlink r:id="rId64">
               <w:r>
                 <w:rPr>
                   <w:rStyle w:val="Hyperlink"/>
@@ -10018,7 +10490,7 @@
               <w:pStyle w:val="Compact"/>
               <w:jc w:val="left"/>
             </w:pPr>
-            <w:hyperlink r:id="rId66">
+            <w:hyperlink r:id="rId65">
               <w:r>
                 <w:rPr>
                   <w:rStyle w:val="Hyperlink"/>
@@ -10085,7 +10557,7 @@
               <w:pStyle w:val="Compact"/>
               <w:jc w:val="left"/>
             </w:pPr>
-            <w:hyperlink r:id="rId67">
+            <w:hyperlink r:id="rId66">
               <w:r>
                 <w:rPr>
                   <w:rStyle w:val="Hyperlink"/>
@@ -10170,11 +10642,11 @@
       <w:bookmarkEnd w:id="7059"/>
       <w:bookmarkStart w:id="7060" w:name="X7d4e834191dfbf174e9a2317fdba77ca52dd70f"/>
       <w:bookmarkEnd w:id="7060"/>
-      <w:bookmarkStart w:id="68" w:name="전체-조감도"/>
+      <w:bookmarkStart w:id="67" w:name="전체-조감도"/>
       <w:r>
         <w:t xml:space="preserve">6.2 전체 조감도</w:t>
       </w:r>
-      <w:bookmarkEnd w:id="68"/>
+      <w:bookmarkEnd w:id="67"/>
     </w:p>
     <w:p>
       <w:pPr>
@@ -10199,13 +10671,13 @@
               <a:graphicData uri="http://schemas.openxmlformats.org/drawingml/2006/picture">
                 <pic:pic>
                   <pic:nvPicPr>
-                    <pic:cNvPr descr="/sessions/inspiring-brave-volta/tmp/md2docx_xv8fvruc/diagrams/d08.png" id="0" name="Picture"/>
+                    <pic:cNvPr descr="/sessions/trusting-hopeful-pasteur/tmp/md2docx_og7fl68x/diagrams/d08.png" id="0" name="Picture"/>
                     <pic:cNvPicPr>
                       <a:picLocks noChangeArrowheads="1" noChangeAspect="1"/>
                     </pic:cNvPicPr>
                   </pic:nvPicPr>
                   <pic:blipFill>
-                    <a:blip r:embed="rId69"/>
+                    <a:blip r:embed="rId68"/>
                     <a:stretch>
                       <a:fillRect/>
                     </a:stretch>
@@ -10251,11 +10723,11 @@
       <w:pPr>
         <w:pStyle w:val="Heading2"/>
       </w:pPr>
-      <w:bookmarkStart w:id="70" w:name="참고자료-references"/>
+      <w:bookmarkStart w:id="69" w:name="참고자료-references"/>
       <w:r>
         <w:t xml:space="preserve">참고자료 (References)</w:t>
       </w:r>
-      <w:bookmarkEnd w:id="70"/>
+      <w:bookmarkEnd w:id="69"/>
     </w:p>
     <w:p>
       <w:pPr>
@@ -10299,8 +10771,8 @@
         </w:numPr>
         <w:pStyle w:val="Compact"/>
       </w:pPr>
-      <w:bookmarkStart w:id="71" w:name="ref1"/>
-      <w:bookmarkEnd w:id="71"/>
+      <w:bookmarkStart w:id="70" w:name="ref1"/>
+      <w:bookmarkEnd w:id="70"/>
       <w:r>
         <w:rPr>
           <w:b/>
@@ -10316,7 +10788,7 @@
       <w:r>
         <w:t xml:space="preserve"> </w:t>
       </w:r>
-      <w:hyperlink r:id="rId72">
+      <w:hyperlink r:id="rId71">
         <w:r>
           <w:rPr>
             <w:rStyle w:val="Hyperlink"/>
@@ -10333,8 +10805,8 @@
         </w:numPr>
         <w:pStyle w:val="Compact"/>
       </w:pPr>
-      <w:bookmarkStart w:id="73" w:name="ref2"/>
-      <w:bookmarkEnd w:id="73"/>
+      <w:bookmarkStart w:id="72" w:name="ref2"/>
+      <w:bookmarkEnd w:id="72"/>
       <w:r>
         <w:rPr>
           <w:b/>
@@ -10350,7 +10822,7 @@
       <w:r>
         <w:t xml:space="preserve"> </w:t>
       </w:r>
-      <w:hyperlink r:id="rId74">
+      <w:hyperlink r:id="rId73">
         <w:r>
           <w:rPr>
             <w:rStyle w:val="Hyperlink"/>
@@ -10378,8 +10850,8 @@
         </w:numPr>
         <w:pStyle w:val="Compact"/>
       </w:pPr>
-      <w:bookmarkStart w:id="75" w:name="ref3"/>
-      <w:bookmarkEnd w:id="75"/>
+      <w:bookmarkStart w:id="74" w:name="ref3"/>
+      <w:bookmarkEnd w:id="74"/>
       <w:r>
         <w:rPr>
           <w:b/>
@@ -10395,7 +10867,7 @@
       <w:r>
         <w:t xml:space="preserve"> </w:t>
       </w:r>
-      <w:hyperlink r:id="rId76">
+      <w:hyperlink r:id="rId75">
         <w:r>
           <w:rPr>
             <w:rStyle w:val="Hyperlink"/>
@@ -10412,8 +10884,8 @@
         </w:numPr>
         <w:pStyle w:val="Compact"/>
       </w:pPr>
-      <w:bookmarkStart w:id="77" w:name="ref4"/>
-      <w:bookmarkEnd w:id="77"/>
+      <w:bookmarkStart w:id="76" w:name="ref4"/>
+      <w:bookmarkEnd w:id="76"/>
       <w:r>
         <w:rPr>
           <w:b/>
@@ -10429,7 +10901,7 @@
       <w:r>
         <w:t xml:space="preserve"> </w:t>
       </w:r>
-      <w:hyperlink r:id="rId78">
+      <w:hyperlink r:id="rId77">
         <w:r>
           <w:rPr>
             <w:rStyle w:val="Hyperlink"/>
@@ -10446,8 +10918,8 @@
         </w:numPr>
         <w:pStyle w:val="Compact"/>
       </w:pPr>
-      <w:bookmarkStart w:id="79" w:name="ref5"/>
-      <w:bookmarkEnd w:id="79"/>
+      <w:bookmarkStart w:id="78" w:name="ref5"/>
+      <w:bookmarkEnd w:id="78"/>
       <w:r>
         <w:rPr>
           <w:b/>
@@ -10463,7 +10935,7 @@
       <w:r>
         <w:t xml:space="preserve"> </w:t>
       </w:r>
-      <w:hyperlink r:id="rId80">
+      <w:hyperlink r:id="rId79">
         <w:r>
           <w:rPr>
             <w:rStyle w:val="Hyperlink"/>
@@ -10491,8 +10963,8 @@
         </w:numPr>
         <w:pStyle w:val="Compact"/>
       </w:pPr>
-      <w:bookmarkStart w:id="81" w:name="ref6"/>
-      <w:bookmarkEnd w:id="81"/>
+      <w:bookmarkStart w:id="80" w:name="ref6"/>
+      <w:bookmarkEnd w:id="80"/>
       <w:r>
         <w:rPr>
           <w:b/>
@@ -10508,7 +10980,7 @@
       <w:r>
         <w:t xml:space="preserve"> </w:t>
       </w:r>
-      <w:hyperlink r:id="rId82">
+      <w:hyperlink r:id="rId81">
         <w:r>
           <w:rPr>
             <w:rStyle w:val="Hyperlink"/>
@@ -10525,8 +10997,8 @@
         </w:numPr>
         <w:pStyle w:val="Compact"/>
       </w:pPr>
-      <w:bookmarkStart w:id="83" w:name="ref7"/>
-      <w:bookmarkEnd w:id="83"/>
+      <w:bookmarkStart w:id="82" w:name="ref7"/>
+      <w:bookmarkEnd w:id="82"/>
       <w:r>
         <w:rPr>
           <w:b/>
@@ -10542,7 +11014,7 @@
       <w:r>
         <w:t xml:space="preserve"> </w:t>
       </w:r>
-      <w:hyperlink r:id="rId84">
+      <w:hyperlink r:id="rId83">
         <w:r>
           <w:rPr>
             <w:rStyle w:val="Hyperlink"/>
@@ -10559,7 +11031,7 @@
         <w:rPr>
           <w:b/>
         </w:rPr>
-        <w:t xml:space="preserve">조사·표준 참고</w:t>
+        <w:t xml:space="preserve">Databricks Unity Catalog AI 기능</w:t>
       </w:r>
     </w:p>
     <w:p>
@@ -10570,9 +11042,31 @@
         </w:numPr>
         <w:pStyle w:val="Compact"/>
       </w:pPr>
-      <w:r>
-        <w:t xml:space="preserve">Gartner Data Catalog Market Guide</w:t>
-      </w:r>
+      <w:bookmarkStart w:id="84" w:name="ref10"/>
+      <w:bookmarkEnd w:id="84"/>
+      <w:r>
+        <w:rPr>
+          <w:b/>
+        </w:rPr>
+        <w:t xml:space="preserve">[10]</w:t>
+      </w:r>
+      <w:r>
+        <w:t xml:space="preserve"> </w:t>
+      </w:r>
+      <w:r>
+        <w:t xml:space="preserve">Databricks — AI-generated comments (Unity Catalog) —</w:t>
+      </w:r>
+      <w:r>
+        <w:t xml:space="preserve"> </w:t>
+      </w:r>
+      <w:hyperlink r:id="rId85">
+        <w:r>
+          <w:rPr>
+            <w:rStyle w:val="Hyperlink"/>
+          </w:rPr>
+          <w:t xml:space="preserve">https://docs.databricks.com/aws/en/comments/ai-comments</w:t>
+        </w:r>
+      </w:hyperlink>
     </w:p>
     <w:p>
       <w:pPr>
@@ -10582,9 +11076,144 @@
         </w:numPr>
         <w:pStyle w:val="Compact"/>
       </w:pPr>
-      <w:r>
-        <w:t xml:space="preserve">DAMA-DMBOK</w:t>
-      </w:r>
+      <w:bookmarkStart w:id="86" w:name="ref11"/>
+      <w:bookmarkEnd w:id="86"/>
+      <w:r>
+        <w:rPr>
+          <w:b/>
+        </w:rPr>
+        <w:t xml:space="preserve">[11]</w:t>
+      </w:r>
+      <w:r>
+        <w:t xml:space="preserve"> </w:t>
+      </w:r>
+      <w:r>
+        <w:t xml:space="preserve">Databricks — Data classification in Unity Catalog —</w:t>
+      </w:r>
+      <w:r>
+        <w:t xml:space="preserve"> </w:t>
+      </w:r>
+      <w:hyperlink r:id="rId87">
+        <w:r>
+          <w:rPr>
+            <w:rStyle w:val="Hyperlink"/>
+          </w:rPr>
+          <w:t xml:space="preserve">https://docs.databricks.com/aws/en/data-governance/unity-catalog/data-classification</w:t>
+        </w:r>
+      </w:hyperlink>
+    </w:p>
+    <w:p>
+      <w:pPr>
+        <w:numPr>
+          <w:ilvl w:val="0"/>
+          <w:numId w:val="1015"/>
+        </w:numPr>
+        <w:pStyle w:val="Compact"/>
+      </w:pPr>
+      <w:bookmarkStart w:id="88" w:name="ref12"/>
+      <w:bookmarkEnd w:id="88"/>
+      <w:r>
+        <w:rPr>
+          <w:b/>
+        </w:rPr>
+        <w:t xml:space="preserve">[12]</w:t>
+      </w:r>
+      <w:r>
+        <w:t xml:space="preserve"> </w:t>
+      </w:r>
+      <w:r>
+        <w:t xml:space="preserve">Databricks — AI/BI Genie —</w:t>
+      </w:r>
+      <w:r>
+        <w:t xml:space="preserve"> </w:t>
+      </w:r>
+      <w:hyperlink r:id="rId89">
+        <w:r>
+          <w:rPr>
+            <w:rStyle w:val="Hyperlink"/>
+          </w:rPr>
+          <w:t xml:space="preserve">https://docs.databricks.com/aws/en/genie/</w:t>
+        </w:r>
+      </w:hyperlink>
+    </w:p>
+    <w:p>
+      <w:pPr>
+        <w:pStyle w:val="FirstParagraph"/>
+      </w:pPr>
+      <w:r>
+        <w:rPr>
+          <w:b/>
+        </w:rPr>
+        <w:t xml:space="preserve">조사·표준 참고</w:t>
+      </w:r>
+    </w:p>
+    <w:p>
+      <w:pPr>
+        <w:numPr>
+          <w:ilvl w:val="0"/>
+          <w:numId w:val="1016"/>
+        </w:numPr>
+        <w:pStyle w:val="Compact"/>
+      </w:pPr>
+      <w:bookmarkStart w:id="90" w:name="ref8"/>
+      <w:bookmarkEnd w:id="90"/>
+      <w:r>
+        <w:rPr>
+          <w:b/>
+        </w:rPr>
+        <w:t xml:space="preserve">[8]</w:t>
+      </w:r>
+      <w:r>
+        <w:t xml:space="preserve"> </w:t>
+      </w:r>
+      <w:r>
+        <w:t xml:space="preserve">Gartner — Metadata Management Solutions(데이터 카탈로그 시장 평가, 구 Data Catalog Market Guide 후속) —</w:t>
+      </w:r>
+      <w:r>
+        <w:t xml:space="preserve"> </w:t>
+      </w:r>
+      <w:hyperlink r:id="rId91">
+        <w:r>
+          <w:rPr>
+            <w:rStyle w:val="Hyperlink"/>
+          </w:rPr>
+          <w:t xml:space="preserve">https://www.gartner.com/reviews/market/metadata-management-solutions</w:t>
+        </w:r>
+      </w:hyperlink>
+    </w:p>
+    <w:p>
+      <w:pPr>
+        <w:numPr>
+          <w:ilvl w:val="0"/>
+          <w:numId w:val="1016"/>
+        </w:numPr>
+        <w:pStyle w:val="Compact"/>
+      </w:pPr>
+      <w:bookmarkStart w:id="92" w:name="ref9"/>
+      <w:bookmarkEnd w:id="92"/>
+      <w:r>
+        <w:rPr>
+          <w:b/>
+        </w:rPr>
+        <w:t xml:space="preserve">[9]</w:t>
+      </w:r>
+      <w:r>
+        <w:t xml:space="preserve"> </w:t>
+      </w:r>
+      <w:r>
+        <w:t xml:space="preserve">DAMA-DMBOK(Data Management Body of Knowledge), DAMA International —</w:t>
+      </w:r>
+      <w:r>
+        <w:t xml:space="preserve"> </w:t>
+      </w:r>
+      <w:hyperlink r:id="rId93">
+        <w:r>
+          <w:rPr>
+            <w:rStyle w:val="Hyperlink"/>
+          </w:rPr>
+          <w:t xml:space="preserve">https://dama.org/learning-resources/dama-data-management-body-of-knowledge-dmbok/</w:t>
+        </w:r>
+      </w:hyperlink>
     </w:p>
     <w:sectPr/>
   </w:body>
@@ -11007,6 +11636,9 @@
     <w:abstractNumId w:val="991"/>
   </w:num>
   <w:num w:numId="1015">
+    <w:abstractNumId w:val="991"/>
+  </w:num>
+  <w:num w:numId="1016">
     <w:abstractNumId w:val="991"/>
   </w:num>
 </w:numbering>
@@ -11432,8 +12064,9 @@
     <w:name w:val="Verbatim Char"/>
     <w:basedOn w:val="BodyTextChar"/>
     <w:rPr>
-      <w:rFonts w:ascii="Consolas" w:hAnsi="Consolas"/>
-      <w:sz w:val="22"/>
+      <w:rFonts w:ascii="Consolas" w:hAnsi="Consolas" w:eastAsia="D2Coding" w:cs="Consolas"/>
+      <w:sz w:val="18"/>
+      <w:szCs w:val="18"/>
     </w:rPr>
   </w:style>
   <w:style w:type="character" w:styleId="FootnoteReference">
@@ -11473,7 +12106,17 @@
     <w:basedOn w:val="Normal"/>
     <w:link w:val="VerbatimChar"/>
     <w:pPr>
+      <w:pBdr>
+        <w:top w:val="single" w:sz="6" w:space="6" w:color="C0C0C0"/>
+        <w:left w:val="single" w:sz="6" w:space="6" w:color="C0C0C0"/>
+        <w:bottom w:val="single" w:sz="6" w:space="6" w:color="C0C0C0"/>
+        <w:right w:val="single" w:sz="6" w:space="6" w:color="C0C0C0"/>
+      </w:pBdr>
+      <w:shd w:val="clear" w:color="auto" w:fill="F2F2F2"/>
       <w:wordWrap w:val="off"/>
+      <w:spacing w:before="120" w:after="120" w:line="240" w:lineRule="auto"/>
+      <w:ind w:left="120" w:right="120" w:firstLine="0"/>
+      <w:jc w:val="left"/>
     </w:pPr>
   </w:style>
   <w:style w:type="character" w:customStyle="1" w:styleId="KeywordTok">
